--- a/Evolve_Dashboard_Metric_Computations.docx
+++ b/Evolve_Dashboard_Metric_Computations.docx
@@ -3340,6 +3340,354 @@
     </w:p>
     <w:p>
       <w:pPr>
+        <w:pStyle w:val="Heading2"/>
+      </w:pPr>
+      <w:r>
+        <w:rPr>
+          <w:color w:val="1F3955"/>
+        </w:rPr>
+        <w:t>MTD Ad Spend</w:t>
+      </w:r>
+    </w:p>
+    <w:p>
+      <w:pPr>
+        <w:spacing w:after="80"/>
+        <w:ind w:left="280"/>
+      </w:pPr>
+      <w:r>
+        <w:rPr>
+          <w:rFonts w:ascii="Consolas" w:hAnsi="Consolas"/>
+          <w:color w:val="1F3955"/>
+          <w:sz w:val="19"/>
+        </w:rPr>
+        <w:t>SUM(daily ad spend) for dates in [month start, latest]    -- Google + Facebook</w:t>
+      </w:r>
+    </w:p>
+    <w:tbl>
+      <w:tblPr>
+        <w:tblStyle w:val="TableGrid"/>
+        <w:tblW w:type="auto" w:w="0"/>
+        <w:tblLook w:firstColumn="1" w:firstRow="1" w:lastColumn="0" w:lastRow="0" w:noHBand="0" w:noVBand="1" w:val="04A0"/>
+      </w:tblPr>
+      <w:tblGrid>
+        <w:gridCol w:w="4320"/>
+        <w:gridCol w:w="4320"/>
+      </w:tblGrid>
+      <w:tr>
+        <w:tc>
+          <w:tcPr>
+            <w:tcW w:type="dxa" w:w="4320"/>
+          </w:tcPr>
+          <w:p>
+            <w:r>
+              <w:rPr>
+                <w:b/>
+                <w:sz w:val="19"/>
+              </w:rPr>
+              <w:t>Numerator (sum of daily spend)</w:t>
+            </w:r>
+          </w:p>
+        </w:tc>
+        <w:tc>
+          <w:tcPr>
+            <w:tcW w:type="dxa" w:w="4320"/>
+          </w:tcPr>
+          <w:p>
+            <w:r>
+              <w:rPr>
+                <w:b w:val="0"/>
+                <w:sz w:val="19"/>
+              </w:rPr>
+              <w:t>33,450.53</w:t>
+            </w:r>
+          </w:p>
+        </w:tc>
+      </w:tr>
+      <w:tr>
+        <w:tc>
+          <w:tcPr>
+            <w:tcW w:type="dxa" w:w="4320"/>
+          </w:tcPr>
+          <w:p>
+            <w:r>
+              <w:rPr>
+                <w:b/>
+                <w:sz w:val="19"/>
+              </w:rPr>
+              <w:t>Denominator</w:t>
+            </w:r>
+          </w:p>
+        </w:tc>
+        <w:tc>
+          <w:tcPr>
+            <w:tcW w:type="dxa" w:w="4320"/>
+          </w:tcPr>
+          <w:p>
+            <w:r>
+              <w:rPr>
+                <w:b w:val="0"/>
+                <w:sz w:val="19"/>
+              </w:rPr>
+              <w:t>—</w:t>
+            </w:r>
+          </w:p>
+        </w:tc>
+      </w:tr>
+      <w:tr>
+        <w:tc>
+          <w:tcPr>
+            <w:tcW w:type="dxa" w:w="4320"/>
+          </w:tcPr>
+          <w:p>
+            <w:r>
+              <w:rPr>
+                <w:b/>
+                <w:sz w:val="19"/>
+              </w:rPr>
+              <w:t>Computed value</w:t>
+            </w:r>
+          </w:p>
+        </w:tc>
+        <w:tc>
+          <w:tcPr>
+            <w:tcW w:type="dxa" w:w="4320"/>
+          </w:tcPr>
+          <w:p>
+            <w:r>
+              <w:rPr>
+                <w:b w:val="0"/>
+                <w:sz w:val="19"/>
+              </w:rPr>
+              <w:t>$33,450.53 (~$33K)</w:t>
+            </w:r>
+          </w:p>
+        </w:tc>
+      </w:tr>
+      <w:tr>
+        <w:tc>
+          <w:tcPr>
+            <w:tcW w:type="dxa" w:w="4320"/>
+          </w:tcPr>
+          <w:p>
+            <w:r>
+              <w:rPr>
+                <w:b/>
+                <w:sz w:val="19"/>
+              </w:rPr>
+              <w:t>Dashboard (after deploy)</w:t>
+            </w:r>
+          </w:p>
+        </w:tc>
+        <w:tc>
+          <w:tcPr>
+            <w:tcW w:type="dxa" w:w="4320"/>
+          </w:tcPr>
+          <w:p>
+            <w:r>
+              <w:rPr>
+                <w:b w:val="0"/>
+                <w:sz w:val="19"/>
+              </w:rPr>
+              <w:t>~$33K</w:t>
+            </w:r>
+          </w:p>
+        </w:tc>
+      </w:tr>
+    </w:tbl>
+    <w:p>
+      <w:pPr>
+        <w:spacing w:after="40"/>
+      </w:pPr>
+    </w:p>
+    <w:p>
+      <w:pPr>
+        <w:spacing w:after="200"/>
+      </w:pPr>
+      <w:r>
+        <w:rPr>
+          <w:b/>
+          <w:color w:val="1E7A3C"/>
+          <w:sz w:val="19"/>
+        </w:rPr>
+        <w:t>MATCHES — NOT FROM THE DATABASE. Source is a bundled static file: data/Google Ads.xlsx -&gt; data/ad_spend_daily.json (regenerate via scripts/build_ad_spend_json.py when the export is refreshed). The MTD figure is summed dynamically for the date window, but the spend data is static. Chain-level only (campaigns aren't location-tagged); FB sheet empty.</w:t>
+      </w:r>
+    </w:p>
+    <w:p>
+      <w:pPr>
+        <w:pStyle w:val="Heading2"/>
+      </w:pPr>
+      <w:r>
+        <w:rPr>
+          <w:color w:val="1F3955"/>
+        </w:rPr>
+        <w:t>Client Acquisition Cost</w:t>
+      </w:r>
+    </w:p>
+    <w:p>
+      <w:pPr>
+        <w:spacing w:after="80"/>
+        <w:ind w:left="280"/>
+      </w:pPr>
+      <w:r>
+        <w:rPr>
+          <w:rFonts w:ascii="Consolas" w:hAnsi="Consolas"/>
+          <w:color w:val="1F3955"/>
+          <w:sz w:val="19"/>
+        </w:rPr>
+        <w:t>MTD Ad Spend / New Customers</w:t>
+      </w:r>
+    </w:p>
+    <w:tbl>
+      <w:tblPr>
+        <w:tblStyle w:val="TableGrid"/>
+        <w:tblW w:type="auto" w:w="0"/>
+        <w:tblLook w:firstColumn="1" w:firstRow="1" w:lastColumn="0" w:lastRow="0" w:noHBand="0" w:noVBand="1" w:val="04A0"/>
+      </w:tblPr>
+      <w:tblGrid>
+        <w:gridCol w:w="4320"/>
+        <w:gridCol w:w="4320"/>
+      </w:tblGrid>
+      <w:tr>
+        <w:tc>
+          <w:tcPr>
+            <w:tcW w:type="dxa" w:w="4320"/>
+          </w:tcPr>
+          <w:p>
+            <w:r>
+              <w:rPr>
+                <w:b/>
+                <w:sz w:val="19"/>
+              </w:rPr>
+              <w:t>Numerator (MTD ad spend)</w:t>
+            </w:r>
+          </w:p>
+        </w:tc>
+        <w:tc>
+          <w:tcPr>
+            <w:tcW w:type="dxa" w:w="4320"/>
+          </w:tcPr>
+          <w:p>
+            <w:r>
+              <w:rPr>
+                <w:b w:val="0"/>
+                <w:sz w:val="19"/>
+              </w:rPr>
+              <w:t>33,450.53</w:t>
+            </w:r>
+          </w:p>
+        </w:tc>
+      </w:tr>
+      <w:tr>
+        <w:tc>
+          <w:tcPr>
+            <w:tcW w:type="dxa" w:w="4320"/>
+          </w:tcPr>
+          <w:p>
+            <w:r>
+              <w:rPr>
+                <w:b/>
+                <w:sz w:val="19"/>
+              </w:rPr>
+              <w:t>Denominator (new customers)</w:t>
+            </w:r>
+          </w:p>
+        </w:tc>
+        <w:tc>
+          <w:tcPr>
+            <w:tcW w:type="dxa" w:w="4320"/>
+          </w:tcPr>
+          <w:p>
+            <w:r>
+              <w:rPr>
+                <w:b w:val="0"/>
+                <w:sz w:val="19"/>
+              </w:rPr>
+              <w:t>605</w:t>
+            </w:r>
+          </w:p>
+        </w:tc>
+      </w:tr>
+      <w:tr>
+        <w:tc>
+          <w:tcPr>
+            <w:tcW w:type="dxa" w:w="4320"/>
+          </w:tcPr>
+          <w:p>
+            <w:r>
+              <w:rPr>
+                <w:b/>
+                <w:sz w:val="19"/>
+              </w:rPr>
+              <w:t>Computed value</w:t>
+            </w:r>
+          </w:p>
+        </w:tc>
+        <w:tc>
+          <w:tcPr>
+            <w:tcW w:type="dxa" w:w="4320"/>
+          </w:tcPr>
+          <w:p>
+            <w:r>
+              <w:rPr>
+                <w:b w:val="0"/>
+                <w:sz w:val="19"/>
+              </w:rPr>
+              <w:t>$55.29</w:t>
+            </w:r>
+          </w:p>
+        </w:tc>
+      </w:tr>
+      <w:tr>
+        <w:tc>
+          <w:tcPr>
+            <w:tcW w:type="dxa" w:w="4320"/>
+          </w:tcPr>
+          <w:p>
+            <w:r>
+              <w:rPr>
+                <w:b/>
+                <w:sz w:val="19"/>
+              </w:rPr>
+              <w:t>Dashboard (after deploy)</w:t>
+            </w:r>
+          </w:p>
+        </w:tc>
+        <w:tc>
+          <w:tcPr>
+            <w:tcW w:type="dxa" w:w="4320"/>
+          </w:tcPr>
+          <w:p>
+            <w:r>
+              <w:rPr>
+                <w:b w:val="0"/>
+                <w:sz w:val="19"/>
+              </w:rPr>
+              <w:t>$55</w:t>
+            </w:r>
+          </w:p>
+        </w:tc>
+      </w:tr>
+    </w:tbl>
+    <w:p>
+      <w:pPr>
+        <w:spacing w:after="40"/>
+      </w:pPr>
+    </w:p>
+    <w:p>
+      <w:pPr>
+        <w:spacing w:after="200"/>
+      </w:pPr>
+      <w:r>
+        <w:rPr>
+          <w:b/>
+          <w:color w:val="1E7A3C"/>
+          <w:sz w:val="19"/>
+        </w:rPr>
+        <w:t>MATCHES — Numerator from the bundled ad-spend file; denominator (new customers) from the DB. Correct on the All-Locations view; if a single location is selected, ad spend stays chain-wide while new customers is location-scoped, so CAC is mismatched there.</w:t>
+      </w:r>
+    </w:p>
+    <w:p>
+      <w:pPr>
         <w:pStyle w:val="Heading1"/>
       </w:pPr>
       <w:r>
@@ -3380,6 +3728,17 @@
           <w:sz w:val="20"/>
         </w:rPr>
         <w:t>SSS Growth YoY % — FIXED in routers/mtd.py: py_end anchors to the latest current-data day, not month-end, so partial current is compared to an equal prior-year window. Goes from -8.7% to +1.6%.</w:t>
+      </w:r>
+    </w:p>
+    <w:p>
+      <w:pPr>
+        <w:pStyle w:val="ListBullet"/>
+      </w:pPr>
+      <w:r>
+        <w:rPr>
+          <w:sz w:val="20"/>
+        </w:rPr>
+        <w:t>MTD Ad Spend / CAC — NEW: sourced from a bundled static file (data/Google Ads.xlsx -&gt; ad_spend_daily.json), NOT the database. Chain-level; ~$33K MTD, CAC ~$55.</w:t>
       </w:r>
     </w:p>
     <w:p>

--- a/Evolve_Dashboard_Metric_Computations.docx
+++ b/Evolve_Dashboard_Metric_Computations.docx
@@ -3688,6 +3688,216 @@
     </w:p>
     <w:p>
       <w:pPr>
+        <w:pStyle w:val="Heading2"/>
+      </w:pPr>
+      <w:r>
+        <w:rPr>
+          <w:color w:val="1F3955"/>
+        </w:rPr>
+        <w:t>Product Mix (unit consumption)</w:t>
+      </w:r>
+    </w:p>
+    <w:p>
+      <w:pPr>
+        <w:spacing w:after="80"/>
+        <w:ind w:left="280"/>
+      </w:pPr>
+      <w:r>
+        <w:rPr>
+          <w:rFonts w:ascii="Consolas" w:hAnsi="Consolas"/>
+          <w:color w:val="1F3955"/>
+          <w:sz w:val="19"/>
+        </w:rPr>
+        <w:t>-- per product, item_type = 'Product', ranked by units desc</w:t>
+      </w:r>
+      <w:r>
+        <w:rPr>
+          <w:rFonts w:ascii="Consolas" w:hAnsi="Consolas"/>
+          <w:color w:val="1F3955"/>
+          <w:sz w:val="19"/>
+        </w:rPr>
+        <w:br/>
+        <w:t>units = SUM( CASE WHEN UPPER(item_name) LIKE '%DYSPORT%'</w:t>
+      </w:r>
+      <w:r>
+        <w:rPr>
+          <w:rFonts w:ascii="Consolas" w:hAnsi="Consolas"/>
+          <w:color w:val="1F3955"/>
+          <w:sz w:val="19"/>
+        </w:rPr>
+        <w:br/>
+        <w:t xml:space="preserve">                  THEN qty / 3.0          -- Dysport dosed ~3x; normalize</w:t>
+      </w:r>
+      <w:r>
+        <w:rPr>
+          <w:rFonts w:ascii="Consolas" w:hAnsi="Consolas"/>
+          <w:color w:val="1F3955"/>
+          <w:sz w:val="19"/>
+        </w:rPr>
+        <w:br/>
+        <w:t xml:space="preserve">                  ELSE qty END )</w:t>
+      </w:r>
+      <w:r>
+        <w:rPr>
+          <w:rFonts w:ascii="Consolas" w:hAnsi="Consolas"/>
+          <w:color w:val="1F3955"/>
+          <w:sz w:val="19"/>
+        </w:rPr>
+        <w:br/>
+        <w:t>GROUP BY item_name   -- product NAME, not item_category</w:t>
+      </w:r>
+    </w:p>
+    <w:tbl>
+      <w:tblPr>
+        <w:tblStyle w:val="TableGrid"/>
+        <w:tblW w:type="auto" w:w="0"/>
+        <w:tblLook w:firstColumn="1" w:firstRow="1" w:lastColumn="0" w:lastRow="0" w:noHBand="0" w:noVBand="1" w:val="04A0"/>
+      </w:tblPr>
+      <w:tblGrid>
+        <w:gridCol w:w="4320"/>
+        <w:gridCol w:w="4320"/>
+      </w:tblGrid>
+      <w:tr>
+        <w:tc>
+          <w:tcPr>
+            <w:tcW w:type="dxa" w:w="4320"/>
+          </w:tcPr>
+          <w:p>
+            <w:r>
+              <w:rPr>
+                <w:b/>
+                <w:sz w:val="19"/>
+              </w:rPr>
+              <w:t>Grain</w:t>
+            </w:r>
+          </w:p>
+        </w:tc>
+        <w:tc>
+          <w:tcPr>
+            <w:tcW w:type="dxa" w:w="4320"/>
+          </w:tcPr>
+          <w:p>
+            <w:r>
+              <w:rPr>
+                <w:b w:val="0"/>
+                <w:sz w:val="19"/>
+              </w:rPr>
+              <w:t>one row per product name (item_name)</w:t>
+            </w:r>
+          </w:p>
+        </w:tc>
+      </w:tr>
+      <w:tr>
+        <w:tc>
+          <w:tcPr>
+            <w:tcW w:type="dxa" w:w="4320"/>
+          </w:tcPr>
+          <w:p>
+            <w:r>
+              <w:rPr>
+                <w:b/>
+                <w:sz w:val="19"/>
+              </w:rPr>
+              <w:t>Filter</w:t>
+            </w:r>
+          </w:p>
+        </w:tc>
+        <w:tc>
+          <w:tcPr>
+            <w:tcW w:type="dxa" w:w="4320"/>
+          </w:tcPr>
+          <w:p>
+            <w:r>
+              <w:rPr>
+                <w:b w:val="0"/>
+                <w:sz w:val="19"/>
+              </w:rPr>
+              <w:t>item_type = 'Product'</w:t>
+            </w:r>
+          </w:p>
+        </w:tc>
+      </w:tr>
+      <w:tr>
+        <w:tc>
+          <w:tcPr>
+            <w:tcW w:type="dxa" w:w="4320"/>
+          </w:tcPr>
+          <w:p>
+            <w:r>
+              <w:rPr>
+                <w:b/>
+                <w:sz w:val="19"/>
+              </w:rPr>
+              <w:t>Metric</w:t>
+            </w:r>
+          </w:p>
+        </w:tc>
+        <w:tc>
+          <w:tcPr>
+            <w:tcW w:type="dxa" w:w="4320"/>
+          </w:tcPr>
+          <w:p>
+            <w:r>
+              <w:rPr>
+                <w:b w:val="0"/>
+                <w:sz w:val="19"/>
+              </w:rPr>
+              <w:t>units (Dysport qty / 3)</w:t>
+            </w:r>
+          </w:p>
+        </w:tc>
+      </w:tr>
+      <w:tr>
+        <w:tc>
+          <w:tcPr>
+            <w:tcW w:type="dxa" w:w="4320"/>
+          </w:tcPr>
+          <w:p>
+            <w:r>
+              <w:rPr>
+                <w:b/>
+                <w:sz w:val="19"/>
+              </w:rPr>
+              <w:t>Source</w:t>
+            </w:r>
+          </w:p>
+        </w:tc>
+        <w:tc>
+          <w:tcPr>
+            <w:tcW w:type="dxa" w:w="4320"/>
+          </w:tcPr>
+          <w:p>
+            <w:r>
+              <w:rPr>
+                <w:b w:val="0"/>
+                <w:sz w:val="19"/>
+              </w:rPr>
+              <w:t>BRONZE_ZENOTI_SALES_ACCRUAL (DB)</w:t>
+            </w:r>
+          </w:p>
+        </w:tc>
+      </w:tr>
+    </w:tbl>
+    <w:p>
+      <w:pPr>
+        <w:spacing w:after="40"/>
+      </w:pPr>
+    </w:p>
+    <w:p>
+      <w:pPr>
+        <w:spacing w:after="200"/>
+      </w:pPr>
+      <w:r>
+        <w:rPr>
+          <w:b/>
+          <w:color w:val="1E7A3C"/>
+          <w:sz w:val="19"/>
+        </w:rPr>
+        <w:t>MATCHES — Endpoint /api/product-mix; dashboard shows top products by units. Was previously grouped by item_category (collapsed all products into one 'Retail' row) — now by product name. Dysport qty is divided by 3 to make units comparable to other injectables.</w:t>
+      </w:r>
+    </w:p>
+    <w:p>
+      <w:pPr>
         <w:pStyle w:val="Heading1"/>
       </w:pPr>
       <w:r>
@@ -3739,6 +3949,17 @@
           <w:sz w:val="20"/>
         </w:rPr>
         <w:t>MTD Ad Spend / CAC — NEW: sourced from a bundled static file (data/Google Ads.xlsx -&gt; ad_spend_daily.json), NOT the database. Chain-level; ~$33K MTD, CAC ~$55.</w:t>
+      </w:r>
+    </w:p>
+    <w:p>
+      <w:pPr>
+        <w:pStyle w:val="ListBullet"/>
+      </w:pPr>
+      <w:r>
+        <w:rPr>
+          <w:sz w:val="20"/>
+        </w:rPr>
+        <w:t>Product Mix — NEW: now by product NAME (item_name) and unit consumption, with Dysport qty / 3. Was previously a single 'Retail' category row.</w:t>
       </w:r>
     </w:p>
     <w:p>

--- a/Evolve_Dashboard_Metric_Computations.docx
+++ b/Evolve_Dashboard_Metric_Computations.docx
@@ -3708,7 +3708,7 @@
           <w:color w:val="1F3955"/>
           <w:sz w:val="19"/>
         </w:rPr>
-        <w:t>-- per product, item_type = 'Product', ranked by units desc</w:t>
+        <w:t>-- per product, ranked by units desc, from the cost-of-goods consumption table</w:t>
       </w:r>
       <w:r>
         <w:rPr>
@@ -3717,7 +3717,7 @@
           <w:sz w:val="19"/>
         </w:rPr>
         <w:br/>
-        <w:t>units = SUM( CASE WHEN UPPER(item_name) LIKE '%DYSPORT%'</w:t>
+        <w:t>units = SUM( CASE WHEN UPPER(product_name) LIKE '%DYSPORT%'</w:t>
       </w:r>
       <w:r>
         <w:rPr>
@@ -3744,7 +3744,7 @@
           <w:sz w:val="19"/>
         </w:rPr>
         <w:br/>
-        <w:t>GROUP BY item_name   -- product NAME, not item_category</w:t>
+        <w:t>GROUP BY product_name</w:t>
       </w:r>
     </w:p>
     <w:tbl>
@@ -3782,7 +3782,7 @@
                 <w:b w:val="0"/>
                 <w:sz w:val="19"/>
               </w:rPr>
-              <w:t>one row per product name (item_name)</w:t>
+              <w:t>one row per product_name</w:t>
             </w:r>
           </w:p>
         </w:tc>
@@ -3812,7 +3812,7 @@
                 <w:b w:val="0"/>
                 <w:sz w:val="19"/>
               </w:rPr>
-              <w:t>item_type = 'Product'</w:t>
+              <w:t>product_name IS NOT NULL (consumption rows)</w:t>
             </w:r>
           </w:p>
         </w:tc>
@@ -3872,7 +3872,7 @@
                 <w:b w:val="0"/>
                 <w:sz w:val="19"/>
               </w:rPr>
-              <w:t>BRONZE_ZENOTI_SALES_ACCRUAL (DB)</w:t>
+              <w:t>BRONZE_ZENOTI_COST_OF_GOODS (DB)</w:t>
             </w:r>
           </w:p>
         </w:tc>
@@ -3893,7 +3893,7 @@
           <w:color w:val="1E7A3C"/>
           <w:sz w:val="19"/>
         </w:rPr>
-        <w:t>MATCHES — Endpoint /api/product-mix; dashboard shows top products by units. Was previously grouped by item_category (collapsed all products into one 'Retail' row) — now by product name. Dysport qty is divided by 3 to make units comparable to other injectables.</w:t>
+        <w:t>MATCHES — Endpoint /api/product-mix; dashboard shows top products by units. Uses product_name + qty from the cost-of-goods consumption table (sales table only has item_name). Was previously one collapsed 'Retail' row. Dysport qty divided by 3 to compare to other injectables.</w:t>
       </w:r>
     </w:p>
     <w:p>
@@ -3959,7 +3959,7 @@
         <w:rPr>
           <w:sz w:val="20"/>
         </w:rPr>
-        <w:t>Product Mix — NEW: now by product NAME (item_name) and unit consumption, with Dysport qty / 3. Was previously a single 'Retail' category row.</w:t>
+        <w:t>Product Mix — NEW: by product_name + unit consumption from BRONZE_ZENOTI_COST_OF_GOODS, with Dysport qty / 3. Was previously a single 'Retail' category row.</w:t>
       </w:r>
     </w:p>
     <w:p>

--- a/Evolve_Dashboard_Metric_Computations.docx
+++ b/Evolve_Dashboard_Metric_Computations.docx
@@ -219,7 +219,25 @@
           <w:color w:val="1F3955"/>
           <w:sz w:val="19"/>
         </w:rPr>
-        <w:t>SUM(sales_collected_exc_tax) / distinct_payment_days * days_in_month</w:t>
+        <w:t>per location:  (MTD cash / working days elapsed) x total working days in month</w:t>
+      </w:r>
+      <w:r>
+        <w:rPr>
+          <w:rFonts w:ascii="Consolas" w:hAnsi="Consolas"/>
+          <w:color w:val="1F3955"/>
+          <w:sz w:val="19"/>
+        </w:rPr>
+        <w:br/>
+        <w:t>chain = SUM of per-location run rates</w:t>
+      </w:r>
+      <w:r>
+        <w:rPr>
+          <w:rFonts w:ascii="Consolas" w:hAnsi="Consolas"/>
+          <w:color w:val="1F3955"/>
+          <w:sz w:val="19"/>
+        </w:rPr>
+        <w:br/>
+        <w:t>working days = Operating Schedule open days; elapsed = through latest data date</w:t>
       </w:r>
     </w:p>
     <w:tbl>
@@ -243,7 +261,7 @@
                 <w:b/>
                 <w:sz w:val="19"/>
               </w:rPr>
-              <w:t>Numerator (cash sales)</w:t>
+              <w:t>Per-location</w:t>
             </w:r>
           </w:p>
         </w:tc>
@@ -257,7 +275,7 @@
                 <w:b w:val="0"/>
                 <w:sz w:val="19"/>
               </w:rPr>
-              <w:t>1,297,752.54</w:t>
+              <w:t>MTD cash ÷ elapsed working days × total working days</w:t>
             </w:r>
           </w:p>
         </w:tc>
@@ -273,7 +291,7 @@
                 <w:b/>
                 <w:sz w:val="19"/>
               </w:rPr>
-              <w:t>Denominator (payment days)</w:t>
+              <w:t>Working days source</w:t>
             </w:r>
           </w:p>
         </w:tc>
@@ -287,7 +305,7 @@
                 <w:b w:val="0"/>
                 <w:sz w:val="19"/>
               </w:rPr>
-              <w:t>24</w:t>
+              <w:t>data/operating_days.json (Operating Schedule)</w:t>
             </w:r>
           </w:p>
         </w:tc>
@@ -303,7 +321,7 @@
                 <w:b/>
                 <w:sz w:val="19"/>
               </w:rPr>
-              <w:t>Computed value</w:t>
+              <w:t>Elapsed cutoff</w:t>
             </w:r>
           </w:p>
         </w:tc>
@@ -317,7 +335,7 @@
                 <w:b w:val="0"/>
                 <w:sz w:val="19"/>
               </w:rPr>
-              <w:t>$1,621,565.67</w:t>
+              <w:t>latest data date</w:t>
             </w:r>
           </w:p>
         </w:tc>
@@ -333,7 +351,7 @@
                 <w:b/>
                 <w:sz w:val="19"/>
               </w:rPr>
-              <w:t>Dashboard shows</w:t>
+              <w:t>Scope</w:t>
             </w:r>
           </w:p>
         </w:tc>
@@ -347,7 +365,7 @@
                 <w:b w:val="0"/>
                 <w:sz w:val="19"/>
               </w:rPr>
-              <w:t>$1.30M</w:t>
+              <w:t>Cash Sales hero only</w:t>
             </w:r>
           </w:p>
         </w:tc>
@@ -365,10 +383,10 @@
       <w:r>
         <w:rPr>
           <w:b/>
-          <w:color w:val="B02A2A"/>
+          <w:color w:val="1E7A3C"/>
           <w:sz w:val="19"/>
         </w:rPr>
-        <w:t>NEEDS REVIEW — Verification projects on payment-days; dashboard uses the daily-trend run rate. Different projection basis — review if the run-rate tile should match.</w:t>
+        <w:t>MATCHES — CHANGED. Was avg-of-data-days × calendar days. Now working-days based per location (open days from the Operating Schedule), elapsed counted through the latest data day, summed to a chain run rate. Header field cash_run_rate; applies to the Cash Sales hero only.</w:t>
       </w:r>
     </w:p>
     <w:p>
@@ -2128,6 +2146,263 @@
         <w:rPr>
           <w:color w:val="1F3955"/>
         </w:rPr>
+        <w:t>Payroll Margin %  (salary model)</w:t>
+      </w:r>
+    </w:p>
+    <w:p>
+      <w:pPr>
+        <w:spacing w:after="80"/>
+        <w:ind w:left="280"/>
+      </w:pPr>
+      <w:r>
+        <w:rPr>
+          <w:rFonts w:ascii="Consolas" w:hAnsi="Consolas"/>
+          <w:color w:val="1F3955"/>
+          <w:sz w:val="19"/>
+        </w:rPr>
+        <w:t>base salary      = SUM( role hourly wage x scheduled_hours )     -- wages JSON x schedule DB</w:t>
+      </w:r>
+      <w:r>
+        <w:rPr>
+          <w:rFonts w:ascii="Consolas" w:hAnsi="Consolas"/>
+          <w:color w:val="1F3955"/>
+          <w:sz w:val="19"/>
+        </w:rPr>
+        <w:br/>
+        <w:t>ffs              = SUM( Latest FFS x qty )   -- 'Y' -&gt; COGS qty; '0' -&gt; Latest FFS once per service (qty ignored)</w:t>
+      </w:r>
+      <w:r>
+        <w:rPr>
+          <w:rFonts w:ascii="Consolas" w:hAnsi="Consolas"/>
+          <w:color w:val="1F3955"/>
+          <w:sz w:val="19"/>
+        </w:rPr>
+        <w:br/>
+        <w:t>comm             = 0.15 x SUM(sales_exc_tax)</w:t>
+      </w:r>
+      <w:r>
+        <w:rPr>
+          <w:rFonts w:ascii="Consolas" w:hAnsi="Consolas"/>
+          <w:color w:val="1F3955"/>
+          <w:sz w:val="19"/>
+        </w:rPr>
+        <w:br/>
+        <w:t>benefits &amp; taxes = (base + ffs + comm) x 0.125</w:t>
+      </w:r>
+      <w:r>
+        <w:rPr>
+          <w:rFonts w:ascii="Consolas" w:hAnsi="Consolas"/>
+          <w:color w:val="1F3955"/>
+          <w:sz w:val="19"/>
+        </w:rPr>
+        <w:br/>
+        <w:t>salary           = base + ffs + comm + benefits</w:t>
+      </w:r>
+      <w:r>
+        <w:rPr>
+          <w:rFonts w:ascii="Consolas" w:hAnsi="Consolas"/>
+          <w:color w:val="1F3955"/>
+          <w:sz w:val="19"/>
+        </w:rPr>
+        <w:br/>
+        <w:t>Payroll Margin % = salary / SUM(sales_exc_tax) * 100</w:t>
+      </w:r>
+    </w:p>
+    <w:tbl>
+      <w:tblPr>
+        <w:tblStyle w:val="TableGrid"/>
+        <w:tblW w:type="auto" w:w="0"/>
+        <w:tblLook w:firstColumn="1" w:firstRow="1" w:lastColumn="0" w:lastRow="0" w:noHBand="0" w:noVBand="1" w:val="04A0"/>
+      </w:tblPr>
+      <w:tblGrid>
+        <w:gridCol w:w="4320"/>
+        <w:gridCol w:w="4320"/>
+      </w:tblGrid>
+      <w:tr>
+        <w:tc>
+          <w:tcPr>
+            <w:tcW w:type="dxa" w:w="4320"/>
+          </w:tcPr>
+          <w:p>
+            <w:r>
+              <w:rPr>
+                <w:b/>
+                <w:sz w:val="19"/>
+              </w:rPr>
+              <w:t>Wages / FFS rates / factors</w:t>
+            </w:r>
+          </w:p>
+        </w:tc>
+        <w:tc>
+          <w:tcPr>
+            <w:tcW w:type="dxa" w:w="4320"/>
+          </w:tcPr>
+          <w:p>
+            <w:r>
+              <w:rPr>
+                <w:b w:val="0"/>
+                <w:sz w:val="19"/>
+              </w:rPr>
+              <w:t>bundled: data/payroll_schedules.json (from Excel)</w:t>
+            </w:r>
+          </w:p>
+        </w:tc>
+      </w:tr>
+      <w:tr>
+        <w:tc>
+          <w:tcPr>
+            <w:tcW w:type="dxa" w:w="4320"/>
+          </w:tcPr>
+          <w:p>
+            <w:r>
+              <w:rPr>
+                <w:b/>
+                <w:sz w:val="19"/>
+              </w:rPr>
+              <w:t>Hours</w:t>
+            </w:r>
+          </w:p>
+        </w:tc>
+        <w:tc>
+          <w:tcPr>
+            <w:tcW w:type="dxa" w:w="4320"/>
+          </w:tcPr>
+          <w:p>
+            <w:r>
+              <w:rPr>
+                <w:b w:val="0"/>
+                <w:sz w:val="19"/>
+              </w:rPr>
+              <w:t>scheduled_hours (BRONZE_ZENOTI_EMPLOYEE_SCHEDULES)</w:t>
+            </w:r>
+          </w:p>
+        </w:tc>
+      </w:tr>
+      <w:tr>
+        <w:tc>
+          <w:tcPr>
+            <w:tcW w:type="dxa" w:w="4320"/>
+          </w:tcPr>
+          <w:p>
+            <w:r>
+              <w:rPr>
+                <w:b/>
+                <w:sz w:val="19"/>
+              </w:rPr>
+              <w:t>FFS match</w:t>
+            </w:r>
+          </w:p>
+        </w:tc>
+        <w:tc>
+          <w:tcPr>
+            <w:tcW w:type="dxa" w:w="4320"/>
+          </w:tcPr>
+          <w:p>
+            <w:r>
+              <w:rPr>
+                <w:b w:val="0"/>
+                <w:sz w:val="19"/>
+              </w:rPr>
+              <w:t>service_name (BRONZE_ZENOTI_COST_OF_GOODS)</w:t>
+            </w:r>
+          </w:p>
+        </w:tc>
+      </w:tr>
+      <w:tr>
+        <w:tc>
+          <w:tcPr>
+            <w:tcW w:type="dxa" w:w="4320"/>
+          </w:tcPr>
+          <w:p>
+            <w:r>
+              <w:rPr>
+                <w:b/>
+                <w:sz w:val="19"/>
+              </w:rPr>
+              <w:t>Denominator</w:t>
+            </w:r>
+          </w:p>
+        </w:tc>
+        <w:tc>
+          <w:tcPr>
+            <w:tcW w:type="dxa" w:w="4320"/>
+          </w:tcPr>
+          <w:p>
+            <w:r>
+              <w:rPr>
+                <w:b w:val="0"/>
+                <w:sz w:val="19"/>
+              </w:rPr>
+              <w:t>sales accrual = SUM(sales_exc_tax), NOT cash</w:t>
+            </w:r>
+          </w:p>
+        </w:tc>
+      </w:tr>
+    </w:tbl>
+    <w:p>
+      <w:pPr>
+        <w:spacing w:after="40"/>
+      </w:pPr>
+    </w:p>
+    <w:p>
+      <w:pPr>
+        <w:spacing w:after="200"/>
+      </w:pPr>
+      <w:r>
+        <w:rPr>
+          <w:b/>
+          <w:color w:val="1E7A3C"/>
+          <w:sz w:val="19"/>
+        </w:rPr>
+        <w:t>MATCHES — Replaces the old modeled 24.64%. Real salary built from the supporting schedules (hourly wage x scheduled hours) + FFS (per-syringe uses COGS qty, else 1/row) + 15% commission + 12.5% benefits. Computed per location and chain. Unmatched job_name/service_name contribute $0 — verify name coverage. Was shown as '—' on the dashboard.</w:t>
+      </w:r>
+    </w:p>
+    <w:p>
+      <w:pPr>
+        <w:pStyle w:val="Heading2"/>
+      </w:pPr>
+      <w:r>
+        <w:rPr>
+          <w:color w:val="1F3955"/>
+        </w:rPr>
+        <w:t>Gross Margin %</w:t>
+      </w:r>
+    </w:p>
+    <w:p>
+      <w:pPr>
+        <w:spacing w:after="80"/>
+        <w:ind w:left="280"/>
+      </w:pPr>
+      <w:r>
+        <w:rPr>
+          <w:rFonts w:ascii="Consolas" w:hAnsi="Consolas"/>
+          <w:color w:val="1F3955"/>
+          <w:sz w:val="19"/>
+        </w:rPr>
+        <w:t>Gross Margin % = 100 - COGS Margin % (real) - Payroll Margin % (real salary)</w:t>
+      </w:r>
+    </w:p>
+    <w:p>
+      <w:pPr>
+        <w:spacing w:after="200"/>
+      </w:pPr>
+      <w:r>
+        <w:rPr>
+          <w:b/>
+          <w:color w:val="1E7A3C"/>
+          <w:sz w:val="19"/>
+        </w:rPr>
+        <w:t>MATCHES — Both inputs are now real (COGS from cost-of-goods, payroll from the salary model). No longer uses the modeled 24.64% payroll assumption.</w:t>
+      </w:r>
+    </w:p>
+    <w:p>
+      <w:pPr>
+        <w:pStyle w:val="Heading2"/>
+      </w:pPr>
+      <w:r>
+        <w:rPr>
+          <w:color w:val="1F3955"/>
+        </w:rPr>
         <w:t>No-Show Rate %</w:t>
       </w:r>
     </w:p>
@@ -2664,7 +2939,7 @@
           <w:color w:val="1F3955"/>
           <w:sz w:val="19"/>
         </w:rPr>
-        <w:t>SUM(booked_hours) / SUM(scheduled_hours + block_out_hours_paid) * 100   (job = Treatment Provider)</w:t>
+        <w:t>SUM(booked_hours) / SUM(scheduled_hours - block_out_hours_paid) * 100   (job = Treatment Provider)</w:t>
       </w:r>
     </w:p>
     <w:tbl>
@@ -2838,7 +3113,7 @@
           <w:color w:val="1F3955"/>
           <w:sz w:val="19"/>
         </w:rPr>
-        <w:t>SUM(booked_hours) / SUM(scheduled_hours + block_out_hours_paid) * 100   (job = Esthetician)</w:t>
+        <w:t>SUM(booked_hours) / SUM(scheduled_hours - block_out_hours_paid) * 100   (job = Esthetician)</w:t>
       </w:r>
     </w:p>
     <w:tbl>
@@ -3970,6 +4245,17 @@
         <w:rPr>
           <w:sz w:val="20"/>
         </w:rPr>
+        <w:t>Payroll / Gross Margin — NEW: real salary model (utils/payroll.py) from the bundled supporting schedules (wage x scheduled hours + FFS + 15% comm + 12.5% benefits) replaces the modeled 24.64%. Gross margin now = 100 - real COGS% - real payroll%.</w:t>
+      </w:r>
+    </w:p>
+    <w:p>
+      <w:pPr>
+        <w:pStyle w:val="ListBullet"/>
+      </w:pPr>
+      <w:r>
+        <w:rPr>
+          <w:sz w:val="20"/>
+        </w:rPr>
         <w:t>Recognized Revenue, Utilization, Run Rate — small differences from date-window boundaries, not logic errors.</w:t>
       </w:r>
     </w:p>

--- a/Evolve_Dashboard_Metric_Computations.docx
+++ b/Evolve_Dashboard_Metric_Computations.docx
@@ -20,7 +20,7 @@
           <w:color w:val="555555"/>
           <w:sz w:val="19"/>
         </w:rPr>
-        <w:t>Each metric shows its equation, the actual numerator / denominator, the computed value, and the value shown on the dashboard. Verified against the live MTD window (latest cash-data month).</w:t>
+        <w:t>Each metric shows its equation, the actual numerator / denominator, the computed value, and the value shown on the dashboard. VALUES ARE POINT-IN-TIME EXAMPLES and change as data loads / the month progresses — re-run VERIFY_METRICS.sql, VERIFY_PAYROLL.sql, and VERIFY_RUNRATE.sql for current numbers. Formulas are the source of truth.</w:t>
       </w:r>
     </w:p>
     <w:p>
@@ -45,7 +45,7 @@
           <w:color w:val="1F3955"/>
           <w:sz w:val="19"/>
         </w:rPr>
-        <w:t>SUM(sales_collected_exc_tax)</w:t>
+        <w:t>SUM(sales_collected_exc_tax)   -- MTD, with cash payment-type filter</w:t>
       </w:r>
     </w:p>
     <w:tbl>
@@ -83,7 +83,7 @@
                 <w:b w:val="0"/>
                 <w:sz w:val="19"/>
               </w:rPr>
-              <w:t>1,297,752.54</w:t>
+              <w:t>~1,880,000 (as of 2026-06-27)</w:t>
             </w:r>
           </w:p>
         </w:tc>
@@ -143,7 +143,7 @@
                 <w:b w:val="0"/>
                 <w:sz w:val="19"/>
               </w:rPr>
-              <w:t>$1,297,752.54</w:t>
+              <w:t>$1.88M</w:t>
             </w:r>
           </w:p>
         </w:tc>
@@ -173,7 +173,7 @@
                 <w:b w:val="0"/>
                 <w:sz w:val="19"/>
               </w:rPr>
-              <w:t>$1.29M</w:t>
+              <w:t>$1.88M (truncated)</w:t>
             </w:r>
           </w:p>
         </w:tc>
@@ -194,7 +194,7 @@
           <w:color w:val="1E7A3C"/>
           <w:sz w:val="19"/>
         </w:rPr>
-        <w:t>MATCHES — $1,297,752.54 truncates to $1.29M.</w:t>
+        <w:t>MATCHES — Formula UNCHANGED. The figure rose from $1.29M (earlier session) to $1.88M as more June cash data loaded / all-locations scope — not a calculation change. Displayed truncated (floor), so $1.88M.</w:t>
       </w:r>
     </w:p>
     <w:p>
@@ -351,7 +351,7 @@
                 <w:b/>
                 <w:sz w:val="19"/>
               </w:rPr>
-              <w:t>Scope</w:t>
+              <w:t>Computed value (example)</w:t>
             </w:r>
           </w:p>
         </w:tc>
@@ -365,7 +365,37 @@
                 <w:b w:val="0"/>
                 <w:sz w:val="19"/>
               </w:rPr>
-              <w:t>Cash Sales hero only</w:t>
+              <w:t>~$2.21M (as of 2026-06-27)</w:t>
+            </w:r>
+          </w:p>
+        </w:tc>
+      </w:tr>
+      <w:tr>
+        <w:tc>
+          <w:tcPr>
+            <w:tcW w:type="dxa" w:w="4320"/>
+          </w:tcPr>
+          <w:p>
+            <w:r>
+              <w:rPr>
+                <w:b/>
+                <w:sz w:val="19"/>
+              </w:rPr>
+              <w:t>Shown on</w:t>
+            </w:r>
+          </w:p>
+        </w:tc>
+        <w:tc>
+          <w:tcPr>
+            <w:tcW w:type="dxa" w:w="4320"/>
+          </w:tcPr>
+          <w:p>
+            <w:r>
+              <w:rPr>
+                <w:b w:val="0"/>
+                <w:sz w:val="19"/>
+              </w:rPr>
+              <w:t>Cash Sales hero, Recognized Revenue hero, Sales-to-Budget table</w:t>
             </w:r>
           </w:p>
         </w:tc>
@@ -386,7 +416,7 @@
           <w:color w:val="1E7A3C"/>
           <w:sz w:val="19"/>
         </w:rPr>
-        <w:t>MATCHES — CHANGED. Was avg-of-data-days × calendar days. Now working-days based per location (open days from the Operating Schedule), elapsed counted through the latest data day, summed to a chain run rate. Header field cash_run_rate; applies to the Cash Sales hero only.</w:t>
+        <w:t>MATCHES — CHANGED. Was avg-of-data-days × calendar days. Now working-days based per location (open days from the Operating Schedule), elapsed counted through the latest data day, summed to a chain run rate (header field cash_run_rate). This single value now drives BOTH hero cards' 'Projected · Run Rate' and the Sales-to-Budget table's Projected (Run Rate) + % and the chart run-rate line, so they all match.</w:t>
       </w:r>
     </w:p>
     <w:p>

--- a/Evolve_Dashboard_Metric_Computations.docx
+++ b/Evolve_Dashboard_Metric_Computations.docx
@@ -3689,7 +3689,7 @@
                 <w:b/>
                 <w:sz w:val="19"/>
               </w:rPr>
-              <w:t>Numerator (sum of daily spend)</w:t>
+              <w:t>Google (Jun 2026 MTD)</w:t>
             </w:r>
           </w:p>
         </w:tc>
@@ -3703,7 +3703,7 @@
                 <w:b w:val="0"/>
                 <w:sz w:val="19"/>
               </w:rPr>
-              <w:t>33,450.53</w:t>
+              <w:t>$33,450.51</w:t>
             </w:r>
           </w:p>
         </w:tc>
@@ -3719,7 +3719,7 @@
                 <w:b/>
                 <w:sz w:val="19"/>
               </w:rPr>
-              <w:t>Denominator</w:t>
+              <w:t>Facebook (Jun 2026 MTD)</w:t>
             </w:r>
           </w:p>
         </w:tc>
@@ -3733,7 +3733,7 @@
                 <w:b w:val="0"/>
                 <w:sz w:val="19"/>
               </w:rPr>
-              <w:t>—</w:t>
+              <w:t>$77,780.82</w:t>
             </w:r>
           </w:p>
         </w:tc>
@@ -3763,7 +3763,7 @@
                 <w:b w:val="0"/>
                 <w:sz w:val="19"/>
               </w:rPr>
-              <w:t>$33,450.53 (~$33K)</w:t>
+              <w:t>$111,231.35 (~$111K)</w:t>
             </w:r>
           </w:p>
         </w:tc>
@@ -3793,7 +3793,7 @@
                 <w:b w:val="0"/>
                 <w:sz w:val="19"/>
               </w:rPr>
-              <w:t>~$33K</w:t>
+              <w:t>~$111K</w:t>
             </w:r>
           </w:p>
         </w:tc>
@@ -3814,7 +3814,7 @@
           <w:color w:val="1E7A3C"/>
           <w:sz w:val="19"/>
         </w:rPr>
-        <w:t>MATCHES — NOT FROM THE DATABASE. Source is a bundled static file: data/Google Ads.xlsx -&gt; data/ad_spend_daily.json (regenerate via scripts/build_ad_spend_json.py when the export is refreshed). The MTD figure is summed dynamically for the date window, but the spend data is static. Chain-level only (campaigns aren't location-tagged); FB sheet empty.</w:t>
+        <w:t>MATCHES — NOT FROM THE DATABASE. Source is a bundled static file: data/Google Ads.xlsx -&gt; data/ad_spend_daily.json (regenerate via scripts/build_ad_spend_json.py when refreshed). Sums the 'google' AND 'Fb' tabs only (Sheet1 is excluded to avoid double-counting). MTD figure is summed dynamically for the window; spend data is static. Chain-level only (campaigns aren't location-tagged).</w:t>
       </w:r>
     </w:p>
     <w:p>
@@ -3863,7 +3863,7 @@
                 <w:b/>
                 <w:sz w:val="19"/>
               </w:rPr>
-              <w:t>Numerator (MTD ad spend)</w:t>
+              <w:t>Numerator (MTD ad spend, Google+FB)</w:t>
             </w:r>
           </w:p>
         </w:tc>
@@ -3877,7 +3877,7 @@
                 <w:b w:val="0"/>
                 <w:sz w:val="19"/>
               </w:rPr>
-              <w:t>33,450.53</w:t>
+              <w:t>111,231.35</w:t>
             </w:r>
           </w:p>
         </w:tc>
@@ -3937,7 +3937,7 @@
                 <w:b w:val="0"/>
                 <w:sz w:val="19"/>
               </w:rPr>
-              <w:t>$55.29</w:t>
+              <w:t>$183.85</w:t>
             </w:r>
           </w:p>
         </w:tc>
@@ -3967,7 +3967,7 @@
                 <w:b w:val="0"/>
                 <w:sz w:val="19"/>
               </w:rPr>
-              <w:t>$55</w:t>
+              <w:t>~$184</w:t>
             </w:r>
           </w:p>
         </w:tc>
@@ -3988,7 +3988,7 @@
           <w:color w:val="1E7A3C"/>
           <w:sz w:val="19"/>
         </w:rPr>
-        <w:t>MATCHES — Numerator from the bundled ad-spend file; denominator (new customers) from the DB. Correct on the All-Locations view; if a single location is selected, ad spend stays chain-wide while new customers is location-scoped, so CAC is mismatched there.</w:t>
+        <w:t>MATCHES — Numerator from the bundled ad-spend file (Google + Facebook); denominator (new customers) from the DB. Correct on the All-Locations view; if a single location is selected, ad spend stays chain-wide while new customers is location-scoped, so CAC is mismatched there.</w:t>
       </w:r>
     </w:p>
     <w:p>
@@ -4253,7 +4253,7 @@
         <w:rPr>
           <w:sz w:val="20"/>
         </w:rPr>
-        <w:t>MTD Ad Spend / CAC — NEW: sourced from a bundled static file (data/Google Ads.xlsx -&gt; ad_spend_daily.json), NOT the database. Chain-level; ~$33K MTD, CAC ~$55.</w:t>
+        <w:t>MTD Ad Spend / CAC — NEW: sourced from a bundled static file (data/Google Ads.xlsx -&gt; ad_spend_daily.json), NOT the database. Google + Facebook tabs (Sheet1 excluded). Chain-level; ~$111K MTD, CAC ~$184.</w:t>
       </w:r>
     </w:p>
     <w:p>

--- a/Evolve_Dashboard_Metric_Computations.docx
+++ b/Evolve_Dashboard_Metric_Computations.docx
@@ -615,7 +615,16 @@
           <w:color w:val="1F3955"/>
           <w:sz w:val="19"/>
         </w:rPr>
-        <w:t>SUM(sales_collected_exc_tax) on most recent payment day</w:t>
+        <w:t>SUM(CASE WHEN status='closed' THEN sales_exc_tax END)   on the latest sale day</w:t>
+      </w:r>
+      <w:r>
+        <w:rPr>
+          <w:rFonts w:ascii="Consolas" w:hAnsi="Consolas"/>
+          <w:color w:val="1F3955"/>
+          <w:sz w:val="19"/>
+        </w:rPr>
+        <w:br/>
+        <w:t xml:space="preserve">  (latest closed sale_date &lt;= end; selected locations)</w:t>
       </w:r>
     </w:p>
     <w:tbl>
@@ -639,7 +648,7 @@
                 <w:b/>
                 <w:sz w:val="19"/>
               </w:rPr>
-              <w:t>Numerator</w:t>
+              <w:t>Basis</w:t>
             </w:r>
           </w:p>
         </w:tc>
@@ -653,7 +662,7 @@
                 <w:b w:val="0"/>
                 <w:sz w:val="19"/>
               </w:rPr>
-              <w:t>75,378.45</w:t>
+              <w:t>NET SALES (accrual), not cash</w:t>
             </w:r>
           </w:p>
         </w:tc>
@@ -669,7 +678,7 @@
                 <w:b/>
                 <w:sz w:val="19"/>
               </w:rPr>
-              <w:t>Denominator</w:t>
+              <w:t>Day</w:t>
             </w:r>
           </w:p>
         </w:tc>
@@ -683,7 +692,7 @@
                 <w:b w:val="0"/>
                 <w:sz w:val="19"/>
               </w:rPr>
-              <w:t>—</w:t>
+              <w:t>latest closed sale_date</w:t>
             </w:r>
           </w:p>
         </w:tc>
@@ -699,7 +708,7 @@
                 <w:b/>
                 <w:sz w:val="19"/>
               </w:rPr>
-              <w:t>Computed value</w:t>
+              <w:t>Source</w:t>
             </w:r>
           </w:p>
         </w:tc>
@@ -713,7 +722,7 @@
                 <w:b w:val="0"/>
                 <w:sz w:val="19"/>
               </w:rPr>
-              <w:t>$75,378.45</w:t>
+              <w:t>BRONZE_ZENOTI_SALES_ACCRUAL</w:t>
             </w:r>
           </w:p>
         </w:tc>
@@ -729,7 +738,7 @@
                 <w:b/>
                 <w:sz w:val="19"/>
               </w:rPr>
-              <w:t>Dashboard shows</w:t>
+              <w:t>Example</w:t>
             </w:r>
           </w:p>
         </w:tc>
@@ -743,7 +752,7 @@
                 <w:b w:val="0"/>
                 <w:sz w:val="19"/>
               </w:rPr>
-              <w:t>$75K</w:t>
+              <w:t>Jun 27 ~ $43K</w:t>
             </w:r>
           </w:p>
         </w:tc>
@@ -764,7 +773,7 @@
           <w:color w:val="1E7A3C"/>
           <w:sz w:val="19"/>
         </w:rPr>
-        <w:t>MATCHES — Matches.</w:t>
+        <w:t>MATCHES — CHANGED to net sales. Was cash (sales_collected on latest cash day = Jun 25 = $585K batch). Now net sales on the latest sale day (Jun 27 ~ $43K), so it reflects actual sales, not a cash-collection lump.</w:t>
       </w:r>
     </w:p>
     <w:p>
@@ -1137,7 +1146,7 @@
           <w:color w:val="1F3955"/>
           <w:sz w:val="19"/>
         </w:rPr>
-        <w:t>COUNT(DISTINCT guests who bought a 'Memberships' item)</w:t>
+        <w:t>new memberships / non-member unique guests * 100</w:t>
       </w:r>
       <w:r>
         <w:rPr>
@@ -1146,181 +1155,51 @@
           <w:sz w:val="19"/>
         </w:rPr>
         <w:br/>
-        <w:t xml:space="preserve">   / COUNT(DISTINCT non-member guests) * 100</w:t>
       </w:r>
-    </w:p>
-    <w:tbl>
-      <w:tblPr>
-        <w:tblStyle w:val="TableGrid"/>
-        <w:tblW w:type="auto" w:w="0"/>
-        <w:tblLook w:firstColumn="1" w:firstRow="1" w:lastColumn="0" w:lastRow="0" w:noHBand="0" w:noVBand="1" w:val="04A0"/>
-      </w:tblPr>
-      <w:tblGrid>
-        <w:gridCol w:w="4320"/>
-        <w:gridCol w:w="4320"/>
-      </w:tblGrid>
-      <w:tr>
-        <w:tc>
-          <w:tcPr>
-            <w:tcW w:type="dxa" w:w="4320"/>
-          </w:tcPr>
-          <w:p>
-            <w:r>
-              <w:rPr>
-                <w:b/>
-                <w:sz w:val="19"/>
-              </w:rPr>
-              <w:t>Numerator (membership buyers)</w:t>
-            </w:r>
-          </w:p>
-        </w:tc>
-        <w:tc>
-          <w:tcPr>
-            <w:tcW w:type="dxa" w:w="4320"/>
-          </w:tcPr>
-          <w:p>
-            <w:r>
-              <w:rPr>
-                <w:b w:val="0"/>
-                <w:sz w:val="19"/>
-              </w:rPr>
-              <w:t>4</w:t>
-            </w:r>
-          </w:p>
-        </w:tc>
-      </w:tr>
-      <w:tr>
-        <w:tc>
-          <w:tcPr>
-            <w:tcW w:type="dxa" w:w="4320"/>
-          </w:tcPr>
-          <w:p>
-            <w:r>
-              <w:rPr>
-                <w:b/>
-                <w:sz w:val="19"/>
-              </w:rPr>
-              <w:t>Denominator (non-member guests)</w:t>
-            </w:r>
-          </w:p>
-        </w:tc>
-        <w:tc>
-          <w:tcPr>
-            <w:tcW w:type="dxa" w:w="4320"/>
-          </w:tcPr>
-          <w:p>
-            <w:r>
-              <w:rPr>
-                <w:b w:val="0"/>
-                <w:sz w:val="19"/>
-              </w:rPr>
-              <w:t>2,186</w:t>
-            </w:r>
-          </w:p>
-        </w:tc>
-      </w:tr>
-      <w:tr>
-        <w:tc>
-          <w:tcPr>
-            <w:tcW w:type="dxa" w:w="4320"/>
-          </w:tcPr>
-          <w:p>
-            <w:r>
-              <w:rPr>
-                <w:b/>
-                <w:sz w:val="19"/>
-              </w:rPr>
-              <w:t>Computed value (true)</w:t>
-            </w:r>
-          </w:p>
-        </w:tc>
-        <w:tc>
-          <w:tcPr>
-            <w:tcW w:type="dxa" w:w="4320"/>
-          </w:tcPr>
-          <w:p>
-            <w:r>
-              <w:rPr>
-                <w:b w:val="0"/>
-                <w:sz w:val="19"/>
-              </w:rPr>
-              <w:t>0.18%</w:t>
-            </w:r>
-          </w:p>
-        </w:tc>
-      </w:tr>
-      <w:tr>
-        <w:tc>
-          <w:tcPr>
-            <w:tcW w:type="dxa" w:w="4320"/>
-          </w:tcPr>
-          <w:p>
-            <w:r>
-              <w:rPr>
-                <w:b/>
-                <w:sz w:val="19"/>
-              </w:rPr>
-              <w:t>Dashboard (after deploy)</w:t>
-            </w:r>
-          </w:p>
-        </w:tc>
-        <w:tc>
-          <w:tcPr>
-            <w:tcW w:type="dxa" w:w="4320"/>
-          </w:tcPr>
-          <w:p>
-            <w:r>
-              <w:rPr>
-                <w:b w:val="0"/>
-                <w:sz w:val="19"/>
-              </w:rPr>
-              <w:t>0.18%</w:t>
-            </w:r>
-          </w:p>
-        </w:tc>
-      </w:tr>
-    </w:tbl>
-    <w:p>
-      <w:pPr>
-        <w:spacing w:after="40"/>
-      </w:pPr>
-    </w:p>
-    <w:p>
-      <w:pPr>
-        <w:spacing w:after="200"/>
-      </w:pPr>
-      <w:r>
-        <w:rPr>
-          <w:b/>
-          <w:color w:val="1E7A3C"/>
-          <w:sz w:val="19"/>
-        </w:rPr>
-        <w:t>MATCHES — FIXED (display). The dashboard's pctScale() helper used to multiply any value &lt;= 1 by 100 (assuming small numbers were fractions), turning 0.18% into 18.3%. pctScale is now a pass-through, so it renders 0.18% correctly. Note: the numerator (4) is a cash-derived proxy and may still undercount memberships created — separate data item.</w:t>
-      </w:r>
-    </w:p>
-    <w:p>
-      <w:pPr>
-        <w:pStyle w:val="Heading2"/>
-      </w:pPr>
-      <w:r>
-        <w:rPr>
-          <w:color w:val="1F3955"/>
-        </w:rPr>
-        <w:t>New Customer Visits</w:t>
-      </w:r>
-    </w:p>
-    <w:p>
-      <w:pPr>
-        <w:spacing w:after="80"/>
-        <w:ind w:left="280"/>
-      </w:pPr>
       <w:r>
         <w:rPr>
           <w:rFonts w:ascii="Consolas" w:hAnsi="Consolas"/>
           <w:color w:val="1F3955"/>
           <w:sz w:val="19"/>
         </w:rPr>
-        <w:t>COUNT(DISTINCT guest_name WHERE first_visit = 'yes')</w:t>
+        <w:br/>
+        <w:t>new memberships = COUNT(DISTINCT UserMembershipId) from Bi_DimMembershipUser_s3</w:t>
+      </w:r>
+      <w:r>
+        <w:rPr>
+          <w:rFonts w:ascii="Consolas" w:hAnsi="Consolas"/>
+          <w:color w:val="1F3955"/>
+          <w:sz w:val="19"/>
+        </w:rPr>
+        <w:br/>
+        <w:t xml:space="preserve">                  WHERE IsDeleted = 0</w:t>
+      </w:r>
+      <w:r>
+        <w:rPr>
+          <w:rFonts w:ascii="Consolas" w:hAnsi="Consolas"/>
+          <w:color w:val="1F3955"/>
+          <w:sz w:val="19"/>
+        </w:rPr>
+        <w:br/>
+        <w:t xml:space="preserve">                    AND CreationDate in the reporting month (MTD)</w:t>
+      </w:r>
+      <w:r>
+        <w:rPr>
+          <w:rFonts w:ascii="Consolas" w:hAnsi="Consolas"/>
+          <w:color w:val="1F3955"/>
+          <w:sz w:val="19"/>
+        </w:rPr>
+        <w:br/>
+        <w:t xml:space="preserve">                    AND StartDate in the same month   (created &amp; started this month)</w:t>
+      </w:r>
+      <w:r>
+        <w:rPr>
+          <w:rFonts w:ascii="Consolas" w:hAnsi="Consolas"/>
+          <w:color w:val="1F3955"/>
+          <w:sz w:val="19"/>
+        </w:rPr>
+        <w:br/>
+        <w:t>non-member guests = COUNT(DISTINCT guest_name WHERE member='no') from the cash report</w:t>
       </w:r>
     </w:p>
     <w:tbl>
@@ -1358,7 +1237,7 @@
                 <w:b w:val="0"/>
                 <w:sz w:val="19"/>
               </w:rPr>
-              <w:t>605</w:t>
+              <w:t>new memberships (Bi_DimMembershipUser_s3)</w:t>
             </w:r>
           </w:p>
         </w:tc>
@@ -1388,7 +1267,7 @@
                 <w:b w:val="0"/>
                 <w:sz w:val="19"/>
               </w:rPr>
-              <w:t>—</w:t>
+              <w:t>non-member unique guests (cash)</w:t>
             </w:r>
           </w:p>
         </w:tc>
@@ -1404,7 +1283,7 @@
                 <w:b/>
                 <w:sz w:val="19"/>
               </w:rPr>
-              <w:t>Computed value</w:t>
+              <w:t>Location key</w:t>
             </w:r>
           </w:p>
         </w:tc>
@@ -1418,7 +1297,7 @@
                 <w:b w:val="0"/>
                 <w:sz w:val="19"/>
               </w:rPr>
-              <w:t>605</w:t>
+              <w:t>membership CenterId (mapped from center_name)</w:t>
             </w:r>
           </w:p>
         </w:tc>
@@ -1434,7 +1313,7 @@
                 <w:b/>
                 <w:sz w:val="19"/>
               </w:rPr>
-              <w:t>Dashboard shows</w:t>
+              <w:t>Note</w:t>
             </w:r>
           </w:p>
         </w:tc>
@@ -1448,7 +1327,7 @@
                 <w:b w:val="0"/>
                 <w:sz w:val="19"/>
               </w:rPr>
-              <w:t>605</w:t>
+              <w:t>0 until the membership table is loaded for the current month</w:t>
             </w:r>
           </w:p>
         </w:tc>
@@ -1469,7 +1348,247 @@
           <w:color w:val="1E7A3C"/>
           <w:sz w:val="19"/>
         </w:rPr>
-        <w:t>MATCHES — Matches.</w:t>
+        <w:t>MATCHES — Numerator now from Bi_DimMembershipUser_s3 (memberships created this month AND starting this month, IsDeleted=0, counted per UserMembershipId) — replaces the old cash-line proxy. pctScale display also fixed. Reads 0 if Bi_DimMembershipUser_s3 has no current-month rows (data-freshness gap), like COGS before its data loaded.</w:t>
+      </w:r>
+    </w:p>
+    <w:p>
+      <w:pPr>
+        <w:pStyle w:val="Heading2"/>
+      </w:pPr>
+      <w:r>
+        <w:rPr>
+          <w:color w:val="1F3955"/>
+        </w:rPr>
+        <w:t>New Customer Visits</w:t>
+      </w:r>
+    </w:p>
+    <w:p>
+      <w:pPr>
+        <w:spacing w:after="80"/>
+        <w:ind w:left="280"/>
+      </w:pPr>
+      <w:r>
+        <w:rPr>
+          <w:rFonts w:ascii="Consolas" w:hAnsi="Consolas"/>
+          <w:color w:val="1F3955"/>
+          <w:sz w:val="19"/>
+        </w:rPr>
+        <w:t>COUNT(DISTINCT UserId) from Bi_FactCollections_s3 WHERE:</w:t>
+      </w:r>
+      <w:r>
+        <w:rPr>
+          <w:rFonts w:ascii="Consolas" w:hAnsi="Consolas"/>
+          <w:color w:val="1F3955"/>
+          <w:sz w:val="19"/>
+        </w:rPr>
+        <w:br/>
+        <w:t xml:space="preserve">   first sale date (MIN SaleDateInCenter per UserId) is in the reporting month</w:t>
+      </w:r>
+      <w:r>
+        <w:rPr>
+          <w:rFonts w:ascii="Consolas" w:hAnsi="Consolas"/>
+          <w:color w:val="1F3955"/>
+          <w:sz w:val="19"/>
+        </w:rPr>
+        <w:br/>
+        <w:t xml:space="preserve">   AND that first purchase is non-membership (MembershipVersionId = 'Not Applicable')</w:t>
+      </w:r>
+      <w:r>
+        <w:rPr>
+          <w:rFonts w:ascii="Consolas" w:hAnsi="Consolas"/>
+          <w:color w:val="1F3955"/>
+          <w:sz w:val="19"/>
+        </w:rPr>
+        <w:br/>
+        <w:t xml:space="preserve">   AND IsDeleted = 0, not Void, Amount &gt; 0</w:t>
+      </w:r>
+      <w:r>
+        <w:rPr>
+          <w:rFonts w:ascii="Consolas" w:hAnsi="Consolas"/>
+          <w:color w:val="1F3955"/>
+          <w:sz w:val="19"/>
+        </w:rPr>
+        <w:br/>
+        <w:t>(if the first purchase is a membership, the guest is NOT counted)</w:t>
+      </w:r>
+    </w:p>
+    <w:tbl>
+      <w:tblPr>
+        <w:tblStyle w:val="TableGrid"/>
+        <w:tblW w:type="auto" w:w="0"/>
+        <w:tblLook w:firstColumn="1" w:firstRow="1" w:lastColumn="0" w:lastRow="0" w:noHBand="0" w:noVBand="1" w:val="04A0"/>
+      </w:tblPr>
+      <w:tblGrid>
+        <w:gridCol w:w="4320"/>
+        <w:gridCol w:w="4320"/>
+      </w:tblGrid>
+      <w:tr>
+        <w:tc>
+          <w:tcPr>
+            <w:tcW w:type="dxa" w:w="4320"/>
+          </w:tcPr>
+          <w:p>
+            <w:r>
+              <w:rPr>
+                <w:b/>
+                <w:sz w:val="19"/>
+              </w:rPr>
+              <w:t>Source</w:t>
+            </w:r>
+          </w:p>
+        </w:tc>
+        <w:tc>
+          <w:tcPr>
+            <w:tcW w:type="dxa" w:w="4320"/>
+          </w:tcPr>
+          <w:p>
+            <w:r>
+              <w:rPr>
+                <w:b w:val="0"/>
+                <w:sz w:val="19"/>
+              </w:rPr>
+              <w:t>Bi_FactCollections_s3 (transaction-grain collections)</w:t>
+            </w:r>
+          </w:p>
+        </w:tc>
+      </w:tr>
+      <w:tr>
+        <w:tc>
+          <w:tcPr>
+            <w:tcW w:type="dxa" w:w="4320"/>
+          </w:tcPr>
+          <w:p>
+            <w:r>
+              <w:rPr>
+                <w:b/>
+                <w:sz w:val="19"/>
+              </w:rPr>
+              <w:t>Identifier</w:t>
+            </w:r>
+          </w:p>
+        </w:tc>
+        <w:tc>
+          <w:tcPr>
+            <w:tcW w:type="dxa" w:w="4320"/>
+          </w:tcPr>
+          <w:p>
+            <w:r>
+              <w:rPr>
+                <w:b w:val="0"/>
+                <w:sz w:val="19"/>
+              </w:rPr>
+              <w:t>distinct UserId</w:t>
+            </w:r>
+          </w:p>
+        </w:tc>
+      </w:tr>
+      <w:tr>
+        <w:tc>
+          <w:tcPr>
+            <w:tcW w:type="dxa" w:w="4320"/>
+          </w:tcPr>
+          <w:p>
+            <w:r>
+              <w:rPr>
+                <w:b/>
+                <w:sz w:val="19"/>
+              </w:rPr>
+              <w:t xml:space="preserve">New = </w:t>
+            </w:r>
+          </w:p>
+        </w:tc>
+        <w:tc>
+          <w:tcPr>
+            <w:tcW w:type="dxa" w:w="4320"/>
+          </w:tcPr>
+          <w:p>
+            <w:r>
+              <w:rPr>
+                <w:b w:val="0"/>
+                <w:sz w:val="19"/>
+              </w:rPr>
+              <w:t>first sale date this month, MembershipVersionId='Not Applicable'</w:t>
+            </w:r>
+          </w:p>
+        </w:tc>
+      </w:tr>
+      <w:tr>
+        <w:tc>
+          <w:tcPr>
+            <w:tcW w:type="dxa" w:w="4320"/>
+          </w:tcPr>
+          <w:p>
+            <w:r>
+              <w:rPr>
+                <w:b/>
+                <w:sz w:val="19"/>
+              </w:rPr>
+              <w:t>Location key</w:t>
+            </w:r>
+          </w:p>
+        </w:tc>
+        <w:tc>
+          <w:tcPr>
+            <w:tcW w:type="dxa" w:w="4320"/>
+          </w:tcPr>
+          <w:p>
+            <w:r>
+              <w:rPr>
+                <w:b w:val="0"/>
+                <w:sz w:val="19"/>
+              </w:rPr>
+              <w:t>CenterId (mapped from center_name)</w:t>
+            </w:r>
+          </w:p>
+        </w:tc>
+      </w:tr>
+      <w:tr>
+        <w:tc>
+          <w:tcPr>
+            <w:tcW w:type="dxa" w:w="4320"/>
+          </w:tcPr>
+          <w:p>
+            <w:r>
+              <w:rPr>
+                <w:b/>
+                <w:sz w:val="19"/>
+              </w:rPr>
+              <w:t>Expected output</w:t>
+            </w:r>
+          </w:p>
+        </w:tc>
+        <w:tc>
+          <w:tcPr>
+            <w:tcW w:type="dxa" w:w="4320"/>
+          </w:tcPr>
+          <w:p>
+            <w:r>
+              <w:rPr>
+                <w:b w:val="0"/>
+                <w:sz w:val="19"/>
+              </w:rPr>
+              <w:t>count of distinct new guests this month (run query to confirm)</w:t>
+            </w:r>
+          </w:p>
+        </w:tc>
+      </w:tr>
+    </w:tbl>
+    <w:p>
+      <w:pPr>
+        <w:spacing w:after="40"/>
+      </w:pPr>
+    </w:p>
+    <w:p>
+      <w:pPr>
+        <w:spacing w:after="200"/>
+      </w:pPr>
+      <w:r>
+        <w:rPr>
+          <w:b/>
+          <w:color w:val="1E7A3C"/>
+          <w:sz w:val="19"/>
+        </w:rPr>
+        <w:t>MATCHES — REDEFINED. Was distinct cash guest_name with first_visit='yes'. Now: first-ever sale date (Bi_FactCollections_s3) in the month, first purchase non-membership (MembershipVersionId = 'Not Applicable'), excluding deleted/void/$0. Also drives CAC's denominator. Existing Customer Visits is unchanged.</w:t>
       </w:r>
     </w:p>
     <w:p>
@@ -1654,7 +1773,7 @@
         <w:rPr>
           <w:color w:val="1F3955"/>
         </w:rPr>
-        <w:t>SSS Growth YoY %</w:t>
+        <w:t>SSS Growth YoY %  (Same-Store Sales)</w:t>
       </w:r>
     </w:p>
     <w:p>
@@ -1668,7 +1787,60 @@
           <w:color w:val="1F3955"/>
           <w:sz w:val="19"/>
         </w:rPr>
-        <w:t>(current_cash - prior_year_cash) / prior_year_cash * 100</w:t>
+        <w:t>SSS YoY % = ( Σ Projected Run Rate  −  Σ Prior-Year Same-Month sales )</w:t>
+      </w:r>
+      <w:r>
+        <w:rPr>
+          <w:rFonts w:ascii="Consolas" w:hAnsi="Consolas"/>
+          <w:color w:val="1F3955"/>
+          <w:sz w:val="19"/>
+        </w:rPr>
+        <w:br/>
+        <w:t xml:space="preserve">            / Σ Prior-Year Same-Month sales  × 100</w:t>
+      </w:r>
+      <w:r>
+        <w:rPr>
+          <w:rFonts w:ascii="Consolas" w:hAnsi="Consolas"/>
+          <w:color w:val="1F3955"/>
+          <w:sz w:val="19"/>
+        </w:rPr>
+        <w:br/>
+        <w:t>over SAME-STORE locations only (open &gt; 12 months).</w:t>
+      </w:r>
+      <w:r>
+        <w:rPr>
+          <w:rFonts w:ascii="Consolas" w:hAnsi="Consolas"/>
+          <w:color w:val="1F3955"/>
+          <w:sz w:val="19"/>
+        </w:rPr>
+        <w:br/>
+      </w:r>
+      <w:r>
+        <w:rPr>
+          <w:rFonts w:ascii="Consolas" w:hAnsi="Consolas"/>
+          <w:color w:val="1F3955"/>
+          <w:sz w:val="19"/>
+        </w:rPr>
+        <w:br/>
+        <w:t>Projected Run Rate (per loc) = (MTD cash / working days elapsed) × total working days</w:t>
+      </w:r>
+      <w:r>
+        <w:rPr>
+          <w:rFonts w:ascii="Consolas" w:hAnsi="Consolas"/>
+          <w:color w:val="1F3955"/>
+          <w:sz w:val="19"/>
+        </w:rPr>
+        <w:br/>
+        <w:t>Prior-Year Same-Month (per loc) = full prior-year calendar-month cash</w:t>
+      </w:r>
+      <w:r>
+        <w:rPr>
+          <w:rFonts w:ascii="Consolas" w:hAnsi="Consolas"/>
+          <w:color w:val="1F3955"/>
+          <w:sz w:val="19"/>
+        </w:rPr>
+        <w:br/>
+        <w:t>Same-store = first cash date on/before (month start − 12 months)</w:t>
       </w:r>
     </w:p>
     <w:tbl>
@@ -1692,7 +1864,7 @@
                 <w:b/>
                 <w:sz w:val="19"/>
               </w:rPr>
-              <w:t>Numerator (current cash)</w:t>
+              <w:t>Numerator</w:t>
             </w:r>
           </w:p>
         </w:tc>
@@ -1706,7 +1878,7 @@
                 <w:b w:val="0"/>
                 <w:sz w:val="19"/>
               </w:rPr>
-              <w:t>1,297,752.54</w:t>
+              <w:t>Σ projected full-month run rate (same-store)</w:t>
             </w:r>
           </w:p>
         </w:tc>
@@ -1722,7 +1894,7 @@
                 <w:b/>
                 <w:sz w:val="19"/>
               </w:rPr>
-              <w:t>Denominator (prior-year, capped to latest data day)</w:t>
+              <w:t>Denominator</w:t>
             </w:r>
           </w:p>
         </w:tc>
@@ -1736,7 +1908,7 @@
                 <w:b w:val="0"/>
                 <w:sz w:val="19"/>
               </w:rPr>
-              <w:t>1,277,268.57</w:t>
+              <w:t>Σ prior-year same FULL month cash (same-store)</w:t>
             </w:r>
           </w:p>
         </w:tc>
@@ -1752,7 +1924,7 @@
                 <w:b/>
                 <w:sz w:val="19"/>
               </w:rPr>
-              <w:t>Computed value</w:t>
+              <w:t>Same-store filter</w:t>
             </w:r>
           </w:p>
         </w:tc>
@@ -1766,7 +1938,7 @@
                 <w:b w:val="0"/>
                 <w:sz w:val="19"/>
               </w:rPr>
-              <w:t>+1.6%</w:t>
+              <w:t>open &gt; 12 months (first cash ≤ month start − 12 mo)</w:t>
             </w:r>
           </w:p>
         </w:tc>
@@ -1782,7 +1954,7 @@
                 <w:b/>
                 <w:sz w:val="19"/>
               </w:rPr>
-              <w:t>Dashboard (after deploy)</w:t>
+              <w:t>Basis</w:t>
             </w:r>
           </w:p>
         </w:tc>
@@ -1796,7 +1968,7 @@
                 <w:b w:val="0"/>
                 <w:sz w:val="19"/>
               </w:rPr>
-              <w:t>+1.6%</w:t>
+              <w:t>cash; working-days run rate</w:t>
             </w:r>
           </w:p>
         </w:tc>
@@ -1817,7 +1989,7 @@
           <w:color w:val="1E7A3C"/>
           <w:sz w:val="19"/>
         </w:rPr>
-        <w:t>MATCHES — FIXED. Root cause confirmed: the prior-year window ran to MONTH-END ($1,421,516.91 = full June 2025) while the current month is partial (through ~the 26th, $1,297,752.54), giving a false -8.7%. py_end now anchors to the latest current-data day, so both sides cover equal days (Jun 1-26). Like-for-like YoY is +1.6%.</w:t>
+        <w:t>MATCHES — REDEFINED to a proper Same-Store metric: projected full-month run rate vs prior-year full same-month, restricted to locations open &gt; 12 months (those with a comparable prior year). Both sides are full-month, so no partial-vs-full skew. New-store locations are excluded. Helper: utils/sss.py (field same_store_yoy).</w:t>
       </w:r>
     </w:p>
     <w:p>
@@ -2447,7 +2619,16 @@
           <w:color w:val="1F3955"/>
           <w:sz w:val="19"/>
         </w:rPr>
-        <w:t>DISTINCT no-show invoices / DISTINCT non-deleted invoices * 100   (add_on='No')</w:t>
+        <w:t>DISTINCT invoices WHERE status IN ('no show','closed no show')</w:t>
+      </w:r>
+      <w:r>
+        <w:rPr>
+          <w:rFonts w:ascii="Consolas" w:hAnsi="Consolas"/>
+          <w:color w:val="1F3955"/>
+          <w:sz w:val="19"/>
+        </w:rPr>
+        <w:br/>
+        <w:t xml:space="preserve">   / DISTINCT non-deleted invoices * 100   (add_on='No')</w:t>
       </w:r>
     </w:p>
     <w:tbl>
@@ -2471,7 +2652,7 @@
                 <w:b/>
                 <w:sz w:val="19"/>
               </w:rPr>
-              <w:t>Numerator (no-show invoices)</w:t>
+              <w:t>Numerator (no-show + closed-no-show)</w:t>
             </w:r>
           </w:p>
         </w:tc>
@@ -2485,7 +2666,7 @@
                 <w:b w:val="0"/>
                 <w:sz w:val="19"/>
               </w:rPr>
-              <w:t>31</w:t>
+              <w:t>33</w:t>
             </w:r>
           </w:p>
         </w:tc>
@@ -2515,7 +2696,7 @@
                 <w:b w:val="0"/>
                 <w:sz w:val="19"/>
               </w:rPr>
-              <w:t>5,203</w:t>
+              <w:t>6,419</w:t>
             </w:r>
           </w:p>
         </w:tc>
@@ -2545,7 +2726,7 @@
                 <w:b w:val="0"/>
                 <w:sz w:val="19"/>
               </w:rPr>
-              <w:t>0.60%</w:t>
+              <w:t>0.51%</w:t>
             </w:r>
           </w:p>
         </w:tc>
@@ -2575,7 +2756,7 @@
                 <w:b w:val="0"/>
                 <w:sz w:val="19"/>
               </w:rPr>
-              <w:t>0.6%</w:t>
+              <w:t>0.5%</w:t>
             </w:r>
           </w:p>
         </w:tc>
@@ -2596,7 +2777,7 @@
           <w:color w:val="1E7A3C"/>
           <w:sz w:val="19"/>
         </w:rPr>
-        <w:t>MATCHES — Matches.</w:t>
+        <w:t>MATCHES — Numerator includes 'no show' AND 'closed no show'. Verified Jun 2026: 33 / 6,419 = 0.51%.</w:t>
       </w:r>
     </w:p>
     <w:p>
@@ -2621,7 +2802,16 @@
           <w:color w:val="1F3955"/>
           <w:sz w:val="19"/>
         </w:rPr>
-        <w:t>DISTINCT cancelled invoices / DISTINCT non-deleted invoices * 100   (add_on='No')</w:t>
+        <w:t>DISTINCT invoices WHERE status IN ('cancelled','closed cancellation')</w:t>
+      </w:r>
+      <w:r>
+        <w:rPr>
+          <w:rFonts w:ascii="Consolas" w:hAnsi="Consolas"/>
+          <w:color w:val="1F3955"/>
+          <w:sz w:val="19"/>
+        </w:rPr>
+        <w:br/>
+        <w:t xml:space="preserve">   / DISTINCT non-deleted invoices * 100   (add_on='No')</w:t>
       </w:r>
     </w:p>
     <w:tbl>
@@ -2645,7 +2835,7 @@
                 <w:b/>
                 <w:sz w:val="19"/>
               </w:rPr>
-              <w:t>Numerator (cancelled invoices)</w:t>
+              <w:t>Numerator (cancelled + closed-cancellation)</w:t>
             </w:r>
           </w:p>
         </w:tc>
@@ -2659,7 +2849,7 @@
                 <w:b w:val="0"/>
                 <w:sz w:val="19"/>
               </w:rPr>
-              <w:t>1,120</w:t>
+              <w:t>1,283</w:t>
             </w:r>
           </w:p>
         </w:tc>
@@ -2689,7 +2879,7 @@
                 <w:b w:val="0"/>
                 <w:sz w:val="19"/>
               </w:rPr>
-              <w:t>5,203</w:t>
+              <w:t>6,419</w:t>
             </w:r>
           </w:p>
         </w:tc>
@@ -2719,7 +2909,7 @@
                 <w:b w:val="0"/>
                 <w:sz w:val="19"/>
               </w:rPr>
-              <w:t>21.53%</w:t>
+              <w:t>19.99%</w:t>
             </w:r>
           </w:p>
         </w:tc>
@@ -2749,7 +2939,7 @@
                 <w:b w:val="0"/>
                 <w:sz w:val="19"/>
               </w:rPr>
-              <w:t>21.5%</w:t>
+              <w:t>20.0%</w:t>
             </w:r>
           </w:p>
         </w:tc>
@@ -2770,7 +2960,7 @@
           <w:color w:val="1E7A3C"/>
           <w:sz w:val="19"/>
         </w:rPr>
-        <w:t>MATCHES — Matches.</w:t>
+        <w:t>MATCHES — Numerator includes 'cancelled' AND 'closed cancellation'. Verified Jun 2026: 1,283 / 6,419 = 19.99% (~20.0%).</w:t>
       </w:r>
     </w:p>
     <w:p>
@@ -3999,6 +4189,282 @@
         <w:rPr>
           <w:color w:val="1F3955"/>
         </w:rPr>
+        <w:t>Service Mix (sub-segment 1 -&gt; sub-segment 2)</w:t>
+      </w:r>
+    </w:p>
+    <w:p>
+      <w:pPr>
+        <w:spacing w:after="80"/>
+        <w:ind w:left="280"/>
+      </w:pPr>
+      <w:r>
+        <w:rPr>
+          <w:rFonts w:ascii="Consolas" w:hAnsi="Consolas"/>
+          <w:color w:val="1F3955"/>
+          <w:sz w:val="19"/>
+        </w:rPr>
+        <w:t>-- one row per (sub-segment 1, sub-segment 2); services only</w:t>
+      </w:r>
+      <w:r>
+        <w:rPr>
+          <w:rFonts w:ascii="Consolas" w:hAnsi="Consolas"/>
+          <w:color w:val="1F3955"/>
+          <w:sz w:val="19"/>
+        </w:rPr>
+        <w:br/>
+        <w:t>SELECT item_category                         AS segment1,   -- sub-segment 1</w:t>
+      </w:r>
+      <w:r>
+        <w:rPr>
+          <w:rFonts w:ascii="Consolas" w:hAnsi="Consolas"/>
+          <w:color w:val="1F3955"/>
+          <w:sz w:val="19"/>
+        </w:rPr>
+        <w:br/>
+        <w:t xml:space="preserve">       COALESCE(item_sub_category,'(none)')  AS segment2,   -- sub-segment 2</w:t>
+      </w:r>
+      <w:r>
+        <w:rPr>
+          <w:rFonts w:ascii="Consolas" w:hAnsi="Consolas"/>
+          <w:color w:val="1F3955"/>
+          <w:sz w:val="19"/>
+        </w:rPr>
+        <w:br/>
+        <w:t xml:space="preserve">       SUM(sales_exc_tax)                    AS revenue,</w:t>
+      </w:r>
+      <w:r>
+        <w:rPr>
+          <w:rFonts w:ascii="Consolas" w:hAnsi="Consolas"/>
+          <w:color w:val="1F3955"/>
+          <w:sz w:val="19"/>
+        </w:rPr>
+        <w:br/>
+        <w:t xml:space="preserve">       COUNT(*)                              AS count</w:t>
+      </w:r>
+      <w:r>
+        <w:rPr>
+          <w:rFonts w:ascii="Consolas" w:hAnsi="Consolas"/>
+          <w:color w:val="1F3955"/>
+          <w:sz w:val="19"/>
+        </w:rPr>
+        <w:br/>
+        <w:t>FROM   BRONZE_ZENOTI_SALES_ACCRUAL</w:t>
+      </w:r>
+      <w:r>
+        <w:rPr>
+          <w:rFonts w:ascii="Consolas" w:hAnsi="Consolas"/>
+          <w:color w:val="1F3955"/>
+          <w:sz w:val="19"/>
+        </w:rPr>
+        <w:br/>
+        <w:t>WHERE  &lt;date/location&gt; AND item_type = 'Service' AND item_category IS NOT NULL</w:t>
+      </w:r>
+      <w:r>
+        <w:rPr>
+          <w:rFonts w:ascii="Consolas" w:hAnsi="Consolas"/>
+          <w:color w:val="1F3955"/>
+          <w:sz w:val="19"/>
+        </w:rPr>
+        <w:br/>
+        <w:t>GROUP BY item_category, item_sub_category</w:t>
+      </w:r>
+      <w:r>
+        <w:rPr>
+          <w:rFonts w:ascii="Consolas" w:hAnsi="Consolas"/>
+          <w:color w:val="1F3955"/>
+          <w:sz w:val="19"/>
+        </w:rPr>
+        <w:br/>
+        <w:t>ORDER BY revenue DESC</w:t>
+      </w:r>
+    </w:p>
+    <w:tbl>
+      <w:tblPr>
+        <w:tblStyle w:val="TableGrid"/>
+        <w:tblW w:type="auto" w:w="0"/>
+        <w:tblLook w:firstColumn="1" w:firstRow="1" w:lastColumn="0" w:lastRow="0" w:noHBand="0" w:noVBand="1" w:val="04A0"/>
+      </w:tblPr>
+      <w:tblGrid>
+        <w:gridCol w:w="4320"/>
+        <w:gridCol w:w="4320"/>
+      </w:tblGrid>
+      <w:tr>
+        <w:tc>
+          <w:tcPr>
+            <w:tcW w:type="dxa" w:w="4320"/>
+          </w:tcPr>
+          <w:p>
+            <w:r>
+              <w:rPr>
+                <w:b/>
+                <w:sz w:val="19"/>
+              </w:rPr>
+              <w:t>Sub-segment 1</w:t>
+            </w:r>
+          </w:p>
+        </w:tc>
+        <w:tc>
+          <w:tcPr>
+            <w:tcW w:type="dxa" w:w="4320"/>
+          </w:tcPr>
+          <w:p>
+            <w:r>
+              <w:rPr>
+                <w:b w:val="0"/>
+                <w:sz w:val="19"/>
+              </w:rPr>
+              <w:t>item_category (default donut + legend)</w:t>
+            </w:r>
+          </w:p>
+        </w:tc>
+      </w:tr>
+      <w:tr>
+        <w:tc>
+          <w:tcPr>
+            <w:tcW w:type="dxa" w:w="4320"/>
+          </w:tcPr>
+          <w:p>
+            <w:r>
+              <w:rPr>
+                <w:b/>
+                <w:sz w:val="19"/>
+              </w:rPr>
+              <w:t>Sub-segment 2</w:t>
+            </w:r>
+          </w:p>
+        </w:tc>
+        <w:tc>
+          <w:tcPr>
+            <w:tcW w:type="dxa" w:w="4320"/>
+          </w:tcPr>
+          <w:p>
+            <w:r>
+              <w:rPr>
+                <w:b w:val="0"/>
+                <w:sz w:val="19"/>
+              </w:rPr>
+              <w:t>item_sub_category (drill-down within a segment 1)</w:t>
+            </w:r>
+          </w:p>
+        </w:tc>
+      </w:tr>
+      <w:tr>
+        <w:tc>
+          <w:tcPr>
+            <w:tcW w:type="dxa" w:w="4320"/>
+          </w:tcPr>
+          <w:p>
+            <w:r>
+              <w:rPr>
+                <w:b/>
+                <w:sz w:val="19"/>
+              </w:rPr>
+              <w:t>Filter</w:t>
+            </w:r>
+          </w:p>
+        </w:tc>
+        <w:tc>
+          <w:tcPr>
+            <w:tcW w:type="dxa" w:w="4320"/>
+          </w:tcPr>
+          <w:p>
+            <w:r>
+              <w:rPr>
+                <w:b w:val="0"/>
+                <w:sz w:val="19"/>
+              </w:rPr>
+              <w:t>item_type = 'Service' AND item_category IS NOT NULL</w:t>
+            </w:r>
+          </w:p>
+        </w:tc>
+      </w:tr>
+      <w:tr>
+        <w:tc>
+          <w:tcPr>
+            <w:tcW w:type="dxa" w:w="4320"/>
+          </w:tcPr>
+          <w:p>
+            <w:r>
+              <w:rPr>
+                <w:b/>
+                <w:sz w:val="19"/>
+              </w:rPr>
+              <w:t>Metric</w:t>
+            </w:r>
+          </w:p>
+        </w:tc>
+        <w:tc>
+          <w:tcPr>
+            <w:tcW w:type="dxa" w:w="4320"/>
+          </w:tcPr>
+          <w:p>
+            <w:r>
+              <w:rPr>
+                <w:b w:val="0"/>
+                <w:sz w:val="19"/>
+              </w:rPr>
+              <w:t>revenue share = SUM(sales_exc_tax) per segment / total</w:t>
+            </w:r>
+          </w:p>
+        </w:tc>
+      </w:tr>
+      <w:tr>
+        <w:tc>
+          <w:tcPr>
+            <w:tcW w:type="dxa" w:w="4320"/>
+          </w:tcPr>
+          <w:p>
+            <w:r>
+              <w:rPr>
+                <w:b/>
+                <w:sz w:val="19"/>
+              </w:rPr>
+              <w:t>Source</w:t>
+            </w:r>
+          </w:p>
+        </w:tc>
+        <w:tc>
+          <w:tcPr>
+            <w:tcW w:type="dxa" w:w="4320"/>
+          </w:tcPr>
+          <w:p>
+            <w:r>
+              <w:rPr>
+                <w:b w:val="0"/>
+                <w:sz w:val="19"/>
+              </w:rPr>
+              <w:t>BRONZE_ZENOTI_SALES_ACCRUAL (DB)</w:t>
+            </w:r>
+          </w:p>
+        </w:tc>
+      </w:tr>
+    </w:tbl>
+    <w:p>
+      <w:pPr>
+        <w:spacing w:after="40"/>
+      </w:pPr>
+    </w:p>
+    <w:p>
+      <w:pPr>
+        <w:spacing w:after="200"/>
+      </w:pPr>
+      <w:r>
+        <w:rPr>
+          <w:b/>
+          <w:color w:val="1E7A3C"/>
+          <w:sz w:val="19"/>
+        </w:rPr>
+        <w:t>MATCHES — Endpoint /api/service-mix. Donut + legend show sub-segment 1 (item_category) by revenue share; clicking a segment drills into its sub-segment 2 (item_sub_category) breakdown, with a back link to all services. Services only (excludes Retail / Memberships / packages). Donut center shows the top slice at the current level.</w:t>
+      </w:r>
+    </w:p>
+    <w:p>
+      <w:pPr>
+        <w:pStyle w:val="Heading2"/>
+      </w:pPr>
+      <w:r>
+        <w:rPr>
+          <w:color w:val="1F3955"/>
+        </w:rPr>
         <w:t>Product Mix (unit consumption)</w:t>
       </w:r>
     </w:p>
@@ -4231,7 +4697,7 @@
         <w:rPr>
           <w:sz w:val="20"/>
         </w:rPr>
-        <w:t>Membership Adoption % — FIXED in evolve-dashboard.jsx: pctScale() is now a pass-through, so 0.18% no longer renders as 18.3%. (Numerator may still undercount memberships — separate item.)</w:t>
+        <w:t>Membership Adoption % — numerator now from Bi_DimMembershipUser_s3 (memberships created + started this month, IsDeleted=0) / non-member cash guests; pctScale display also fixed. Reads 0 until that table is loaded for the current month.</w:t>
       </w:r>
     </w:p>
     <w:p>
@@ -4242,7 +4708,18 @@
         <w:rPr>
           <w:sz w:val="20"/>
         </w:rPr>
-        <w:t>SSS Growth YoY % — FIXED in routers/mtd.py: py_end anchors to the latest current-data day, not month-end, so partial current is compared to an equal prior-year window. Goes from -8.7% to +1.6%.</w:t>
+        <w:t>SSS Growth YoY % — REDEFINED (utils/sss.py): projected full-month run rate vs prior-year full same-month, same-store only (locations open &gt; 12 months). Replaces the partial-MTD comparison.</w:t>
+      </w:r>
+    </w:p>
+    <w:p>
+      <w:pPr>
+        <w:pStyle w:val="ListBullet"/>
+      </w:pPr>
+      <w:r>
+        <w:rPr>
+          <w:sz w:val="20"/>
+        </w:rPr>
+        <w:t>Prior Day Sales — switched to NET SALES on the latest sale day (was cash on the latest cash day, which surfaced the Jun 25 $585K cash batch).</w:t>
       </w:r>
     </w:p>
     <w:p>
@@ -4265,6 +4742,17 @@
           <w:sz w:val="20"/>
         </w:rPr>
         <w:t>Product Mix — NEW: by product_name + unit consumption from BRONZE_ZENOTI_COST_OF_GOODS, with Dysport qty / 3. Was previously a single 'Retail' category row.</w:t>
+      </w:r>
+    </w:p>
+    <w:p>
+      <w:pPr>
+        <w:pStyle w:val="ListBullet"/>
+      </w:pPr>
+      <w:r>
+        <w:rPr>
+          <w:sz w:val="20"/>
+        </w:rPr>
+        <w:t>Service Mix — NEW: revenue share by sub-segment 1 (item_category) with drill-down into sub-segment 2 (item_sub_category). Services only. Endpoint /api/service-mix.</w:t>
       </w:r>
     </w:p>
     <w:p>

--- a/Evolve_Dashboard_Metric_Computations.docx
+++ b/Evolve_Dashboard_Metric_Computations.docx
@@ -4777,6 +4777,17 @@
         <w:t>Recognized Revenue, Utilization, Run Rate — small differences from date-window boundaries, not logic errors.</w:t>
       </w:r>
     </w:p>
+    <w:p>
+      <w:pPr>
+        <w:pStyle w:val="ListBullet"/>
+      </w:pPr>
+      <w:r>
+        <w:rPr>
+          <w:sz w:val="20"/>
+        </w:rPr>
+        <w:t>KPI header performance — the /api/mtd-kpi-header handler ran its ~10 queries (main KPI query + COGS + payroll + memberships + 2 run-rates + SSS + new-visits) sequentially, ~27s total, which tripped the gateway timeout (502s) and left the Overview hanging. Two full-table scans (new_customer_visits over Bi_FactCollections_s3, sss_growth_yoy's MIN(payment_date) over the cash table) were date-bounded, and all enrichment helpers now run in parallel (ThreadPoolExecutor); wall time is now the single slowest query (~3-5s). Each helper also degrades to a safe default on error so no single one can 500 the whole header.</w:t>
+      </w:r>
+    </w:p>
     <w:sectPr>
       <w:pgSz w:w="12240" w:h="15840"/>
       <w:pgMar w:top="1440" w:right="1800" w:bottom="1440" w:left="1800" w:header="720" w:footer="720" w:gutter="0"/>

--- a/Evolve_Dashboard_Metric_Computations.docx
+++ b/Evolve_Dashboard_Metric_Computations.docx
@@ -1146,7 +1146,7 @@
           <w:color w:val="1F3955"/>
           <w:sz w:val="19"/>
         </w:rPr>
-        <w:t>new memberships / non-member unique guests * 100</w:t>
+        <w:t>new members / non-member unique guests * 100        (cash basis)</w:t>
       </w:r>
       <w:r>
         <w:rPr>
@@ -1163,7 +1163,7 @@
           <w:sz w:val="19"/>
         </w:rPr>
         <w:br/>
-        <w:t>new memberships = COUNT(DISTINCT UserMembershipId) from Bi_DimMembershipUser_s3</w:t>
+        <w:t>new members       = COUNT(DISTINCT guest_name WHERE item_category = 'Memberships')</w:t>
       </w:r>
       <w:r>
         <w:rPr>
@@ -1172,7 +1172,7 @@
           <w:sz w:val="19"/>
         </w:rPr>
         <w:br/>
-        <w:t xml:space="preserve">                  WHERE IsDeleted = 0</w:t>
+        <w:t>non-member guests = COUNT(DISTINCT guest_name WHERE member = 'no')</w:t>
       </w:r>
       <w:r>
         <w:rPr>
@@ -1181,25 +1181,7 @@
           <w:sz w:val="19"/>
         </w:rPr>
         <w:br/>
-        <w:t xml:space="preserve">                    AND CreationDate in the reporting month (MTD)</w:t>
-      </w:r>
-      <w:r>
-        <w:rPr>
-          <w:rFonts w:ascii="Consolas" w:hAnsi="Consolas"/>
-          <w:color w:val="1F3955"/>
-          <w:sz w:val="19"/>
-        </w:rPr>
-        <w:br/>
-        <w:t xml:space="preserve">                    AND StartDate in the same month   (created &amp; started this month)</w:t>
-      </w:r>
-      <w:r>
-        <w:rPr>
-          <w:rFonts w:ascii="Consolas" w:hAnsi="Consolas"/>
-          <w:color w:val="1F3955"/>
-          <w:sz w:val="19"/>
-        </w:rPr>
-        <w:br/>
-        <w:t>non-member guests = COUNT(DISTINCT guest_name WHERE member='no') from the cash report</w:t>
+        <w:t>from BRONZE_ZENOTI_CASH_COLLECTIONS, reporting month (MTD), cash payment-type filter</w:t>
       </w:r>
     </w:p>
     <w:tbl>
@@ -1237,7 +1219,7 @@
                 <w:b w:val="0"/>
                 <w:sz w:val="19"/>
               </w:rPr>
-              <w:t>new memberships (Bi_DimMembershipUser_s3)</w:t>
+              <w:t>new members — membership purchases this month (cash)</w:t>
             </w:r>
           </w:p>
         </w:tc>
@@ -1267,7 +1249,37 @@
                 <w:b w:val="0"/>
                 <w:sz w:val="19"/>
               </w:rPr>
-              <w:t>non-member unique guests (cash)</w:t>
+              <w:t>non-member unique guests (cash, member='no')</w:t>
+            </w:r>
+          </w:p>
+        </w:tc>
+      </w:tr>
+      <w:tr>
+        <w:tc>
+          <w:tcPr>
+            <w:tcW w:type="dxa" w:w="4320"/>
+          </w:tcPr>
+          <w:p>
+            <w:r>
+              <w:rPr>
+                <w:b/>
+                <w:sz w:val="19"/>
+              </w:rPr>
+              <w:t>Source</w:t>
+            </w:r>
+          </w:p>
+        </w:tc>
+        <w:tc>
+          <w:tcPr>
+            <w:tcW w:type="dxa" w:w="4320"/>
+          </w:tcPr>
+          <w:p>
+            <w:r>
+              <w:rPr>
+                <w:b w:val="0"/>
+                <w:sz w:val="19"/>
+              </w:rPr>
+              <w:t>BRONZE_ZENOTI_CASH_COLLECTIONS (computed in the main KPI query)</w:t>
             </w:r>
           </w:p>
         </w:tc>
@@ -1297,37 +1309,7 @@
                 <w:b w:val="0"/>
                 <w:sz w:val="19"/>
               </w:rPr>
-              <w:t>membership CenterId (mapped from center_name)</w:t>
-            </w:r>
-          </w:p>
-        </w:tc>
-      </w:tr>
-      <w:tr>
-        <w:tc>
-          <w:tcPr>
-            <w:tcW w:type="dxa" w:w="4320"/>
-          </w:tcPr>
-          <w:p>
-            <w:r>
-              <w:rPr>
-                <w:b/>
-                <w:sz w:val="19"/>
-              </w:rPr>
-              <w:t>Note</w:t>
-            </w:r>
-          </w:p>
-        </w:tc>
-        <w:tc>
-          <w:tcPr>
-            <w:tcW w:type="dxa" w:w="4320"/>
-          </w:tcPr>
-          <w:p>
-            <w:r>
-              <w:rPr>
-                <w:b w:val="0"/>
-                <w:sz w:val="19"/>
-              </w:rPr>
-              <w:t>0 until the membership table is loaded for the current month</w:t>
+              <w:t>center_name (direct)</w:t>
             </w:r>
           </w:p>
         </w:tc>
@@ -1348,7 +1330,7 @@
           <w:color w:val="1E7A3C"/>
           <w:sz w:val="19"/>
         </w:rPr>
-        <w:t>MATCHES — Numerator now from Bi_DimMembershipUser_s3 (memberships created this month AND starting this month, IsDeleted=0, counted per UserMembershipId) — replaces the old cash-line proxy. pctScale display also fixed. Reads 0 if Bi_DimMembershipUser_s3 has no current-month rows (data-freshness gap), like COGS before its data loaded.</w:t>
+        <w:t>MATCHES — SWITCHED TO CASH. Was Bi_DimMembershipUser_s3 (memberships created/started this month), but that warehouse table is stale (no current-month rows -&gt; always 0). Now counts membership PURCHASES this month from the cash report (item_category='Memberships'), which is current and fast (computed inside the main KPI query, no extra round-trip).</w:t>
       </w:r>
     </w:p>
     <w:p>
@@ -1373,7 +1355,7 @@
           <w:color w:val="1F3955"/>
           <w:sz w:val="19"/>
         </w:rPr>
-        <w:t>COUNT(DISTINCT UserId) from Bi_FactCollections_s3 WHERE:</w:t>
+        <w:t>COUNT(DISTINCT guest_name) from BRONZE_ZENOTI_CASH_COLLECTIONS WHERE:</w:t>
       </w:r>
       <w:r>
         <w:rPr>
@@ -1382,7 +1364,7 @@
           <w:sz w:val="19"/>
         </w:rPr>
         <w:br/>
-        <w:t xml:space="preserve">   first sale date (MIN SaleDateInCenter per UserId) is in the reporting month</w:t>
+        <w:t xml:space="preserve">   the guest is new this month (first_visit = 'yes')</w:t>
       </w:r>
       <w:r>
         <w:rPr>
@@ -1391,7 +1373,7 @@
           <w:sz w:val="19"/>
         </w:rPr>
         <w:br/>
-        <w:t xml:space="preserve">   AND that first purchase is non-membership (MembershipVersionId = 'Not Applicable')</w:t>
+        <w:t xml:space="preserve">   AND item_category != 'Memberships'   (purchase is not a membership)</w:t>
       </w:r>
       <w:r>
         <w:rPr>
@@ -1400,7 +1382,7 @@
           <w:sz w:val="19"/>
         </w:rPr>
         <w:br/>
-        <w:t xml:space="preserve">   AND IsDeleted = 0, not Void, Amount &gt; 0</w:t>
+        <w:t xml:space="preserve">   reporting month (MTD), cash payment-type filter</w:t>
       </w:r>
       <w:r>
         <w:rPr>
@@ -1409,7 +1391,7 @@
           <w:sz w:val="19"/>
         </w:rPr>
         <w:br/>
-        <w:t>(if the first purchase is a membership, the guest is NOT counted)</w:t>
+        <w:t>(a guest whose only purchase is a membership is NOT counted as a new service visit)</w:t>
       </w:r>
     </w:p>
     <w:tbl>
@@ -1447,7 +1429,7 @@
                 <w:b w:val="0"/>
                 <w:sz w:val="19"/>
               </w:rPr>
-              <w:t>Bi_FactCollections_s3 (transaction-grain collections)</w:t>
+              <w:t>BRONZE_ZENOTI_CASH_COLLECTIONS (main KPI query)</w:t>
             </w:r>
           </w:p>
         </w:tc>
@@ -1477,7 +1459,7 @@
                 <w:b w:val="0"/>
                 <w:sz w:val="19"/>
               </w:rPr>
-              <w:t>distinct UserId</w:t>
+              <w:t>distinct guest_name</w:t>
             </w:r>
           </w:p>
         </w:tc>
@@ -1507,7 +1489,7 @@
                 <w:b w:val="0"/>
                 <w:sz w:val="19"/>
               </w:rPr>
-              <w:t>first sale date this month, MembershipVersionId='Not Applicable'</w:t>
+              <w:t>first_visit='yes' AND a non-membership purchase</w:t>
             </w:r>
           </w:p>
         </w:tc>
@@ -1537,7 +1519,7 @@
                 <w:b w:val="0"/>
                 <w:sz w:val="19"/>
               </w:rPr>
-              <w:t>CenterId (mapped from center_name)</w:t>
+              <w:t>center_name (direct)</w:t>
             </w:r>
           </w:p>
         </w:tc>
@@ -1553,7 +1535,7 @@
                 <w:b/>
                 <w:sz w:val="19"/>
               </w:rPr>
-              <w:t>Expected output</w:t>
+              <w:t>Drives</w:t>
             </w:r>
           </w:p>
         </w:tc>
@@ -1567,7 +1549,7 @@
                 <w:b w:val="0"/>
                 <w:sz w:val="19"/>
               </w:rPr>
-              <w:t>count of distinct new guests this month (run query to confirm)</w:t>
+              <w:t>CAC denominator = MTD ad spend / new visits</w:t>
             </w:r>
           </w:p>
         </w:tc>
@@ -1588,7 +1570,7 @@
           <w:color w:val="1E7A3C"/>
           <w:sz w:val="19"/>
         </w:rPr>
-        <w:t>MATCHES — REDEFINED. Was distinct cash guest_name with first_visit='yes'. Now: first-ever sale date (Bi_FactCollections_s3) in the month, first purchase non-membership (MembershipVersionId = 'Not Applicable'), excluding deleted/void/$0. Also drives CAC's denominator. Existing Customer Visits is unchanged.</w:t>
+        <w:t>MATCHES — SWITCHED TO CASH. Was Bi_FactCollections_s3 first-ever-sale scan, but that table is un-indexed for this pattern and took &gt;30s (timed out -&gt; 0). Now: new (first_visit='yes') guests with a non-membership purchase this month, off the already-scanned cash data — current and effectively free. Also drives CAC's denominator.</w:t>
       </w:r>
     </w:p>
     <w:p>
@@ -4697,7 +4679,7 @@
         <w:rPr>
           <w:sz w:val="20"/>
         </w:rPr>
-        <w:t>Membership Adoption % — numerator now from Bi_DimMembershipUser_s3 (memberships created + started this month, IsDeleted=0) / non-member cash guests; pctScale display also fixed. Reads 0 until that table is loaded for the current month.</w:t>
+        <w:t>Membership Adoption % / New Customer Visits — SWITCHED TO CASH. Both were sourced from Bi_* warehouse tables that didn't work in production: Bi_DimMembershipUser_s3 was stale (no current month -&gt; 0) and Bi_FactCollections_s3 was un-indexed for the first-ever-sale scan (&gt;30s -&gt; timed out to 0, and it dominated the KPI header latency). Both now come from BRONZE_ZENOTI_CASH_COLLECTIONS, computed inside the main KPI query: new members = distinct guests buying item_category='Memberships' this month; new visits = distinct first_visit='yes' guests with a non-membership purchase. Current, and effectively free (no extra round-trip).</w:t>
       </w:r>
     </w:p>
     <w:p>
@@ -4785,7 +4767,7 @@
         <w:rPr>
           <w:sz w:val="20"/>
         </w:rPr>
-        <w:t>KPI header performance — the /api/mtd-kpi-header handler ran its ~10 queries (main KPI query + COGS + payroll + memberships + 2 run-rates + SSS + new-visits) sequentially, ~27s total, which tripped the gateway timeout (502s) and left the Overview hanging. Two full-table scans (new_customer_visits over Bi_FactCollections_s3, sss_growth_yoy's MIN(payment_date) over the cash table) were date-bounded, and all enrichment helpers now run in parallel (ThreadPoolExecutor); wall time is now the single slowest query (~3-5s). Each helper also degrades to a safe default on error so no single one can 500 the whole header.</w:t>
+        <w:t>KPI header performance — the /api/mtd-kpi-header handler ran ~10 queries sequentially (~27s), tripping the gateway timeout (502s) and leaving the Overview hanging. Fixes: (1) enrichment helpers now run in parallel (ThreadPoolExecutor); (2) the connection pool was serializing that parallelism — get_sql_connection ran its SELECT-1 health check while holding the global lock, so one dead pooled connection blocked every checkout for the full timeout, and run_query returned timed-out (dead) connections to the pool; both fixed (validate lock-free, close dead connections); (3) the two slow Bi_* metrics were moved onto the main cash query (see above). Header is now ~3-5s and the concurrent Overview load (header + operations-summary) no longer 500s.</w:t>
       </w:r>
     </w:p>
     <w:sectPr>

--- a/Evolve_Dashboard_Metric_Computations.docx
+++ b/Evolve_Dashboard_Metric_Computations.docx
@@ -2601,7 +2601,7 @@
           <w:color w:val="1F3955"/>
           <w:sz w:val="19"/>
         </w:rPr>
-        <w:t>DISTINCT invoices WHERE status IN ('no show','closed no show')</w:t>
+        <w:t>COUNT(DISTINCT CONCAT(invoice_no, '|', guest_name)) WHERE status IN ('no show','closed no show')</w:t>
       </w:r>
       <w:r>
         <w:rPr>
@@ -2610,7 +2610,7 @@
           <w:sz w:val="19"/>
         </w:rPr>
         <w:br/>
-        <w:t xml:space="preserve">   / DISTINCT non-deleted invoices * 100   (add_on='No')</w:t>
+        <w:t xml:space="preserve">   / COUNT(DISTINCT invoice_no) WHERE status != 'deleted' * 100   (add_on='No')</w:t>
       </w:r>
     </w:p>
     <w:tbl>
@@ -2634,7 +2634,7 @@
                 <w:b/>
                 <w:sz w:val="19"/>
               </w:rPr>
-              <w:t>Numerator (no-show + closed-no-show)</w:t>
+              <w:t>Numerator</w:t>
             </w:r>
           </w:p>
         </w:tc>
@@ -2648,7 +2648,7 @@
                 <w:b w:val="0"/>
                 <w:sz w:val="19"/>
               </w:rPr>
-              <w:t>33</w:t>
+              <w:t>distinct (invoice_no + guest_name), no-show + closed-no-show</w:t>
             </w:r>
           </w:p>
         </w:tc>
@@ -2664,7 +2664,7 @@
                 <w:b/>
                 <w:sz w:val="19"/>
               </w:rPr>
-              <w:t>Denominator (non-deleted invoices)</w:t>
+              <w:t>Denominator</w:t>
             </w:r>
           </w:p>
         </w:tc>
@@ -2678,7 +2678,7 @@
                 <w:b w:val="0"/>
                 <w:sz w:val="19"/>
               </w:rPr>
-              <w:t>6,419</w:t>
+              <w:t>distinct invoice_no, non-deleted</w:t>
             </w:r>
           </w:p>
         </w:tc>
@@ -2694,7 +2694,7 @@
                 <w:b/>
                 <w:sz w:val="19"/>
               </w:rPr>
-              <w:t>Computed value</w:t>
+              <w:t>Status set</w:t>
             </w:r>
           </w:p>
         </w:tc>
@@ -2708,37 +2708,7 @@
                 <w:b w:val="0"/>
                 <w:sz w:val="19"/>
               </w:rPr>
-              <w:t>0.51%</w:t>
-            </w:r>
-          </w:p>
-        </w:tc>
-      </w:tr>
-      <w:tr>
-        <w:tc>
-          <w:tcPr>
-            <w:tcW w:type="dxa" w:w="4320"/>
-          </w:tcPr>
-          <w:p>
-            <w:r>
-              <w:rPr>
-                <w:b/>
-                <w:sz w:val="19"/>
-              </w:rPr>
-              <w:t>Dashboard shows</w:t>
-            </w:r>
-          </w:p>
-        </w:tc>
-        <w:tc>
-          <w:tcPr>
-            <w:tcW w:type="dxa" w:w="4320"/>
-          </w:tcPr>
-          <w:p>
-            <w:r>
-              <w:rPr>
-                <w:b w:val="0"/>
-                <w:sz w:val="19"/>
-              </w:rPr>
-              <w:t>0.5%</w:t>
+              <w:t>'no show', 'closed no show'</w:t>
             </w:r>
           </w:p>
         </w:tc>
@@ -2759,7 +2729,7 @@
           <w:color w:val="1E7A3C"/>
           <w:sz w:val="19"/>
         </w:rPr>
-        <w:t>MATCHES — Numerator includes 'no show' AND 'closed no show'. Verified Jun 2026: 33 / 6,419 = 0.51%.</w:t>
+        <w:t>MATCHES — Numerator now counts distinct invoice_no + guest_name (concatenated key), so a unique no-show = one invoice AND guest together; denominator stays distinct non-deleted invoice_no (numerator-only change). Includes 'no show' AND 'closed no show'. Was distinct invoice_no (33 / 6,419 = 0.51% in Jun 2026).</w:t>
       </w:r>
     </w:p>
     <w:p>
@@ -2784,7 +2754,7 @@
           <w:color w:val="1F3955"/>
           <w:sz w:val="19"/>
         </w:rPr>
-        <w:t>DISTINCT invoices WHERE status IN ('cancelled','closed cancellation')</w:t>
+        <w:t>COUNT(DISTINCT CONCAT(invoice_no, '|', guest_name)) WHERE status IN ('cancelled','closed cancellation')</w:t>
       </w:r>
       <w:r>
         <w:rPr>
@@ -2793,7 +2763,7 @@
           <w:sz w:val="19"/>
         </w:rPr>
         <w:br/>
-        <w:t xml:space="preserve">   / DISTINCT non-deleted invoices * 100   (add_on='No')</w:t>
+        <w:t xml:space="preserve">   / COUNT(DISTINCT invoice_no) WHERE status != 'deleted' * 100   (add_on='No')</w:t>
       </w:r>
     </w:p>
     <w:tbl>
@@ -2817,7 +2787,7 @@
                 <w:b/>
                 <w:sz w:val="19"/>
               </w:rPr>
-              <w:t>Numerator (cancelled + closed-cancellation)</w:t>
+              <w:t>Numerator</w:t>
             </w:r>
           </w:p>
         </w:tc>
@@ -2831,7 +2801,7 @@
                 <w:b w:val="0"/>
                 <w:sz w:val="19"/>
               </w:rPr>
-              <w:t>1,283</w:t>
+              <w:t>distinct (invoice_no + guest_name), cancelled + closed-cancellation</w:t>
             </w:r>
           </w:p>
         </w:tc>
@@ -2847,7 +2817,7 @@
                 <w:b/>
                 <w:sz w:val="19"/>
               </w:rPr>
-              <w:t>Denominator (non-deleted invoices)</w:t>
+              <w:t>Denominator</w:t>
             </w:r>
           </w:p>
         </w:tc>
@@ -2861,7 +2831,7 @@
                 <w:b w:val="0"/>
                 <w:sz w:val="19"/>
               </w:rPr>
-              <w:t>6,419</w:t>
+              <w:t>distinct invoice_no, non-deleted</w:t>
             </w:r>
           </w:p>
         </w:tc>
@@ -2877,7 +2847,7 @@
                 <w:b/>
                 <w:sz w:val="19"/>
               </w:rPr>
-              <w:t>Computed value</w:t>
+              <w:t>Status set</w:t>
             </w:r>
           </w:p>
         </w:tc>
@@ -2891,37 +2861,7 @@
                 <w:b w:val="0"/>
                 <w:sz w:val="19"/>
               </w:rPr>
-              <w:t>19.99%</w:t>
-            </w:r>
-          </w:p>
-        </w:tc>
-      </w:tr>
-      <w:tr>
-        <w:tc>
-          <w:tcPr>
-            <w:tcW w:type="dxa" w:w="4320"/>
-          </w:tcPr>
-          <w:p>
-            <w:r>
-              <w:rPr>
-                <w:b/>
-                <w:sz w:val="19"/>
-              </w:rPr>
-              <w:t>Dashboard shows</w:t>
-            </w:r>
-          </w:p>
-        </w:tc>
-        <w:tc>
-          <w:tcPr>
-            <w:tcW w:type="dxa" w:w="4320"/>
-          </w:tcPr>
-          <w:p>
-            <w:r>
-              <w:rPr>
-                <w:b w:val="0"/>
-                <w:sz w:val="19"/>
-              </w:rPr>
-              <w:t>20.0%</w:t>
+              <w:t>'cancelled', 'closed cancellation'</w:t>
             </w:r>
           </w:p>
         </w:tc>
@@ -2942,7 +2882,7 @@
           <w:color w:val="1E7A3C"/>
           <w:sz w:val="19"/>
         </w:rPr>
-        <w:t>MATCHES — Numerator includes 'cancelled' AND 'closed cancellation'. Verified Jun 2026: 1,283 / 6,419 = 19.99% (~20.0%).</w:t>
+        <w:t>MATCHES — Numerator now counts distinct invoice_no + guest_name (concatenated key); denominator stays distinct non-deleted invoice_no (numerator-only change). Includes 'cancelled' AND 'closed cancellation'. Was distinct invoice_no (1,283 / 6,419 = 19.99% in Jun 2026).</w:t>
       </w:r>
     </w:p>
     <w:p>

--- a/Evolve_Dashboard_Metric_Computations.docx
+++ b/Evolve_Dashboard_Metric_Computations.docx
@@ -798,7 +798,16 @@
           <w:color w:val="1F3955"/>
           <w:sz w:val="19"/>
         </w:rPr>
-        <w:t>SUM(cash: new, non-membership) / COUNT(DISTINCT new non-membership guest-day visits)</w:t>
+        <w:t>ASP New = (non-membership MTD sales of NEW customers) / New Customer Visits</w:t>
+      </w:r>
+      <w:r>
+        <w:rPr>
+          <w:rFonts w:ascii="Consolas" w:hAnsi="Consolas"/>
+          <w:color w:val="1F3955"/>
+          <w:sz w:val="19"/>
+        </w:rPr>
+        <w:br/>
+        <w:t>from BRONZE_ZENOTI_SALES_ACCRUAL (same scan/segmentation as New Customer Visits)</w:t>
       </w:r>
     </w:p>
     <w:tbl>
@@ -822,7 +831,7 @@
                 <w:b/>
                 <w:sz w:val="19"/>
               </w:rPr>
-              <w:t>Numerator (revenue)</w:t>
+              <w:t>Numerator</w:t>
             </w:r>
           </w:p>
         </w:tc>
@@ -836,7 +845,7 @@
                 <w:b w:val="0"/>
                 <w:sz w:val="19"/>
               </w:rPr>
-              <w:t>260,043.54</w:t>
+              <w:t>Σ sales_exc_tax of new customers, non-membership, MTD</w:t>
             </w:r>
           </w:p>
         </w:tc>
@@ -852,7 +861,7 @@
                 <w:b/>
                 <w:sz w:val="19"/>
               </w:rPr>
-              <w:t>Denominator (visits)</w:t>
+              <w:t>Denominator</w:t>
             </w:r>
           </w:p>
         </w:tc>
@@ -866,7 +875,7 @@
                 <w:b w:val="0"/>
                 <w:sz w:val="19"/>
               </w:rPr>
-              <w:t>637</w:t>
+              <w:t>New Customer Visits (distinct new customers)</w:t>
             </w:r>
           </w:p>
         </w:tc>
@@ -882,7 +891,7 @@
                 <w:b/>
                 <w:sz w:val="19"/>
               </w:rPr>
-              <w:t>Computed value</w:t>
+              <w:t>Basis</w:t>
             </w:r>
           </w:p>
         </w:tc>
@@ -896,7 +905,7 @@
                 <w:b w:val="0"/>
                 <w:sz w:val="19"/>
               </w:rPr>
-              <w:t>$408.23</w:t>
+              <w:t>sales accrual; per customer</w:t>
             </w:r>
           </w:p>
         </w:tc>
@@ -912,7 +921,7 @@
                 <w:b/>
                 <w:sz w:val="19"/>
               </w:rPr>
-              <w:t>Dashboard shows</w:t>
+              <w:t>Source</w:t>
             </w:r>
           </w:p>
         </w:tc>
@@ -926,7 +935,7 @@
                 <w:b w:val="0"/>
                 <w:sz w:val="19"/>
               </w:rPr>
-              <w:t>$408</w:t>
+              <w:t>BRONZE_ZENOTI_SALES_ACCRUAL</w:t>
             </w:r>
           </w:p>
         </w:tc>
@@ -947,7 +956,7 @@
           <w:color w:val="1E7A3C"/>
           <w:sz w:val="19"/>
         </w:rPr>
-        <w:t>MATCHES — Matches.</w:t>
+        <w:t>MATCHES — SWITCHED to sales-accrual per-customer. Was cash / new-flagged (first_visit) guest-day visits — a different 'new' pool than the New Customer Visits card. Now numerator and denominator use the SAME sales-accrual new/existing classification (first-ever sale date), so ASP New × New Customer Visits = new-customer sales. Falls back to the cash ASP if the scan doesn't finish within the header cap.</w:t>
       </w:r>
     </w:p>
     <w:p>
@@ -972,7 +981,16 @@
           <w:color w:val="1F3955"/>
           <w:sz w:val="19"/>
         </w:rPr>
-        <w:t>SUM(cash: existing, non-membership) / COUNT(DISTINCT existing non-membership guest-day visits)</w:t>
+        <w:t>ASP Existing = (non-membership MTD sales of EXISTING customers) / Existing Customer Visits</w:t>
+      </w:r>
+      <w:r>
+        <w:rPr>
+          <w:rFonts w:ascii="Consolas" w:hAnsi="Consolas"/>
+          <w:color w:val="1F3955"/>
+          <w:sz w:val="19"/>
+        </w:rPr>
+        <w:br/>
+        <w:t>from BRONZE_ZENOTI_SALES_ACCRUAL (same scan/segmentation as Existing Customer Visits)</w:t>
       </w:r>
     </w:p>
     <w:tbl>
@@ -996,7 +1014,7 @@
                 <w:b/>
                 <w:sz w:val="19"/>
               </w:rPr>
-              <w:t>Numerator (revenue)</w:t>
+              <w:t>Numerator</w:t>
             </w:r>
           </w:p>
         </w:tc>
@@ -1010,7 +1028,7 @@
                 <w:b w:val="0"/>
                 <w:sz w:val="19"/>
               </w:rPr>
-              <w:t>1,037,013.00</w:t>
+              <w:t>Σ sales_exc_tax of existing customers, non-membership, MTD</w:t>
             </w:r>
           </w:p>
         </w:tc>
@@ -1026,7 +1044,7 @@
                 <w:b/>
                 <w:sz w:val="19"/>
               </w:rPr>
-              <w:t>Denominator (visits)</w:t>
+              <w:t>Denominator</w:t>
             </w:r>
           </w:p>
         </w:tc>
@@ -1040,7 +1058,7 @@
                 <w:b w:val="0"/>
                 <w:sz w:val="19"/>
               </w:rPr>
-              <w:t>3,636</w:t>
+              <w:t>Existing Customer Visits (distinct existing customers)</w:t>
             </w:r>
           </w:p>
         </w:tc>
@@ -1056,7 +1074,7 @@
                 <w:b/>
                 <w:sz w:val="19"/>
               </w:rPr>
-              <w:t>Computed value</w:t>
+              <w:t>Basis</w:t>
             </w:r>
           </w:p>
         </w:tc>
@@ -1070,7 +1088,7 @@
                 <w:b w:val="0"/>
                 <w:sz w:val="19"/>
               </w:rPr>
-              <w:t>$285.21</w:t>
+              <w:t>sales accrual; per customer</w:t>
             </w:r>
           </w:p>
         </w:tc>
@@ -1086,7 +1104,7 @@
                 <w:b/>
                 <w:sz w:val="19"/>
               </w:rPr>
-              <w:t>Dashboard shows</w:t>
+              <w:t>Source</w:t>
             </w:r>
           </w:p>
         </w:tc>
@@ -1100,7 +1118,7 @@
                 <w:b w:val="0"/>
                 <w:sz w:val="19"/>
               </w:rPr>
-              <w:t>$285</w:t>
+              <w:t>BRONZE_ZENOTI_SALES_ACCRUAL</w:t>
             </w:r>
           </w:p>
         </w:tc>
@@ -1121,7 +1139,7 @@
           <w:color w:val="1E7A3C"/>
           <w:sz w:val="19"/>
         </w:rPr>
-        <w:t>MATCHES — Matches.</w:t>
+        <w:t>MATCHES — SWITCHED to sales-accrual per-customer (same change as ASP New). Existing = first-ever sale before this month; ASP Existing × Existing Customer Visits = existing-customer sales.</w:t>
       </w:r>
     </w:p>
     <w:p>
@@ -1355,7 +1373,7 @@
           <w:color w:val="1F3955"/>
           <w:sz w:val="19"/>
         </w:rPr>
-        <w:t>COUNT(DISTINCT guest_name) from BRONZE_ZENOTI_CASH_COLLECTIONS WHERE:</w:t>
+        <w:t>COUNT(DISTINCT guest_name) from BRONZE_ZENOTI_SALES_ACCRUAL WHERE:</w:t>
       </w:r>
       <w:r>
         <w:rPr>
@@ -1364,7 +1382,7 @@
           <w:sz w:val="19"/>
         </w:rPr>
         <w:br/>
-        <w:t xml:space="preserve">   the guest is new this month (first_visit = 'yes')</w:t>
+        <w:t xml:space="preserve">   the guest's FIRST-EVER sale date (MIN sale_date) falls in the reporting month</w:t>
       </w:r>
       <w:r>
         <w:rPr>
@@ -1373,7 +1391,7 @@
           <w:sz w:val="19"/>
         </w:rPr>
         <w:br/>
-        <w:t xml:space="preserve">   AND item_category != 'Memberships'   (purchase is not a membership)</w:t>
+        <w:t xml:space="preserve">   AND that first purchase is non-membership (item_category &lt;&gt; 'Memberships')</w:t>
       </w:r>
       <w:r>
         <w:rPr>
@@ -1382,16 +1400,7 @@
           <w:sz w:val="19"/>
         </w:rPr>
         <w:br/>
-        <w:t xml:space="preserve">   reporting month (MTD), cash payment-type filter</w:t>
-      </w:r>
-      <w:r>
-        <w:rPr>
-          <w:rFonts w:ascii="Consolas" w:hAnsi="Consolas"/>
-          <w:color w:val="1F3955"/>
-          <w:sz w:val="19"/>
-        </w:rPr>
-        <w:br/>
-        <w:t>(a guest whose only purchase is a membership is NOT counted as a new service visit)</w:t>
+        <w:t>(candidates pre-filtered to guests who sold this month; membership-only first sale excluded)</w:t>
       </w:r>
     </w:p>
     <w:tbl>
@@ -1429,7 +1438,7 @@
                 <w:b w:val="0"/>
                 <w:sz w:val="19"/>
               </w:rPr>
-              <w:t>BRONZE_ZENOTI_CASH_COLLECTIONS (main KPI query)</w:t>
+              <w:t>BRONZE_ZENOTI_SALES_ACCRUAL</w:t>
             </w:r>
           </w:p>
         </w:tc>
@@ -1489,7 +1498,7 @@
                 <w:b w:val="0"/>
                 <w:sz w:val="19"/>
               </w:rPr>
-              <w:t>first_visit='yes' AND a non-membership purchase</w:t>
+              <w:t>first-ever sale date in month, first purchase non-membership</w:t>
             </w:r>
           </w:p>
         </w:tc>
@@ -1505,7 +1514,7 @@
                 <w:b/>
                 <w:sz w:val="19"/>
               </w:rPr>
-              <w:t>Location key</w:t>
+              <w:t>'membershipversionid=Not Applicable'</w:t>
             </w:r>
           </w:p>
         </w:tc>
@@ -1519,7 +1528,7 @@
                 <w:b w:val="0"/>
                 <w:sz w:val="19"/>
               </w:rPr>
-              <w:t>center_name (direct)</w:t>
+              <w:t>no such column on sales table -&gt; item_category &lt;&gt; 'Memberships'</w:t>
             </w:r>
           </w:p>
         </w:tc>
@@ -1570,7 +1579,7 @@
           <w:color w:val="1E7A3C"/>
           <w:sz w:val="19"/>
         </w:rPr>
-        <w:t>MATCHES — SWITCHED TO CASH. Was Bi_FactCollections_s3 first-ever-sale scan, but that table is un-indexed for this pattern and took &gt;30s (timed out -&gt; 0). Now: new (first_visit='yes') guests with a non-membership purchase this month, off the already-scanned cash data — current and effectively free. Also drives CAC's denominator.</w:t>
+        <w:t>MATCHES — Defined on sales accrual: first-ever sale date per guest_name in the month, non-membership first purchase. (Earlier iterations used Bi_FactCollections_s3 — too slow/timed out — then cash first_visit; now sales accrual per the spec.) Computed in one scan with Existing + ASP; cached + single-flight; header waits at most ~6s and otherwise keeps the cash fallback while the cache fills. Helper: utils/new_customers.py.</w:t>
       </w:r>
     </w:p>
     <w:p>
@@ -1595,7 +1604,270 @@
           <w:color w:val="1F3955"/>
           <w:sz w:val="19"/>
         </w:rPr>
-        <w:t>COUNT(DISTINCT guest_name WHERE first_visit = 'no')</w:t>
+        <w:t>COUNT(DISTINCT guest_name) from BRONZE_ZENOTI_SALES_ACCRUAL WHERE:</w:t>
+      </w:r>
+      <w:r>
+        <w:rPr>
+          <w:rFonts w:ascii="Consolas" w:hAnsi="Consolas"/>
+          <w:color w:val="1F3955"/>
+          <w:sz w:val="19"/>
+        </w:rPr>
+        <w:br/>
+        <w:t xml:space="preserve">   the guest has a sale within the reporting month (&gt;0 invoice in MTD)</w:t>
+      </w:r>
+      <w:r>
+        <w:rPr>
+          <w:rFonts w:ascii="Consolas" w:hAnsi="Consolas"/>
+          <w:color w:val="1F3955"/>
+          <w:sz w:val="19"/>
+        </w:rPr>
+        <w:br/>
+        <w:t xml:space="preserve">   AND first-ever sale date is BEFORE this month (a past purchase not in this month -&gt; returning)</w:t>
+      </w:r>
+      <w:r>
+        <w:rPr>
+          <w:rFonts w:ascii="Consolas" w:hAnsi="Consolas"/>
+          <w:color w:val="1F3955"/>
+          <w:sz w:val="19"/>
+        </w:rPr>
+        <w:br/>
+        <w:t xml:space="preserve">   AND first purchase is non-membership (item_category &lt;&gt; 'Memberships')</w:t>
+      </w:r>
+    </w:p>
+    <w:tbl>
+      <w:tblPr>
+        <w:tblStyle w:val="TableGrid"/>
+        <w:tblW w:type="auto" w:w="0"/>
+        <w:tblLook w:firstColumn="1" w:firstRow="1" w:lastColumn="0" w:lastRow="0" w:noHBand="0" w:noVBand="1" w:val="04A0"/>
+      </w:tblPr>
+      <w:tblGrid>
+        <w:gridCol w:w="4320"/>
+        <w:gridCol w:w="4320"/>
+      </w:tblGrid>
+      <w:tr>
+        <w:tc>
+          <w:tcPr>
+            <w:tcW w:type="dxa" w:w="4320"/>
+          </w:tcPr>
+          <w:p>
+            <w:r>
+              <w:rPr>
+                <w:b/>
+                <w:sz w:val="19"/>
+              </w:rPr>
+              <w:t>Source</w:t>
+            </w:r>
+          </w:p>
+        </w:tc>
+        <w:tc>
+          <w:tcPr>
+            <w:tcW w:type="dxa" w:w="4320"/>
+          </w:tcPr>
+          <w:p>
+            <w:r>
+              <w:rPr>
+                <w:b w:val="0"/>
+                <w:sz w:val="19"/>
+              </w:rPr>
+              <w:t>BRONZE_ZENOTI_SALES_ACCRUAL (same scan as New)</w:t>
+            </w:r>
+          </w:p>
+        </w:tc>
+      </w:tr>
+      <w:tr>
+        <w:tc>
+          <w:tcPr>
+            <w:tcW w:type="dxa" w:w="4320"/>
+          </w:tcPr>
+          <w:p>
+            <w:r>
+              <w:rPr>
+                <w:b/>
+                <w:sz w:val="19"/>
+              </w:rPr>
+              <w:t>Identifier</w:t>
+            </w:r>
+          </w:p>
+        </w:tc>
+        <w:tc>
+          <w:tcPr>
+            <w:tcW w:type="dxa" w:w="4320"/>
+          </w:tcPr>
+          <w:p>
+            <w:r>
+              <w:rPr>
+                <w:b w:val="0"/>
+                <w:sz w:val="19"/>
+              </w:rPr>
+              <w:t>distinct guest_name</w:t>
+            </w:r>
+          </w:p>
+        </w:tc>
+      </w:tr>
+      <w:tr>
+        <w:tc>
+          <w:tcPr>
+            <w:tcW w:type="dxa" w:w="4320"/>
+          </w:tcPr>
+          <w:p>
+            <w:r>
+              <w:rPr>
+                <w:b/>
+                <w:sz w:val="19"/>
+              </w:rPr>
+              <w:t xml:space="preserve">Existing = </w:t>
+            </w:r>
+          </w:p>
+        </w:tc>
+        <w:tc>
+          <w:tcPr>
+            <w:tcW w:type="dxa" w:w="4320"/>
+          </w:tcPr>
+          <w:p>
+            <w:r>
+              <w:rPr>
+                <w:b w:val="0"/>
+                <w:sz w:val="19"/>
+              </w:rPr>
+              <w:t>sale this month + first-ever sale before this month, non-membership first</w:t>
+            </w:r>
+          </w:p>
+        </w:tc>
+      </w:tr>
+      <w:tr>
+        <w:tc>
+          <w:tcPr>
+            <w:tcW w:type="dxa" w:w="4320"/>
+          </w:tcPr>
+          <w:p>
+            <w:r>
+              <w:rPr>
+                <w:b/>
+                <w:sz w:val="19"/>
+              </w:rPr>
+              <w:t>Note</w:t>
+            </w:r>
+          </w:p>
+        </w:tc>
+        <w:tc>
+          <w:tcPr>
+            <w:tcW w:type="dxa" w:w="4320"/>
+          </w:tcPr>
+          <w:p>
+            <w:r>
+              <w:rPr>
+                <w:b w:val="0"/>
+                <w:sz w:val="19"/>
+              </w:rPr>
+              <w:t>new + existing = this-month guests with a non-membership first purchase</w:t>
+            </w:r>
+          </w:p>
+        </w:tc>
+      </w:tr>
+    </w:tbl>
+    <w:p>
+      <w:pPr>
+        <w:spacing w:after="40"/>
+      </w:pPr>
+    </w:p>
+    <w:p>
+      <w:pPr>
+        <w:spacing w:after="200"/>
+      </w:pPr>
+      <w:r>
+        <w:rPr>
+          <w:b/>
+          <w:color w:val="1E7A3C"/>
+          <w:sz w:val="19"/>
+        </w:rPr>
+        <w:t>MATCHES — Inverse of New Customer Visits (first sale before the month vs in the month), computed in the same sales-accrual scan. Header card uses h.existing_client_count; the location-table TOTAL row was aligned to this header value.</w:t>
+      </w:r>
+    </w:p>
+    <w:p>
+      <w:pPr>
+        <w:pStyle w:val="Heading2"/>
+      </w:pPr>
+      <w:r>
+        <w:rPr>
+          <w:color w:val="1F3955"/>
+        </w:rPr>
+        <w:t>SSS Growth YoY %  (Same-Store Sales)</w:t>
+      </w:r>
+    </w:p>
+    <w:p>
+      <w:pPr>
+        <w:spacing w:after="80"/>
+        <w:ind w:left="280"/>
+      </w:pPr>
+      <w:r>
+        <w:rPr>
+          <w:rFonts w:ascii="Consolas" w:hAnsi="Consolas"/>
+          <w:color w:val="1F3955"/>
+          <w:sz w:val="19"/>
+        </w:rPr>
+        <w:t>SSS YoY % = ( Σ current-year MTD sales  −  Σ prior-year same-period sales )</w:t>
+      </w:r>
+      <w:r>
+        <w:rPr>
+          <w:rFonts w:ascii="Consolas" w:hAnsi="Consolas"/>
+          <w:color w:val="1F3955"/>
+          <w:sz w:val="19"/>
+        </w:rPr>
+        <w:br/>
+        <w:t xml:space="preserve">            / Σ prior-year same-period sales  × 100</w:t>
+      </w:r>
+      <w:r>
+        <w:rPr>
+          <w:rFonts w:ascii="Consolas" w:hAnsi="Consolas"/>
+          <w:color w:val="1F3955"/>
+          <w:sz w:val="19"/>
+        </w:rPr>
+        <w:br/>
+        <w:t>over SAME-STORE locations only.</w:t>
+      </w:r>
+      <w:r>
+        <w:rPr>
+          <w:rFonts w:ascii="Consolas" w:hAnsi="Consolas"/>
+          <w:color w:val="1F3955"/>
+          <w:sz w:val="19"/>
+        </w:rPr>
+        <w:br/>
+      </w:r>
+      <w:r>
+        <w:rPr>
+          <w:rFonts w:ascii="Consolas" w:hAnsi="Consolas"/>
+          <w:color w:val="1F3955"/>
+          <w:sz w:val="19"/>
+        </w:rPr>
+        <w:br/>
+        <w:t>Current      = cash sales, month start .. latest data day</w:t>
+      </w:r>
+      <w:r>
+        <w:rPr>
+          <w:rFonts w:ascii="Consolas" w:hAnsi="Consolas"/>
+          <w:color w:val="1F3955"/>
+          <w:sz w:val="19"/>
+        </w:rPr>
+        <w:br/>
+        <w:t>Prior-year   = SAME elapsed window one year earlier (month start −1yr .. latest day −1yr)</w:t>
+      </w:r>
+      <w:r>
+        <w:rPr>
+          <w:rFonts w:ascii="Consolas" w:hAnsi="Consolas"/>
+          <w:color w:val="1F3955"/>
+          <w:sz w:val="19"/>
+        </w:rPr>
+        <w:br/>
+        <w:t>Same-store   = real open date on/before (month start − 12 months) AND not closed in the period</w:t>
+      </w:r>
+      <w:r>
+        <w:rPr>
+          <w:rFonts w:ascii="Consolas" w:hAnsi="Consolas"/>
+          <w:color w:val="1F3955"/>
+          <w:sz w:val="19"/>
+        </w:rPr>
+        <w:br/>
+        <w:t xml:space="preserve">               (open/close dates from data/store_dates.json)</w:t>
       </w:r>
     </w:p>
     <w:tbl>
@@ -1633,7 +1905,7 @@
                 <w:b w:val="0"/>
                 <w:sz w:val="19"/>
               </w:rPr>
-              <w:t>3,183</w:t>
+              <w:t>Σ current MTD cash − Σ prior-year same-MTD cash (same-store)</w:t>
             </w:r>
           </w:p>
         </w:tc>
@@ -1663,234 +1935,7 @@
                 <w:b w:val="0"/>
                 <w:sz w:val="19"/>
               </w:rPr>
-              <w:t>—</w:t>
-            </w:r>
-          </w:p>
-        </w:tc>
-      </w:tr>
-      <w:tr>
-        <w:tc>
-          <w:tcPr>
-            <w:tcW w:type="dxa" w:w="4320"/>
-          </w:tcPr>
-          <w:p>
-            <w:r>
-              <w:rPr>
-                <w:b/>
-                <w:sz w:val="19"/>
-              </w:rPr>
-              <w:t>Computed value</w:t>
-            </w:r>
-          </w:p>
-        </w:tc>
-        <w:tc>
-          <w:tcPr>
-            <w:tcW w:type="dxa" w:w="4320"/>
-          </w:tcPr>
-          <w:p>
-            <w:r>
-              <w:rPr>
-                <w:b w:val="0"/>
-                <w:sz w:val="19"/>
-              </w:rPr>
-              <w:t>3,183</w:t>
-            </w:r>
-          </w:p>
-        </w:tc>
-      </w:tr>
-      <w:tr>
-        <w:tc>
-          <w:tcPr>
-            <w:tcW w:type="dxa" w:w="4320"/>
-          </w:tcPr>
-          <w:p>
-            <w:r>
-              <w:rPr>
-                <w:b/>
-                <w:sz w:val="19"/>
-              </w:rPr>
-              <w:t>Dashboard shows</w:t>
-            </w:r>
-          </w:p>
-        </w:tc>
-        <w:tc>
-          <w:tcPr>
-            <w:tcW w:type="dxa" w:w="4320"/>
-          </w:tcPr>
-          <w:p>
-            <w:r>
-              <w:rPr>
-                <w:b w:val="0"/>
-                <w:sz w:val="19"/>
-              </w:rPr>
-              <w:t>3,183</w:t>
-            </w:r>
-          </w:p>
-        </w:tc>
-      </w:tr>
-    </w:tbl>
-    <w:p>
-      <w:pPr>
-        <w:spacing w:after="40"/>
-      </w:pPr>
-    </w:p>
-    <w:p>
-      <w:pPr>
-        <w:spacing w:after="200"/>
-      </w:pPr>
-      <w:r>
-        <w:rPr>
-          <w:b/>
-          <w:color w:val="1E7A3C"/>
-          <w:sz w:val="19"/>
-        </w:rPr>
-        <w:t>MATCHES — Matches.</w:t>
-      </w:r>
-    </w:p>
-    <w:p>
-      <w:pPr>
-        <w:pStyle w:val="Heading2"/>
-      </w:pPr>
-      <w:r>
-        <w:rPr>
-          <w:color w:val="1F3955"/>
-        </w:rPr>
-        <w:t>SSS Growth YoY %  (Same-Store Sales)</w:t>
-      </w:r>
-    </w:p>
-    <w:p>
-      <w:pPr>
-        <w:spacing w:after="80"/>
-        <w:ind w:left="280"/>
-      </w:pPr>
-      <w:r>
-        <w:rPr>
-          <w:rFonts w:ascii="Consolas" w:hAnsi="Consolas"/>
-          <w:color w:val="1F3955"/>
-          <w:sz w:val="19"/>
-        </w:rPr>
-        <w:t>SSS YoY % = ( Σ Projected Run Rate  −  Σ Prior-Year Same-Month sales )</w:t>
-      </w:r>
-      <w:r>
-        <w:rPr>
-          <w:rFonts w:ascii="Consolas" w:hAnsi="Consolas"/>
-          <w:color w:val="1F3955"/>
-          <w:sz w:val="19"/>
-        </w:rPr>
-        <w:br/>
-        <w:t xml:space="preserve">            / Σ Prior-Year Same-Month sales  × 100</w:t>
-      </w:r>
-      <w:r>
-        <w:rPr>
-          <w:rFonts w:ascii="Consolas" w:hAnsi="Consolas"/>
-          <w:color w:val="1F3955"/>
-          <w:sz w:val="19"/>
-        </w:rPr>
-        <w:br/>
-        <w:t>over SAME-STORE locations only (open &gt; 12 months).</w:t>
-      </w:r>
-      <w:r>
-        <w:rPr>
-          <w:rFonts w:ascii="Consolas" w:hAnsi="Consolas"/>
-          <w:color w:val="1F3955"/>
-          <w:sz w:val="19"/>
-        </w:rPr>
-        <w:br/>
-      </w:r>
-      <w:r>
-        <w:rPr>
-          <w:rFonts w:ascii="Consolas" w:hAnsi="Consolas"/>
-          <w:color w:val="1F3955"/>
-          <w:sz w:val="19"/>
-        </w:rPr>
-        <w:br/>
-        <w:t>Projected Run Rate (per loc) = (MTD cash / working days elapsed) × total working days</w:t>
-      </w:r>
-      <w:r>
-        <w:rPr>
-          <w:rFonts w:ascii="Consolas" w:hAnsi="Consolas"/>
-          <w:color w:val="1F3955"/>
-          <w:sz w:val="19"/>
-        </w:rPr>
-        <w:br/>
-        <w:t>Prior-Year Same-Month (per loc) = full prior-year calendar-month cash</w:t>
-      </w:r>
-      <w:r>
-        <w:rPr>
-          <w:rFonts w:ascii="Consolas" w:hAnsi="Consolas"/>
-          <w:color w:val="1F3955"/>
-          <w:sz w:val="19"/>
-        </w:rPr>
-        <w:br/>
-        <w:t>Same-store = first cash date on/before (month start − 12 months)</w:t>
-      </w:r>
-    </w:p>
-    <w:tbl>
-      <w:tblPr>
-        <w:tblStyle w:val="TableGrid"/>
-        <w:tblW w:type="auto" w:w="0"/>
-        <w:tblLook w:firstColumn="1" w:firstRow="1" w:lastColumn="0" w:lastRow="0" w:noHBand="0" w:noVBand="1" w:val="04A0"/>
-      </w:tblPr>
-      <w:tblGrid>
-        <w:gridCol w:w="4320"/>
-        <w:gridCol w:w="4320"/>
-      </w:tblGrid>
-      <w:tr>
-        <w:tc>
-          <w:tcPr>
-            <w:tcW w:type="dxa" w:w="4320"/>
-          </w:tcPr>
-          <w:p>
-            <w:r>
-              <w:rPr>
-                <w:b/>
-                <w:sz w:val="19"/>
-              </w:rPr>
-              <w:t>Numerator</w:t>
-            </w:r>
-          </w:p>
-        </w:tc>
-        <w:tc>
-          <w:tcPr>
-            <w:tcW w:type="dxa" w:w="4320"/>
-          </w:tcPr>
-          <w:p>
-            <w:r>
-              <w:rPr>
-                <w:b w:val="0"/>
-                <w:sz w:val="19"/>
-              </w:rPr>
-              <w:t>Σ projected full-month run rate (same-store)</w:t>
-            </w:r>
-          </w:p>
-        </w:tc>
-      </w:tr>
-      <w:tr>
-        <w:tc>
-          <w:tcPr>
-            <w:tcW w:type="dxa" w:w="4320"/>
-          </w:tcPr>
-          <w:p>
-            <w:r>
-              <w:rPr>
-                <w:b/>
-                <w:sz w:val="19"/>
-              </w:rPr>
-              <w:t>Denominator</w:t>
-            </w:r>
-          </w:p>
-        </w:tc>
-        <w:tc>
-          <w:tcPr>
-            <w:tcW w:type="dxa" w:w="4320"/>
-          </w:tcPr>
-          <w:p>
-            <w:r>
-              <w:rPr>
-                <w:b w:val="0"/>
-                <w:sz w:val="19"/>
-              </w:rPr>
-              <w:t>Σ prior-year same FULL month cash (same-store)</w:t>
+              <w:t>Σ prior-year same-MTD cash (same-store)</w:t>
             </w:r>
           </w:p>
         </w:tc>
@@ -1920,7 +1965,37 @@
                 <w:b w:val="0"/>
                 <w:sz w:val="19"/>
               </w:rPr>
-              <w:t>open &gt; 12 months (first cash ≤ month start − 12 mo)</w:t>
+              <w:t>real open date ≤ month start − 12 mo, not closed by period end</w:t>
+            </w:r>
+          </w:p>
+        </w:tc>
+      </w:tr>
+      <w:tr>
+        <w:tc>
+          <w:tcPr>
+            <w:tcW w:type="dxa" w:w="4320"/>
+          </w:tcPr>
+          <w:p>
+            <w:r>
+              <w:rPr>
+                <w:b/>
+                <w:sz w:val="19"/>
+              </w:rPr>
+              <w:t>Jun 2026 same-store</w:t>
+            </w:r>
+          </w:p>
+        </w:tc>
+        <w:tc>
+          <w:tcPr>
+            <w:tcW w:type="dxa" w:w="4320"/>
+          </w:tcPr>
+          <w:p>
+            <w:r>
+              <w:rPr>
+                <w:b w:val="0"/>
+                <w:sz w:val="19"/>
+              </w:rPr>
+              <w:t>12 stores (excl. Bridgewater/Lancaster &lt;12mo + 5 closed)</w:t>
             </w:r>
           </w:p>
         </w:tc>
@@ -1950,7 +2025,7 @@
                 <w:b w:val="0"/>
                 <w:sz w:val="19"/>
               </w:rPr>
-              <w:t>cash; working-days run rate</w:t>
+              <w:t>cash; like-for-like MTD (no run-rate projection)</w:t>
             </w:r>
           </w:p>
         </w:tc>
@@ -1971,7 +2046,7 @@
           <w:color w:val="1E7A3C"/>
           <w:sz w:val="19"/>
         </w:rPr>
-        <w:t>MATCHES — REDEFINED to a proper Same-Store metric: projected full-month run rate vs prior-year full same-month, restricted to locations open &gt; 12 months (those with a comparable prior year). Both sides are full-month, so no partial-vs-full skew. New-store locations are excluded. Helper: utils/sss.py (field same_store_yoy).</w:t>
+        <w:t>MATCHES — REDEFINED twice: now a direct like-for-like comparison — current-year MTD vs the SAME elapsed window last year (dropped the run-rate projection) — over same-store locations only. Same-store uses REAL open/close dates (data/store_dates.json, utils/store_dates), replacing the first-cash-date proxy. Closed stores and &lt;12-month stores are excluded. Helper: utils/sss.py.</w:t>
       </w:r>
     </w:p>
     <w:p>
@@ -4619,7 +4694,7 @@
         <w:rPr>
           <w:sz w:val="20"/>
         </w:rPr>
-        <w:t>Membership Adoption % / New Customer Visits — SWITCHED TO CASH. Both were sourced from Bi_* warehouse tables that didn't work in production: Bi_DimMembershipUser_s3 was stale (no current month -&gt; 0) and Bi_FactCollections_s3 was un-indexed for the first-ever-sale scan (&gt;30s -&gt; timed out to 0, and it dominated the KPI header latency). Both now come from BRONZE_ZENOTI_CASH_COLLECTIONS, computed inside the main KPI query: new members = distinct guests buying item_category='Memberships' this month; new visits = distinct first_visit='yes' guests with a non-membership purchase. Current, and effectively free (no extra round-trip).</w:t>
+        <w:t>Membership Adoption % — from cash (Bi_DimMembershipUser_s3 was stale -&gt; 0). New members = distinct guests buying item_category='Memberships' this month / non-member guests, computed in the main KPI query.</w:t>
       </w:r>
     </w:p>
     <w:p>
@@ -4630,7 +4705,18 @@
         <w:rPr>
           <w:sz w:val="20"/>
         </w:rPr>
-        <w:t>SSS Growth YoY % — REDEFINED (utils/sss.py): projected full-month run rate vs prior-year full same-month, same-store only (locations open &gt; 12 months). Replaces the partial-MTD comparison.</w:t>
+        <w:t>New / Existing Customer Visits + ASP New/Existing — defined on BRONZE_ZENOTI_SALES_ACCRUAL by each guest's FIRST-EVER sale date (non-membership first purchase): New = first sale in month, Existing = first sale before month + a sale this month. ASP New/Existing use the same segmentation (segment non-membership MTD sales / segment customer count). One cached scan (candidates pre-filter + single-flight); header waits ~6s then falls back to cash. Replaces the earlier Bi_FactCollections_s3 (too slow) and cash-first_visit approaches. utils/new_customers.py.</w:t>
+      </w:r>
+    </w:p>
+    <w:p>
+      <w:pPr>
+        <w:pStyle w:val="ListBullet"/>
+      </w:pPr>
+      <w:r>
+        <w:rPr>
+          <w:sz w:val="20"/>
+        </w:rPr>
+        <w:t>SSS Growth YoY % — REDEFINED (utils/sss.py): current-year MTD vs the SAME elapsed window last year (no run-rate projection), same-store only. Same-store now uses REAL open/close dates (data/store_dates.json) not the first-cash proxy; &lt;12-month and closed stores excluded (Jun 2026 = 12 same-store locations).</w:t>
       </w:r>
     </w:p>
     <w:p>

--- a/Evolve_Dashboard_Metric_Computations.docx
+++ b/Evolve_Dashboard_Metric_Computations.docx
@@ -831,7 +831,7 @@
                 <w:b/>
                 <w:sz w:val="19"/>
               </w:rPr>
-              <w:t>Numerator</w:t>
+              <w:t>Numerator (new-cust non-mbr MTD sales)</w:t>
             </w:r>
           </w:p>
         </w:tc>
@@ -845,7 +845,7 @@
                 <w:b w:val="0"/>
                 <w:sz w:val="19"/>
               </w:rPr>
-              <w:t>Σ sales_exc_tax of new customers, non-membership, MTD</w:t>
+              <w:t>≈ $366,033</w:t>
             </w:r>
           </w:p>
         </w:tc>
@@ -861,7 +861,7 @@
                 <w:b/>
                 <w:sz w:val="19"/>
               </w:rPr>
-              <w:t>Denominator</w:t>
+              <w:t>Denominator (New Customer Visits)</w:t>
             </w:r>
           </w:p>
         </w:tc>
@@ -875,7 +875,7 @@
                 <w:b w:val="0"/>
                 <w:sz w:val="19"/>
               </w:rPr>
-              <w:t>New Customer Visits (distinct new customers)</w:t>
+              <w:t>1,134</w:t>
             </w:r>
           </w:p>
         </w:tc>
@@ -891,7 +891,7 @@
                 <w:b/>
                 <w:sz w:val="19"/>
               </w:rPr>
-              <w:t>Basis</w:t>
+              <w:t>Computed value</w:t>
             </w:r>
           </w:p>
         </w:tc>
@@ -905,7 +905,7 @@
                 <w:b w:val="0"/>
                 <w:sz w:val="19"/>
               </w:rPr>
-              <w:t>sales accrual; per customer</w:t>
+              <w:t>$322.78</w:t>
             </w:r>
           </w:p>
         </w:tc>
@@ -921,7 +921,7 @@
                 <w:b/>
                 <w:sz w:val="19"/>
               </w:rPr>
-              <w:t>Source</w:t>
+              <w:t>Dashboard shows</w:t>
             </w:r>
           </w:p>
         </w:tc>
@@ -935,7 +935,37 @@
                 <w:b w:val="0"/>
                 <w:sz w:val="19"/>
               </w:rPr>
-              <w:t>BRONZE_ZENOTI_SALES_ACCRUAL</w:t>
+              <w:t>$323</w:t>
+            </w:r>
+          </w:p>
+        </w:tc>
+      </w:tr>
+      <w:tr>
+        <w:tc>
+          <w:tcPr>
+            <w:tcW w:type="dxa" w:w="4320"/>
+          </w:tcPr>
+          <w:p>
+            <w:r>
+              <w:rPr>
+                <w:b/>
+                <w:sz w:val="19"/>
+              </w:rPr>
+              <w:t>Basis / source</w:t>
+            </w:r>
+          </w:p>
+        </w:tc>
+        <w:tc>
+          <w:tcPr>
+            <w:tcW w:type="dxa" w:w="4320"/>
+          </w:tcPr>
+          <w:p>
+            <w:r>
+              <w:rPr>
+                <w:b w:val="0"/>
+                <w:sz w:val="19"/>
+              </w:rPr>
+              <w:t>sales accrual, per customer (BRONZE_ZENOTI_SALES_ACCRUAL)</w:t>
             </w:r>
           </w:p>
         </w:tc>
@@ -956,7 +986,7 @@
           <w:color w:val="1E7A3C"/>
           <w:sz w:val="19"/>
         </w:rPr>
-        <w:t>MATCHES — SWITCHED to sales-accrual per-customer. Was cash / new-flagged (first_visit) guest-day visits — a different 'new' pool than the New Customer Visits card. Now numerator and denominator use the SAME sales-accrual new/existing classification (first-ever sale date), so ASP New × New Customer Visits = new-customer sales. Falls back to the cash ASP if the scan doesn't finish within the header cap.</w:t>
+        <w:t>MATCHES — VERIFIED (Jun 2026): $322.78 ≈ $323. SWITCHED to sales-accrual per-customer — was cash / new-flagged (first_visit) guest-day visits, a different 'new' pool than the New Customer Visits card. Numerator and denominator now use the SAME sales-accrual new/existing classification (first-ever sale date), so ASP New × New Customer Visits = new-customer sales. Falls back to the cash ASP if the scan doesn't finish within the header cap.</w:t>
       </w:r>
     </w:p>
     <w:p>
@@ -1014,7 +1044,7 @@
                 <w:b/>
                 <w:sz w:val="19"/>
               </w:rPr>
-              <w:t>Numerator</w:t>
+              <w:t>Numerator (existing non-mbr MTD sales)</w:t>
             </w:r>
           </w:p>
         </w:tc>
@@ -1028,7 +1058,7 @@
                 <w:b w:val="0"/>
                 <w:sz w:val="19"/>
               </w:rPr>
-              <w:t>Σ sales_exc_tax of existing customers, non-membership, MTD</w:t>
+              <w:t>≈ $1,349,701</w:t>
             </w:r>
           </w:p>
         </w:tc>
@@ -1044,7 +1074,7 @@
                 <w:b/>
                 <w:sz w:val="19"/>
               </w:rPr>
-              <w:t>Denominator</w:t>
+              <w:t>Denominator (Existing Customer Visits)</w:t>
             </w:r>
           </w:p>
         </w:tc>
@@ -1058,7 +1088,7 @@
                 <w:b w:val="0"/>
                 <w:sz w:val="19"/>
               </w:rPr>
-              <w:t>Existing Customer Visits (distinct existing customers)</w:t>
+              <w:t>3,385</w:t>
             </w:r>
           </w:p>
         </w:tc>
@@ -1074,7 +1104,7 @@
                 <w:b/>
                 <w:sz w:val="19"/>
               </w:rPr>
-              <w:t>Basis</w:t>
+              <w:t>Computed value</w:t>
             </w:r>
           </w:p>
         </w:tc>
@@ -1088,7 +1118,7 @@
                 <w:b w:val="0"/>
                 <w:sz w:val="19"/>
               </w:rPr>
-              <w:t>sales accrual; per customer</w:t>
+              <w:t>$398.73</w:t>
             </w:r>
           </w:p>
         </w:tc>
@@ -1104,7 +1134,7 @@
                 <w:b/>
                 <w:sz w:val="19"/>
               </w:rPr>
-              <w:t>Source</w:t>
+              <w:t>Dashboard shows</w:t>
             </w:r>
           </w:p>
         </w:tc>
@@ -1118,7 +1148,37 @@
                 <w:b w:val="0"/>
                 <w:sz w:val="19"/>
               </w:rPr>
-              <w:t>BRONZE_ZENOTI_SALES_ACCRUAL</w:t>
+              <w:t>$399</w:t>
+            </w:r>
+          </w:p>
+        </w:tc>
+      </w:tr>
+      <w:tr>
+        <w:tc>
+          <w:tcPr>
+            <w:tcW w:type="dxa" w:w="4320"/>
+          </w:tcPr>
+          <w:p>
+            <w:r>
+              <w:rPr>
+                <w:b/>
+                <w:sz w:val="19"/>
+              </w:rPr>
+              <w:t>Basis / source</w:t>
+            </w:r>
+          </w:p>
+        </w:tc>
+        <w:tc>
+          <w:tcPr>
+            <w:tcW w:type="dxa" w:w="4320"/>
+          </w:tcPr>
+          <w:p>
+            <w:r>
+              <w:rPr>
+                <w:b w:val="0"/>
+                <w:sz w:val="19"/>
+              </w:rPr>
+              <w:t>sales accrual, per customer (BRONZE_ZENOTI_SALES_ACCRUAL)</w:t>
             </w:r>
           </w:p>
         </w:tc>
@@ -1139,7 +1199,7 @@
           <w:color w:val="1E7A3C"/>
           <w:sz w:val="19"/>
         </w:rPr>
-        <w:t>MATCHES — SWITCHED to sales-accrual per-customer (same change as ASP New). Existing = first-ever sale before this month; ASP Existing × Existing Customer Visits = existing-customer sales.</w:t>
+        <w:t>MATCHES — VERIFIED (Jun 2026): $398.73 ≈ $399. SWITCHED to sales-accrual per-customer (same change as ASP New). Existing = first-ever sale before this month; ASP Existing × Existing Customer Visits = existing-customer sales. Existing ($399) &gt; New ($323) is expected — returning customers spend more per head than first-timers.</w:t>
       </w:r>
     </w:p>
     <w:p>
@@ -1223,7 +1283,7 @@
                 <w:b/>
                 <w:sz w:val="19"/>
               </w:rPr>
-              <w:t>Numerator</w:t>
+              <w:t>Numerator (new members, cash)</w:t>
             </w:r>
           </w:p>
         </w:tc>
@@ -1237,7 +1297,7 @@
                 <w:b w:val="0"/>
                 <w:sz w:val="19"/>
               </w:rPr>
-              <w:t>new members — membership purchases this month (cash)</w:t>
+              <w:t>4</w:t>
             </w:r>
           </w:p>
         </w:tc>
@@ -1253,7 +1313,7 @@
                 <w:b/>
                 <w:sz w:val="19"/>
               </w:rPr>
-              <w:t>Denominator</w:t>
+              <w:t>Denominator (non-member guests)</w:t>
             </w:r>
           </w:p>
         </w:tc>
@@ -1267,7 +1327,37 @@
                 <w:b w:val="0"/>
                 <w:sz w:val="19"/>
               </w:rPr>
-              <w:t>non-member unique guests (cash, member='no')</w:t>
+              <w:t>2,926</w:t>
+            </w:r>
+          </w:p>
+        </w:tc>
+      </w:tr>
+      <w:tr>
+        <w:tc>
+          <w:tcPr>
+            <w:tcW w:type="dxa" w:w="4320"/>
+          </w:tcPr>
+          <w:p>
+            <w:r>
+              <w:rPr>
+                <w:b/>
+                <w:sz w:val="19"/>
+              </w:rPr>
+              <w:t>Computed value (Jun 2026)</w:t>
+            </w:r>
+          </w:p>
+        </w:tc>
+        <w:tc>
+          <w:tcPr>
+            <w:tcW w:type="dxa" w:w="4320"/>
+          </w:tcPr>
+          <w:p>
+            <w:r>
+              <w:rPr>
+                <w:b w:val="0"/>
+                <w:sz w:val="19"/>
+              </w:rPr>
+              <w:t>0.14%</w:t>
             </w:r>
           </w:p>
         </w:tc>
@@ -1297,37 +1387,7 @@
                 <w:b w:val="0"/>
                 <w:sz w:val="19"/>
               </w:rPr>
-              <w:t>BRONZE_ZENOTI_CASH_COLLECTIONS (computed in the main KPI query)</w:t>
-            </w:r>
-          </w:p>
-        </w:tc>
-      </w:tr>
-      <w:tr>
-        <w:tc>
-          <w:tcPr>
-            <w:tcW w:type="dxa" w:w="4320"/>
-          </w:tcPr>
-          <w:p>
-            <w:r>
-              <w:rPr>
-                <w:b/>
-                <w:sz w:val="19"/>
-              </w:rPr>
-              <w:t>Location key</w:t>
-            </w:r>
-          </w:p>
-        </w:tc>
-        <w:tc>
-          <w:tcPr>
-            <w:tcW w:type="dxa" w:w="4320"/>
-          </w:tcPr>
-          <w:p>
-            <w:r>
-              <w:rPr>
-                <w:b w:val="0"/>
-                <w:sz w:val="19"/>
-              </w:rPr>
-              <w:t>center_name (direct)</w:t>
+              <w:t>BRONZE_ZENOTI_CASH_COLLECTIONS (main KPI query)</w:t>
             </w:r>
           </w:p>
         </w:tc>
@@ -1454,36 +1514,6 @@
                 <w:b/>
                 <w:sz w:val="19"/>
               </w:rPr>
-              <w:t>Identifier</w:t>
-            </w:r>
-          </w:p>
-        </w:tc>
-        <w:tc>
-          <w:tcPr>
-            <w:tcW w:type="dxa" w:w="4320"/>
-          </w:tcPr>
-          <w:p>
-            <w:r>
-              <w:rPr>
-                <w:b w:val="0"/>
-                <w:sz w:val="19"/>
-              </w:rPr>
-              <w:t>distinct guest_name</w:t>
-            </w:r>
-          </w:p>
-        </w:tc>
-      </w:tr>
-      <w:tr>
-        <w:tc>
-          <w:tcPr>
-            <w:tcW w:type="dxa" w:w="4320"/>
-          </w:tcPr>
-          <w:p>
-            <w:r>
-              <w:rPr>
-                <w:b/>
-                <w:sz w:val="19"/>
-              </w:rPr>
               <w:t xml:space="preserve">New = </w:t>
             </w:r>
           </w:p>
@@ -1544,6 +1574,36 @@
                 <w:b/>
                 <w:sz w:val="19"/>
               </w:rPr>
+              <w:t>Value (Jun 2026)</w:t>
+            </w:r>
+          </w:p>
+        </w:tc>
+        <w:tc>
+          <w:tcPr>
+            <w:tcW w:type="dxa" w:w="4320"/>
+          </w:tcPr>
+          <w:p>
+            <w:r>
+              <w:rPr>
+                <w:b w:val="0"/>
+                <w:sz w:val="19"/>
+              </w:rPr>
+              <w:t>1,134</w:t>
+            </w:r>
+          </w:p>
+        </w:tc>
+      </w:tr>
+      <w:tr>
+        <w:tc>
+          <w:tcPr>
+            <w:tcW w:type="dxa" w:w="4320"/>
+          </w:tcPr>
+          <w:p>
+            <w:r>
+              <w:rPr>
+                <w:b/>
+                <w:sz w:val="19"/>
+              </w:rPr>
               <w:t>Drives</w:t>
             </w:r>
           </w:p>
@@ -1558,7 +1618,7 @@
                 <w:b w:val="0"/>
                 <w:sz w:val="19"/>
               </w:rPr>
-              <w:t>CAC denominator = MTD ad spend / new visits</w:t>
+              <w:t>CAC = MTD ad spend / new visits = $111,231 / 1,134 = $98.09</w:t>
             </w:r>
           </w:p>
         </w:tc>
@@ -1685,7 +1745,7 @@
                 <w:b/>
                 <w:sz w:val="19"/>
               </w:rPr>
-              <w:t>Identifier</w:t>
+              <w:t xml:space="preserve">Existing = </w:t>
             </w:r>
           </w:p>
         </w:tc>
@@ -1699,7 +1759,7 @@
                 <w:b w:val="0"/>
                 <w:sz w:val="19"/>
               </w:rPr>
-              <w:t>distinct guest_name</w:t>
+              <w:t>sale this month + first-ever sale before this month, non-membership first</w:t>
             </w:r>
           </w:p>
         </w:tc>
@@ -1715,7 +1775,7 @@
                 <w:b/>
                 <w:sz w:val="19"/>
               </w:rPr>
-              <w:t xml:space="preserve">Existing = </w:t>
+              <w:t>Value (Jun 2026)</w:t>
             </w:r>
           </w:p>
         </w:tc>
@@ -1729,7 +1789,7 @@
                 <w:b w:val="0"/>
                 <w:sz w:val="19"/>
               </w:rPr>
-              <w:t>sale this month + first-ever sale before this month, non-membership first</w:t>
+              <w:t>3,385</w:t>
             </w:r>
           </w:p>
         </w:tc>
@@ -1996,6 +2056,36 @@
                 <w:sz w:val="19"/>
               </w:rPr>
               <w:t>12 stores (excl. Bridgewater/Lancaster &lt;12mo + 5 closed)</w:t>
+            </w:r>
+          </w:p>
+        </w:tc>
+      </w:tr>
+      <w:tr>
+        <w:tc>
+          <w:tcPr>
+            <w:tcW w:type="dxa" w:w="4320"/>
+          </w:tcPr>
+          <w:p>
+            <w:r>
+              <w:rPr>
+                <w:b/>
+                <w:sz w:val="19"/>
+              </w:rPr>
+              <w:t>Computed value (Jun 2026)</w:t>
+            </w:r>
+          </w:p>
+        </w:tc>
+        <w:tc>
+          <w:tcPr>
+            <w:tcW w:type="dxa" w:w="4320"/>
+          </w:tcPr>
+          <w:p>
+            <w:r>
+              <w:rPr>
+                <w:b w:val="0"/>
+                <w:sz w:val="19"/>
+              </w:rPr>
+              <w:t>+41.1%</w:t>
             </w:r>
           </w:p>
         </w:tc>

--- a/Evolve_Dashboard_Metric_Computations.docx
+++ b/Evolve_Dashboard_Metric_Computations.docx
@@ -1224,7 +1224,7 @@
           <w:color w:val="1F3955"/>
           <w:sz w:val="19"/>
         </w:rPr>
-        <w:t>new members / non-member unique guests * 100        (cash basis)</w:t>
+        <w:t>new memberships / non-member unique guests * 100</w:t>
       </w:r>
       <w:r>
         <w:rPr>
@@ -1241,7 +1241,7 @@
           <w:sz w:val="19"/>
         </w:rPr>
         <w:br/>
-        <w:t>new members       = COUNT(DISTINCT guest_name WHERE item_category = 'Memberships')</w:t>
+        <w:t>new memberships   = NEW sign-ups CREATED this month (sale_date in MTD) AND STARTING</w:t>
       </w:r>
       <w:r>
         <w:rPr>
@@ -1250,7 +1250,7 @@
           <w:sz w:val="19"/>
         </w:rPr>
         <w:br/>
-        <w:t>non-member guests = COUNT(DISTINCT guest_name WHERE member = 'no')</w:t>
+        <w:t xml:space="preserve">                    the same month (start_date), from the bundled Zenoti Membership</w:t>
       </w:r>
       <w:r>
         <w:rPr>
@@ -1259,7 +1259,16 @@
           <w:sz w:val="19"/>
         </w:rPr>
         <w:br/>
-        <w:t>from BRONZE_ZENOTI_CASH_COLLECTIONS, reporting month (MTD), cash payment-type filter</w:t>
+        <w:t xml:space="preserve">                    export (Sale Type = 'Sale'; recurring auto-bills excluded)</w:t>
+      </w:r>
+      <w:r>
+        <w:rPr>
+          <w:rFonts w:ascii="Consolas" w:hAnsi="Consolas"/>
+          <w:color w:val="1F3955"/>
+          <w:sz w:val="19"/>
+        </w:rPr>
+        <w:br/>
+        <w:t>non-member guests = COUNT(DISTINCT guest_name WHERE member = 'no') from the cash report</w:t>
       </w:r>
     </w:p>
     <w:tbl>
@@ -1283,7 +1292,7 @@
                 <w:b/>
                 <w:sz w:val="19"/>
               </w:rPr>
-              <w:t>Numerator (new members, cash)</w:t>
+              <w:t>Numerator (new memberships)</w:t>
             </w:r>
           </w:p>
         </w:tc>
@@ -1297,7 +1306,7 @@
                 <w:b w:val="0"/>
                 <w:sz w:val="19"/>
               </w:rPr>
-              <w:t>4</w:t>
+              <w:t>57</w:t>
             </w:r>
           </w:p>
         </w:tc>
@@ -1327,7 +1336,7 @@
                 <w:b w:val="0"/>
                 <w:sz w:val="19"/>
               </w:rPr>
-              <w:t>2,926</w:t>
+              <w:t>2,966</w:t>
             </w:r>
           </w:p>
         </w:tc>
@@ -1357,7 +1366,7 @@
                 <w:b w:val="0"/>
                 <w:sz w:val="19"/>
               </w:rPr>
-              <w:t>0.14%</w:t>
+              <w:t>≈ 1.9%</w:t>
             </w:r>
           </w:p>
         </w:tc>
@@ -1373,7 +1382,7 @@
                 <w:b/>
                 <w:sz w:val="19"/>
               </w:rPr>
-              <w:t>Source</w:t>
+              <w:t>Numerator source</w:t>
             </w:r>
           </w:p>
         </w:tc>
@@ -1387,7 +1396,37 @@
                 <w:b w:val="0"/>
                 <w:sz w:val="19"/>
               </w:rPr>
-              <w:t>BRONZE_ZENOTI_CASH_COLLECTIONS (main KPI query)</w:t>
+              <w:t>data/memberships.json (Zenoti export, Sale Type='Sale')</w:t>
+            </w:r>
+          </w:p>
+        </w:tc>
+      </w:tr>
+      <w:tr>
+        <w:tc>
+          <w:tcPr>
+            <w:tcW w:type="dxa" w:w="4320"/>
+          </w:tcPr>
+          <w:p>
+            <w:r>
+              <w:rPr>
+                <w:b/>
+                <w:sz w:val="19"/>
+              </w:rPr>
+              <w:t>Denominator source</w:t>
+            </w:r>
+          </w:p>
+        </w:tc>
+        <w:tc>
+          <w:tcPr>
+            <w:tcW w:type="dxa" w:w="4320"/>
+          </w:tcPr>
+          <w:p>
+            <w:r>
+              <w:rPr>
+                <w:b w:val="0"/>
+                <w:sz w:val="19"/>
+              </w:rPr>
+              <w:t>BRONZE_ZENOTI_CASH_COLLECTIONS member='no'</w:t>
             </w:r>
           </w:p>
         </w:tc>
@@ -1408,7 +1447,7 @@
           <w:color w:val="1E7A3C"/>
           <w:sz w:val="19"/>
         </w:rPr>
-        <w:t>MATCHES — SWITCHED TO CASH. Was Bi_DimMembershipUser_s3 (memberships created/started this month), but that warehouse table is stale (no current-month rows -&gt; always 0). Now counts membership PURCHASES this month from the cash report (item_category='Memberships'), which is current and fast (computed inside the main KPI query, no extra round-trip).</w:t>
+        <w:t>MATCHES — Numerator SWITCHED to the bundled Zenoti Membership report export. Bi_DimMembershipUser_s3 was stale (-&gt;0) and the cash item_category='Memberships' was too sparse ($196 / 4 rows in June). The export gives real new sign-ups: 57 in Jun 2026 (Jan 37, Feb 65, Mar 95, Apr 113, May 98). Built by scripts/build_memberships_json.py from data/memberships_*.csv; re-run after dropping new exports. Reads 0 for months not covered by the loaded CSVs.</w:t>
       </w:r>
     </w:p>
     <w:p>
@@ -4784,7 +4823,7 @@
         <w:rPr>
           <w:sz w:val="20"/>
         </w:rPr>
-        <w:t>Membership Adoption % — from cash (Bi_DimMembershipUser_s3 was stale -&gt; 0). New members = distinct guests buying item_category='Memberships' this month / non-member guests, computed in the main KPI query.</w:t>
+        <w:t>Membership Adoption % — numerator from the bundled Zenoti Membership export (data/memberships.json, Sale Type='Sale' = new sign-ups created+started this month); 57 in Jun 2026. Replaces the stale Bi_DimMembershipUser_s3 (0) and sparse cash category (4). Denominator = non-member cash guests. ≈1.9% for June.</w:t>
       </w:r>
     </w:p>
     <w:p>

--- a/Evolve_Dashboard_Metric_Computations.docx
+++ b/Evolve_Dashboard_Metric_Computations.docx
@@ -2566,7 +2566,25 @@
           <w:sz w:val="19"/>
         </w:rPr>
         <w:br/>
-        <w:t>comm             = 0.15 x SUM(sales_exc_tax)</w:t>
+        <w:t>comm             = 0.15 x COMMISSIONABLE sales   &lt;-- excludes Retail &amp; Memberships</w:t>
+      </w:r>
+      <w:r>
+        <w:rPr>
+          <w:rFonts w:ascii="Consolas" w:hAnsi="Consolas"/>
+          <w:color w:val="1F3955"/>
+          <w:sz w:val="19"/>
+        </w:rPr>
+        <w:br/>
+        <w:t xml:space="preserve">                   commissionable = SUM(sales_exc_tax WHERE item_category NOT LIKE 'Retail%'</w:t>
+      </w:r>
+      <w:r>
+        <w:rPr>
+          <w:rFonts w:ascii="Consolas" w:hAnsi="Consolas"/>
+          <w:color w:val="1F3955"/>
+          <w:sz w:val="19"/>
+        </w:rPr>
+        <w:br/>
+        <w:t xml:space="preserve">                                                          AND item_category &lt;&gt; 'Memberships')</w:t>
       </w:r>
       <w:r>
         <w:rPr>
@@ -2593,7 +2611,7 @@
           <w:sz w:val="19"/>
         </w:rPr>
         <w:br/>
-        <w:t>Payroll Margin % = salary / SUM(sales_exc_tax) * 100</w:t>
+        <w:t>Payroll Margin % = salary / SUM(sales_exc_tax) * 100   -- denominator = ALL-category accrual</w:t>
       </w:r>
     </w:p>
     <w:tbl>
@@ -2707,6 +2725,36 @@
                 <w:b/>
                 <w:sz w:val="19"/>
               </w:rPr>
+              <w:t>Commission base</w:t>
+            </w:r>
+          </w:p>
+        </w:tc>
+        <w:tc>
+          <w:tcPr>
+            <w:tcW w:type="dxa" w:w="4320"/>
+          </w:tcPr>
+          <w:p>
+            <w:r>
+              <w:rPr>
+                <w:b w:val="0"/>
+                <w:sz w:val="19"/>
+              </w:rPr>
+              <w:t>service production only — excludes Retail* &amp; Memberships</w:t>
+            </w:r>
+          </w:p>
+        </w:tc>
+      </w:tr>
+      <w:tr>
+        <w:tc>
+          <w:tcPr>
+            <w:tcW w:type="dxa" w:w="4320"/>
+          </w:tcPr>
+          <w:p>
+            <w:r>
+              <w:rPr>
+                <w:b/>
+                <w:sz w:val="19"/>
+              </w:rPr>
               <w:t>Denominator</w:t>
             </w:r>
           </w:p>
@@ -2721,7 +2769,7 @@
                 <w:b w:val="0"/>
                 <w:sz w:val="19"/>
               </w:rPr>
-              <w:t>sales accrual = SUM(sales_exc_tax), NOT cash</w:t>
+              <w:t>sales accrual = SUM(sales_exc_tax), all categories, NOT cash</w:t>
             </w:r>
           </w:p>
         </w:tc>
@@ -2742,7 +2790,7 @@
           <w:color w:val="1E7A3C"/>
           <w:sz w:val="19"/>
         </w:rPr>
-        <w:t>MATCHES — Replaces the old modeled 24.64%. Real salary built from the supporting schedules (hourly wage x scheduled hours) + FFS (per-syringe uses COGS qty, else 1/row) + 15% commission + 12.5% benefits. Computed per location and chain. Unmatched job_name/service_name contribute $0 — verify name coverage. Was shown as '—' on the dashboard.</w:t>
+        <w:t>MATCHES — Real salary from the supporting schedules (hourly wage x scheduled hours) + FFS (per-syringe uses COGS qty, else 1/row) + commission + 12.5% benefits. CHANGED: the 15% commission now applies to COMMISSIONABLE sales only (excludes item_category LIKE 'Retail%' and 'Memberships') — it was 15% of all sales, which overstated payroll margin (~36.4%); excluding retail/memberships pulls it down a few points (and lifts gross margin). Denominator is unchanged (total sales accrual). Note: schedule rows with NULL job_name (the largest group) get no wage match -&gt; $0 base, so hourly support labor is under-counted until job_name is populated. Computed per location and chain.</w:t>
       </w:r>
     </w:p>
     <w:p>
@@ -4900,7 +4948,7 @@
         <w:rPr>
           <w:sz w:val="20"/>
         </w:rPr>
-        <w:t>Payroll / Gross Margin — NEW: real salary model (utils/payroll.py) from the bundled supporting schedules (wage x scheduled hours + FFS + 15% comm + 12.5% benefits) replaces the modeled 24.64%. Gross margin now = 100 - real COGS% - real payroll%.</w:t>
+        <w:t>Payroll / Gross Margin — real salary model (utils/payroll.py) from the bundled supporting schedules (wage x scheduled hours + FFS + 15% commission + 12.5% benefits) replaces the modeled 24.64%. UPDATED: 15% commission now on commissionable sales only (excludes Retail* &amp; Memberships), so payroll margin came down from ~36.4%. Gross margin = 100 - real COGS% - real payroll%.</w:t>
       </w:r>
     </w:p>
     <w:p>

--- a/Evolve_Dashboard_Metric_Computations.docx
+++ b/Evolve_Dashboard_Metric_Computations.docx
@@ -3681,7 +3681,25 @@
           <w:color w:val="1F3955"/>
           <w:sz w:val="19"/>
         </w:rPr>
-        <w:t>SUM(sales_exc_tax serviced by providers) / SUM(provider booked_hours)</w:t>
+        <w:t>rev/hr provider = SUM(sales_exc_tax by Treatment-Provider employees)</w:t>
+      </w:r>
+      <w:r>
+        <w:rPr>
+          <w:rFonts w:ascii="Consolas" w:hAnsi="Consolas"/>
+          <w:color w:val="1F3955"/>
+          <w:sz w:val="19"/>
+        </w:rPr>
+        <w:br/>
+        <w:t xml:space="preserve">                  / SUM(Treatment-Provider booked_hours)</w:t>
+      </w:r>
+      <w:r>
+        <w:rPr>
+          <w:rFonts w:ascii="Consolas" w:hAnsi="Consolas"/>
+          <w:color w:val="1F3955"/>
+          <w:sz w:val="19"/>
+        </w:rPr>
+        <w:br/>
+        <w:t>DECOUPLED: total role revenue / total role booked hours (no per-day/center join)</w:t>
       </w:r>
     </w:p>
     <w:tbl>
@@ -3705,7 +3723,7 @@
                 <w:b/>
                 <w:sz w:val="19"/>
               </w:rPr>
-              <w:t>Numerator (revenue)</w:t>
+              <w:t>Numerator (decoupled)</w:t>
             </w:r>
           </w:p>
         </w:tc>
@@ -3719,7 +3737,7 @@
                 <w:b w:val="0"/>
                 <w:sz w:val="19"/>
               </w:rPr>
-              <w:t>1,043,349.73</w:t>
+              <w:t>$1,561,442.67 (Jun 1-29, all provider-role sales)</w:t>
             </w:r>
           </w:p>
         </w:tc>
@@ -3749,7 +3767,7 @@
                 <w:b w:val="0"/>
                 <w:sz w:val="19"/>
               </w:rPr>
-              <w:t>1,639.58</w:t>
+              <w:t>1,938.33</w:t>
             </w:r>
           </w:p>
         </w:tc>
@@ -3779,7 +3797,7 @@
                 <w:b w:val="0"/>
                 <w:sz w:val="19"/>
               </w:rPr>
-              <w:t>$636.35</w:t>
+              <w:t>$805.56</w:t>
             </w:r>
           </w:p>
         </w:tc>
@@ -3795,7 +3813,7 @@
                 <w:b/>
                 <w:sz w:val="19"/>
               </w:rPr>
-              <w:t>Dashboard shows</w:t>
+              <w:t>Was (per-day join)</w:t>
             </w:r>
           </w:p>
         </w:tc>
@@ -3809,7 +3827,7 @@
                 <w:b w:val="0"/>
                 <w:sz w:val="19"/>
               </w:rPr>
-              <w:t>$633</w:t>
+              <w:t>≈ $629 — understated ~22% by the attribution leak</w:t>
             </w:r>
           </w:p>
         </w:tc>
@@ -3830,7 +3848,7 @@
           <w:color w:val="1E7A3C"/>
           <w:sz w:val="19"/>
         </w:rPr>
-        <w:t>MATCHES — Matches.</w:t>
+        <w:t>MATCHES — CHANGED to decoupled (utils/rev_hour.provider_rev_per_hour). The old per-day + center join only counted provider sales on matched schedule-days, undercounting. Now = all provider-role sales / provider booked hours: $1,561,442.67 / 1,938.33 = $805.56, up ~28% from the old ~$629.</w:t>
       </w:r>
     </w:p>
     <w:p>
@@ -3855,7 +3873,25 @@
           <w:color w:val="1F3955"/>
           <w:sz w:val="19"/>
         </w:rPr>
-        <w:t>SUM(sales_exc_tax serviced by estheticians) / SUM(esthetician booked_hours)</w:t>
+        <w:t>rev/hr esthetician = SUM(sales_exc_tax by Esthetician employees)</w:t>
+      </w:r>
+      <w:r>
+        <w:rPr>
+          <w:rFonts w:ascii="Consolas" w:hAnsi="Consolas"/>
+          <w:color w:val="1F3955"/>
+          <w:sz w:val="19"/>
+        </w:rPr>
+        <w:br/>
+        <w:t xml:space="preserve">                     / SUM(Esthetician booked_hours)</w:t>
+      </w:r>
+      <w:r>
+        <w:rPr>
+          <w:rFonts w:ascii="Consolas" w:hAnsi="Consolas"/>
+          <w:color w:val="1F3955"/>
+          <w:sz w:val="19"/>
+        </w:rPr>
+        <w:br/>
+        <w:t>DECOUPLED: total role revenue / total role booked hours (no per-day/center join)</w:t>
       </w:r>
     </w:p>
     <w:tbl>
@@ -3879,7 +3915,7 @@
                 <w:b/>
                 <w:sz w:val="19"/>
               </w:rPr>
-              <w:t>Numerator (revenue)</w:t>
+              <w:t>Numerator (decoupled)</w:t>
             </w:r>
           </w:p>
         </w:tc>
@@ -3893,7 +3929,7 @@
                 <w:b w:val="0"/>
                 <w:sz w:val="19"/>
               </w:rPr>
-              <w:t>88,280.70</w:t>
+              <w:t>$131,329 (Jun 1-29, all esthetician-role sales)</w:t>
             </w:r>
           </w:p>
         </w:tc>
@@ -3909,7 +3945,7 @@
                 <w:b/>
                 <w:sz w:val="19"/>
               </w:rPr>
-              <w:t>Denominator (booked hrs)</w:t>
+              <w:t>Old numerator (per-day join)</w:t>
             </w:r>
           </w:p>
         </w:tc>
@@ -3923,7 +3959,37 @@
                 <w:b w:val="0"/>
                 <w:sz w:val="19"/>
               </w:rPr>
-              <w:t>479.92</w:t>
+              <w:t>$104,650 — dropped ~20% ($26,679)</w:t>
+            </w:r>
+          </w:p>
+        </w:tc>
+      </w:tr>
+      <w:tr>
+        <w:tc>
+          <w:tcPr>
+            <w:tcW w:type="dxa" w:w="4320"/>
+          </w:tcPr>
+          <w:p>
+            <w:r>
+              <w:rPr>
+                <w:b/>
+                <w:sz w:val="19"/>
+              </w:rPr>
+              <w:t>Denominator</w:t>
+            </w:r>
+          </w:p>
+        </w:tc>
+        <w:tc>
+          <w:tcPr>
+            <w:tcW w:type="dxa" w:w="4320"/>
+          </w:tcPr>
+          <w:p>
+            <w:r>
+              <w:rPr>
+                <w:b w:val="0"/>
+                <w:sz w:val="19"/>
+              </w:rPr>
+              <w:t>esthetician booked hours (~575)</w:t>
             </w:r>
           </w:p>
         </w:tc>
@@ -3953,7 +4019,7 @@
                 <w:b w:val="0"/>
                 <w:sz w:val="19"/>
               </w:rPr>
-              <w:t>$183.95</w:t>
+              <w:t>≈ $227</w:t>
             </w:r>
           </w:p>
         </w:tc>
@@ -3969,7 +4035,7 @@
                 <w:b/>
                 <w:sz w:val="19"/>
               </w:rPr>
-              <w:t>Dashboard shows</w:t>
+              <w:t>Was (per-day join)</w:t>
             </w:r>
           </w:p>
         </w:tc>
@@ -3983,7 +4049,7 @@
                 <w:b w:val="0"/>
                 <w:sz w:val="19"/>
               </w:rPr>
-              <w:t>$182</w:t>
+              <w:t>≈ $182</w:t>
             </w:r>
           </w:p>
         </w:tc>
@@ -4004,7 +4070,7 @@
           <w:color w:val="1E7A3C"/>
           <w:sz w:val="19"/>
         </w:rPr>
-        <w:t>MATCHES — Matches.</w:t>
+        <w:t>MATCHES — CHANGED to decoupled (utils/rev_hour.esthetician_rev_per_hour). The per-day + center join dropped ~20% of esthetician revenue (Jun 1-29: $104,650 matched vs $131,329 total role sales), understating rev/hr. Now = all esthetician-role sales / esthetician booked hours -&gt; ~$182 rises to ~$227. Confirm exact value from /api/mtd-kpi-header after deploy.</w:t>
       </w:r>
     </w:p>
     <w:p>

--- a/Evolve_Dashboard_Metric_Computations.docx
+++ b/Evolve_Dashboard_Metric_Computations.docx
@@ -3690,7 +3690,7 @@
           <w:sz w:val="19"/>
         </w:rPr>
         <w:br/>
-        <w:t xml:space="preserve">                  / SUM(Treatment-Provider booked_hours)</w:t>
+        <w:t xml:space="preserve">                  / SUM(booked_hours for Treatment-Provider EMPLOYEES)</w:t>
       </w:r>
       <w:r>
         <w:rPr>
@@ -3699,7 +3699,7 @@
           <w:sz w:val="19"/>
         </w:rPr>
         <w:br/>
-        <w:t>DECOUPLED: total role revenue / total role booked hours (no per-day/center join)</w:t>
+        <w:t>DECOUPLED + role membership by employee_id (not per-row job_name)</w:t>
       </w:r>
     </w:p>
     <w:tbl>
@@ -3723,7 +3723,7 @@
                 <w:b/>
                 <w:sz w:val="19"/>
               </w:rPr>
-              <w:t>Numerator (decoupled)</w:t>
+              <w:t>Numerator</w:t>
             </w:r>
           </w:p>
         </w:tc>
@@ -3737,7 +3737,7 @@
                 <w:b w:val="0"/>
                 <w:sz w:val="19"/>
               </w:rPr>
-              <w:t>$1,561,442.67 (Jun 1-29, all provider-role sales)</w:t>
+              <w:t>$1,561,442.67 (Jun 1-29, provider-role sales)</w:t>
             </w:r>
           </w:p>
         </w:tc>
@@ -3767,7 +3767,7 @@
                 <w:b w:val="0"/>
                 <w:sz w:val="19"/>
               </w:rPr>
-              <w:t>1,938.33</w:t>
+              <w:t>2,450  (by employee_id — recovers NULL-job rows)</w:t>
             </w:r>
           </w:p>
         </w:tc>
@@ -3797,7 +3797,7 @@
                 <w:b w:val="0"/>
                 <w:sz w:val="19"/>
               </w:rPr>
-              <w:t>$805.56</w:t>
+              <w:t>$637.32</w:t>
             </w:r>
           </w:p>
         </w:tc>
@@ -3813,7 +3813,7 @@
                 <w:b/>
                 <w:sz w:val="19"/>
               </w:rPr>
-              <w:t>Was (per-day join)</w:t>
+              <w:t>Was</w:t>
             </w:r>
           </w:p>
         </w:tc>
@@ -3827,7 +3827,7 @@
                 <w:b w:val="0"/>
                 <w:sz w:val="19"/>
               </w:rPr>
-              <w:t>≈ $629 — understated ~22% by the attribution leak</w:t>
+              <w:t>per-day join $629; then decoupled-but-job_name-filtered overstated it to $806</w:t>
             </w:r>
           </w:p>
         </w:tc>
@@ -3848,7 +3848,7 @@
           <w:color w:val="1E7A3C"/>
           <w:sz w:val="19"/>
         </w:rPr>
-        <w:t>MATCHES — CHANGED to decoupled (utils/rev_hour.provider_rev_per_hour). The old per-day + center join only counted provider sales on matched schedule-days, undercounting. Now = all provider-role sales / provider booked hours: $1,561,442.67 / 1,938.33 = $805.56, up ~28% from the old ~$629.</w:t>
+        <w:t>MATCHES — Two fixes. (1) DECOUPLED — drop the per-day/center join so all provider-role sales count. (2) Role membership resolved by EMPLOYEE_ID, not per-row job_name: the schedule has many NULL job_name rows, so filtering hours on job_name='Treatment Provider' dropped ~20% of booked hours (1,938 vs 2,450 real). Booked hours now = all rows for provider employee_ids. $1,561,442.67 / 2,450 = $637.32 (matches the attendance export ~$613 within a few %).</w:t>
       </w:r>
     </w:p>
     <w:p>
@@ -3882,7 +3882,7 @@
           <w:sz w:val="19"/>
         </w:rPr>
         <w:br/>
-        <w:t xml:space="preserve">                     / SUM(Esthetician booked_hours)</w:t>
+        <w:t xml:space="preserve">                     / SUM(booked_hours for Esthetician EMPLOYEES)</w:t>
       </w:r>
       <w:r>
         <w:rPr>
@@ -3891,7 +3891,7 @@
           <w:sz w:val="19"/>
         </w:rPr>
         <w:br/>
-        <w:t>DECOUPLED: total role revenue / total role booked hours (no per-day/center join)</w:t>
+        <w:t>DECOUPLED + role membership by employee_id (not per-row job_name)</w:t>
       </w:r>
     </w:p>
     <w:tbl>
@@ -3915,7 +3915,7 @@
                 <w:b/>
                 <w:sz w:val="19"/>
               </w:rPr>
-              <w:t>Numerator (decoupled)</w:t>
+              <w:t>Numerator</w:t>
             </w:r>
           </w:p>
         </w:tc>
@@ -3929,37 +3929,7 @@
                 <w:b w:val="0"/>
                 <w:sz w:val="19"/>
               </w:rPr>
-              <w:t>$131,329 (Jun 1-29, all esthetician-role sales)</w:t>
-            </w:r>
-          </w:p>
-        </w:tc>
-      </w:tr>
-      <w:tr>
-        <w:tc>
-          <w:tcPr>
-            <w:tcW w:type="dxa" w:w="4320"/>
-          </w:tcPr>
-          <w:p>
-            <w:r>
-              <w:rPr>
-                <w:b/>
-                <w:sz w:val="19"/>
-              </w:rPr>
-              <w:t>Old numerator (per-day join)</w:t>
-            </w:r>
-          </w:p>
-        </w:tc>
-        <w:tc>
-          <w:tcPr>
-            <w:tcW w:type="dxa" w:w="4320"/>
-          </w:tcPr>
-          <w:p>
-            <w:r>
-              <w:rPr>
-                <w:b w:val="0"/>
-                <w:sz w:val="19"/>
-              </w:rPr>
-              <w:t>$104,650 — dropped ~20% ($26,679)</w:t>
+              <w:t>$131,329 (Jun 1-29, esthetician-role sales, name-matched)</w:t>
             </w:r>
           </w:p>
         </w:tc>
@@ -3989,37 +3959,7 @@
                 <w:b w:val="0"/>
                 <w:sz w:val="19"/>
               </w:rPr>
-              <w:t>esthetician booked hours (~575)</w:t>
-            </w:r>
-          </w:p>
-        </w:tc>
-      </w:tr>
-      <w:tr>
-        <w:tc>
-          <w:tcPr>
-            <w:tcW w:type="dxa" w:w="4320"/>
-          </w:tcPr>
-          <w:p>
-            <w:r>
-              <w:rPr>
-                <w:b/>
-                <w:sz w:val="19"/>
-              </w:rPr>
-              <w:t>Computed value</w:t>
-            </w:r>
-          </w:p>
-        </w:tc>
-        <w:tc>
-          <w:tcPr>
-            <w:tcW w:type="dxa" w:w="4320"/>
-          </w:tcPr>
-          <w:p>
-            <w:r>
-              <w:rPr>
-                <w:b w:val="0"/>
-                <w:sz w:val="19"/>
-              </w:rPr>
-              <w:t>≈ $227</w:t>
+              <w:t>esthetician booked hours by employee_id (recovers NULL-job rows)</w:t>
             </w:r>
           </w:p>
         </w:tc>
@@ -4054,6 +3994,36 @@
           </w:p>
         </w:tc>
       </w:tr>
+      <w:tr>
+        <w:tc>
+          <w:tcPr>
+            <w:tcW w:type="dxa" w:w="4320"/>
+          </w:tcPr>
+          <w:p>
+            <w:r>
+              <w:rPr>
+                <w:b/>
+                <w:sz w:val="19"/>
+              </w:rPr>
+              <w:t>Note</w:t>
+            </w:r>
+          </w:p>
+        </w:tc>
+        <w:tc>
+          <w:tcPr>
+            <w:tcW w:type="dxa" w:w="4320"/>
+          </w:tcPr>
+          <w:p>
+            <w:r>
+              <w:rPr>
+                <w:b w:val="0"/>
+                <w:sz w:val="19"/>
+              </w:rPr>
+              <w:t>confirm exact rev/hr from /api/mtd-kpi-header?debug=1 after deploy</w:t>
+            </w:r>
+          </w:p>
+        </w:tc>
+      </w:tr>
     </w:tbl>
     <w:p>
       <w:pPr>
@@ -4070,7 +4040,7 @@
           <w:color w:val="1E7A3C"/>
           <w:sz w:val="19"/>
         </w:rPr>
-        <w:t>MATCHES — CHANGED to decoupled (utils/rev_hour.esthetician_rev_per_hour). The per-day + center join dropped ~20% of esthetician revenue (Jun 1-29: $104,650 matched vs $131,329 total role sales), understating rev/hr. Now = all esthetician-role sales / esthetician booked hours -&gt; ~$182 rises to ~$227. Confirm exact value from /api/mtd-kpi-header after deploy.</w:t>
+        <w:t>MATCHES — Same two fixes as Provider: DECOUPLED (no per-day/center join) + booked hours by employee_id (recovers NULL-job rows). Numerator still matched on serviced_by name; the attendance/Job-column source shows ~$156K (vs $131K name-matched) — a residual name-match gap that only a job-on-sale column or an id-based sold_by join would close. Confirm the deployed value after redeploy.</w:t>
       </w:r>
     </w:p>
     <w:p>

--- a/Evolve_Dashboard_Metric_Computations.docx
+++ b/Evolve_Dashboard_Metric_Computations.docx
@@ -2793,6 +2793,1992 @@
         <w:t>MATCHES — Real salary from the supporting schedules (hourly wage x scheduled hours) + FFS (per-syringe uses COGS qty, else 1/row) + commission + 12.5% benefits. CHANGED: the 15% commission now applies to COMMISSIONABLE sales only (excludes item_category LIKE 'Retail%' and 'Memberships') — it was 15% of all sales, which overstated payroll margin (~36.4%); excluding retail/memberships pulls it down a few points (and lifts gross margin). Denominator is unchanged (total sales accrual). Note: schedule rows with NULL job_name (the largest group) get no wage match -&gt; $0 base, so hourly support labor is under-counted until job_name is populated. Computed per location and chain.</w:t>
       </w:r>
     </w:p>
+    <w:p>
+      <w:pPr>
+        <w:pStyle w:val="Heading3"/>
+      </w:pPr>
+      <w:r>
+        <w:t>Payroll Margin — per-center breakdown (June 2026 MTD)</w:t>
+      </w:r>
+    </w:p>
+    <w:p>
+      <w:r>
+        <w:rPr>
+          <w:i/>
+          <w:sz w:val="18"/>
+        </w:rPr>
+        <w:t>Source: payroll_margin_check.sql (utils/payroll.py logic) — reconciles with live payroll_margin_pct = 38.96%. Money in $; margin pooled = Σsalary / Σsales_accrual.</w:t>
+      </w:r>
+    </w:p>
+    <w:tbl>
+      <w:tblPr>
+        <w:tblStyle w:val="TableGrid"/>
+        <w:tblW w:type="auto" w:w="0"/>
+        <w:tblLook w:firstColumn="1" w:firstRow="1" w:lastColumn="0" w:lastRow="0" w:noHBand="0" w:noVBand="1" w:val="04A0"/>
+      </w:tblPr>
+      <w:tblGrid>
+        <w:gridCol w:w="1080"/>
+        <w:gridCol w:w="1080"/>
+        <w:gridCol w:w="1080"/>
+        <w:gridCol w:w="1080"/>
+        <w:gridCol w:w="1080"/>
+        <w:gridCol w:w="1080"/>
+        <w:gridCol w:w="1080"/>
+        <w:gridCol w:w="1080"/>
+      </w:tblGrid>
+      <w:tr>
+        <w:tc>
+          <w:tcPr>
+            <w:tcW w:type="dxa" w:w="1080"/>
+          </w:tcPr>
+          <w:p>
+            <w:r/>
+            <w:r>
+              <w:rPr>
+                <w:b/>
+                <w:sz w:val="18"/>
+              </w:rPr>
+              <w:t>Center</w:t>
+            </w:r>
+          </w:p>
+        </w:tc>
+        <w:tc>
+          <w:tcPr>
+            <w:tcW w:type="dxa" w:w="1080"/>
+          </w:tcPr>
+          <w:p>
+            <w:r/>
+            <w:r>
+              <w:rPr>
+                <w:b/>
+                <w:sz w:val="18"/>
+              </w:rPr>
+              <w:t>Base</w:t>
+            </w:r>
+          </w:p>
+        </w:tc>
+        <w:tc>
+          <w:tcPr>
+            <w:tcW w:type="dxa" w:w="1080"/>
+          </w:tcPr>
+          <w:p>
+            <w:r/>
+            <w:r>
+              <w:rPr>
+                <w:b/>
+                <w:sz w:val="18"/>
+              </w:rPr>
+              <w:t>FFS</w:t>
+            </w:r>
+          </w:p>
+        </w:tc>
+        <w:tc>
+          <w:tcPr>
+            <w:tcW w:type="dxa" w:w="1080"/>
+          </w:tcPr>
+          <w:p>
+            <w:r/>
+            <w:r>
+              <w:rPr>
+                <w:b/>
+                <w:sz w:val="18"/>
+              </w:rPr>
+              <w:t>Comm</w:t>
+            </w:r>
+          </w:p>
+        </w:tc>
+        <w:tc>
+          <w:tcPr>
+            <w:tcW w:type="dxa" w:w="1080"/>
+          </w:tcPr>
+          <w:p>
+            <w:r/>
+            <w:r>
+              <w:rPr>
+                <w:b/>
+                <w:sz w:val="18"/>
+              </w:rPr>
+              <w:t>Benefits</w:t>
+            </w:r>
+          </w:p>
+        </w:tc>
+        <w:tc>
+          <w:tcPr>
+            <w:tcW w:type="dxa" w:w="1080"/>
+          </w:tcPr>
+          <w:p>
+            <w:r/>
+            <w:r>
+              <w:rPr>
+                <w:b/>
+                <w:sz w:val="18"/>
+              </w:rPr>
+              <w:t>Salary</w:t>
+            </w:r>
+          </w:p>
+        </w:tc>
+        <w:tc>
+          <w:tcPr>
+            <w:tcW w:type="dxa" w:w="1080"/>
+          </w:tcPr>
+          <w:p>
+            <w:r/>
+            <w:r>
+              <w:rPr>
+                <w:b/>
+                <w:sz w:val="18"/>
+              </w:rPr>
+              <w:t>Sales Accrual</w:t>
+            </w:r>
+          </w:p>
+        </w:tc>
+        <w:tc>
+          <w:tcPr>
+            <w:tcW w:type="dxa" w:w="1080"/>
+          </w:tcPr>
+          <w:p>
+            <w:r/>
+            <w:r>
+              <w:rPr>
+                <w:b/>
+                <w:sz w:val="18"/>
+              </w:rPr>
+              <w:t>Salary Margin %</w:t>
+            </w:r>
+          </w:p>
+        </w:tc>
+      </w:tr>
+      <w:tr>
+        <w:tc>
+          <w:tcPr>
+            <w:tcW w:type="dxa" w:w="1080"/>
+          </w:tcPr>
+          <w:p>
+            <w:r/>
+            <w:r>
+              <w:rPr>
+                <w:b w:val="0"/>
+                <w:sz w:val="18"/>
+              </w:rPr>
+              <w:t>Bel Air, MD</w:t>
+            </w:r>
+          </w:p>
+        </w:tc>
+        <w:tc>
+          <w:tcPr>
+            <w:tcW w:type="dxa" w:w="1080"/>
+          </w:tcPr>
+          <w:p>
+            <w:r/>
+            <w:r>
+              <w:rPr>
+                <w:b w:val="0"/>
+                <w:sz w:val="18"/>
+              </w:rPr>
+              <w:t>22,652.80</w:t>
+            </w:r>
+          </w:p>
+        </w:tc>
+        <w:tc>
+          <w:tcPr>
+            <w:tcW w:type="dxa" w:w="1080"/>
+          </w:tcPr>
+          <w:p>
+            <w:r/>
+            <w:r>
+              <w:rPr>
+                <w:b w:val="0"/>
+                <w:sz w:val="18"/>
+              </w:rPr>
+              <w:t>3,691.00</w:t>
+            </w:r>
+          </w:p>
+        </w:tc>
+        <w:tc>
+          <w:tcPr>
+            <w:tcW w:type="dxa" w:w="1080"/>
+          </w:tcPr>
+          <w:p>
+            <w:r/>
+            <w:r>
+              <w:rPr>
+                <w:b w:val="0"/>
+                <w:sz w:val="18"/>
+              </w:rPr>
+              <w:t>17,671.14</w:t>
+            </w:r>
+          </w:p>
+        </w:tc>
+        <w:tc>
+          <w:tcPr>
+            <w:tcW w:type="dxa" w:w="1080"/>
+          </w:tcPr>
+          <w:p>
+            <w:r/>
+            <w:r>
+              <w:rPr>
+                <w:b w:val="0"/>
+                <w:sz w:val="18"/>
+              </w:rPr>
+              <w:t>5,501.87</w:t>
+            </w:r>
+          </w:p>
+        </w:tc>
+        <w:tc>
+          <w:tcPr>
+            <w:tcW w:type="dxa" w:w="1080"/>
+          </w:tcPr>
+          <w:p>
+            <w:r/>
+            <w:r>
+              <w:rPr>
+                <w:b w:val="0"/>
+                <w:sz w:val="18"/>
+              </w:rPr>
+              <w:t>49,516.81</w:t>
+            </w:r>
+          </w:p>
+        </w:tc>
+        <w:tc>
+          <w:tcPr>
+            <w:tcW w:type="dxa" w:w="1080"/>
+          </w:tcPr>
+          <w:p>
+            <w:r/>
+            <w:r>
+              <w:rPr>
+                <w:b w:val="0"/>
+                <w:sz w:val="18"/>
+              </w:rPr>
+              <w:t>119,434.64</w:t>
+            </w:r>
+          </w:p>
+        </w:tc>
+        <w:tc>
+          <w:tcPr>
+            <w:tcW w:type="dxa" w:w="1080"/>
+          </w:tcPr>
+          <w:p>
+            <w:r/>
+            <w:r>
+              <w:rPr>
+                <w:b w:val="0"/>
+                <w:sz w:val="18"/>
+              </w:rPr>
+              <w:t>41.46%</w:t>
+            </w:r>
+          </w:p>
+        </w:tc>
+      </w:tr>
+      <w:tr>
+        <w:tc>
+          <w:tcPr>
+            <w:tcW w:type="dxa" w:w="1080"/>
+          </w:tcPr>
+          <w:p>
+            <w:r/>
+            <w:r>
+              <w:rPr>
+                <w:b w:val="0"/>
+                <w:sz w:val="18"/>
+              </w:rPr>
+              <w:t>Bridgewater, NJ</w:t>
+            </w:r>
+          </w:p>
+        </w:tc>
+        <w:tc>
+          <w:tcPr>
+            <w:tcW w:type="dxa" w:w="1080"/>
+          </w:tcPr>
+          <w:p>
+            <w:r/>
+            <w:r>
+              <w:rPr>
+                <w:b w:val="0"/>
+                <w:sz w:val="18"/>
+              </w:rPr>
+              <w:t>14,112.62</w:t>
+            </w:r>
+          </w:p>
+        </w:tc>
+        <w:tc>
+          <w:tcPr>
+            <w:tcW w:type="dxa" w:w="1080"/>
+          </w:tcPr>
+          <w:p>
+            <w:r/>
+            <w:r>
+              <w:rPr>
+                <w:b w:val="0"/>
+                <w:sz w:val="18"/>
+              </w:rPr>
+              <w:t>1,712.00</w:t>
+            </w:r>
+          </w:p>
+        </w:tc>
+        <w:tc>
+          <w:tcPr>
+            <w:tcW w:type="dxa" w:w="1080"/>
+          </w:tcPr>
+          <w:p>
+            <w:r/>
+            <w:r>
+              <w:rPr>
+                <w:b w:val="0"/>
+                <w:sz w:val="18"/>
+              </w:rPr>
+              <w:t>7,727.69</w:t>
+            </w:r>
+          </w:p>
+        </w:tc>
+        <w:tc>
+          <w:tcPr>
+            <w:tcW w:type="dxa" w:w="1080"/>
+          </w:tcPr>
+          <w:p>
+            <w:r/>
+            <w:r>
+              <w:rPr>
+                <w:b w:val="0"/>
+                <w:sz w:val="18"/>
+              </w:rPr>
+              <w:t>2,944.04</w:t>
+            </w:r>
+          </w:p>
+        </w:tc>
+        <w:tc>
+          <w:tcPr>
+            <w:tcW w:type="dxa" w:w="1080"/>
+          </w:tcPr>
+          <w:p>
+            <w:r/>
+            <w:r>
+              <w:rPr>
+                <w:b w:val="0"/>
+                <w:sz w:val="18"/>
+              </w:rPr>
+              <w:t>26,496.34</w:t>
+            </w:r>
+          </w:p>
+        </w:tc>
+        <w:tc>
+          <w:tcPr>
+            <w:tcW w:type="dxa" w:w="1080"/>
+          </w:tcPr>
+          <w:p>
+            <w:r/>
+            <w:r>
+              <w:rPr>
+                <w:b w:val="0"/>
+                <w:sz w:val="18"/>
+              </w:rPr>
+              <w:t>52,064.90</w:t>
+            </w:r>
+          </w:p>
+        </w:tc>
+        <w:tc>
+          <w:tcPr>
+            <w:tcW w:type="dxa" w:w="1080"/>
+          </w:tcPr>
+          <w:p>
+            <w:r/>
+            <w:r>
+              <w:rPr>
+                <w:b w:val="0"/>
+                <w:sz w:val="18"/>
+              </w:rPr>
+              <w:t>50.89%</w:t>
+            </w:r>
+          </w:p>
+        </w:tc>
+      </w:tr>
+      <w:tr>
+        <w:tc>
+          <w:tcPr>
+            <w:tcW w:type="dxa" w:w="1080"/>
+          </w:tcPr>
+          <w:p>
+            <w:r/>
+            <w:r>
+              <w:rPr>
+                <w:b w:val="0"/>
+                <w:sz w:val="18"/>
+              </w:rPr>
+              <w:t>Denville, NJ</w:t>
+            </w:r>
+          </w:p>
+        </w:tc>
+        <w:tc>
+          <w:tcPr>
+            <w:tcW w:type="dxa" w:w="1080"/>
+          </w:tcPr>
+          <w:p>
+            <w:r/>
+            <w:r>
+              <w:rPr>
+                <w:b w:val="0"/>
+                <w:sz w:val="18"/>
+              </w:rPr>
+              <w:t>31,928.01</w:t>
+            </w:r>
+          </w:p>
+        </w:tc>
+        <w:tc>
+          <w:tcPr>
+            <w:tcW w:type="dxa" w:w="1080"/>
+          </w:tcPr>
+          <w:p>
+            <w:r/>
+            <w:r>
+              <w:rPr>
+                <w:b w:val="0"/>
+                <w:sz w:val="18"/>
+              </w:rPr>
+              <w:t>6,049.00</w:t>
+            </w:r>
+          </w:p>
+        </w:tc>
+        <w:tc>
+          <w:tcPr>
+            <w:tcW w:type="dxa" w:w="1080"/>
+          </w:tcPr>
+          <w:p>
+            <w:r/>
+            <w:r>
+              <w:rPr>
+                <w:b w:val="0"/>
+                <w:sz w:val="18"/>
+              </w:rPr>
+              <w:t>30,045.34</w:t>
+            </w:r>
+          </w:p>
+        </w:tc>
+        <w:tc>
+          <w:tcPr>
+            <w:tcW w:type="dxa" w:w="1080"/>
+          </w:tcPr>
+          <w:p>
+            <w:r/>
+            <w:r>
+              <w:rPr>
+                <w:b w:val="0"/>
+                <w:sz w:val="18"/>
+              </w:rPr>
+              <w:t>8,502.79</w:t>
+            </w:r>
+          </w:p>
+        </w:tc>
+        <w:tc>
+          <w:tcPr>
+            <w:tcW w:type="dxa" w:w="1080"/>
+          </w:tcPr>
+          <w:p>
+            <w:r/>
+            <w:r>
+              <w:rPr>
+                <w:b w:val="0"/>
+                <w:sz w:val="18"/>
+              </w:rPr>
+              <w:t>76,525.15</w:t>
+            </w:r>
+          </w:p>
+        </w:tc>
+        <w:tc>
+          <w:tcPr>
+            <w:tcW w:type="dxa" w:w="1080"/>
+          </w:tcPr>
+          <w:p>
+            <w:r/>
+            <w:r>
+              <w:rPr>
+                <w:b w:val="0"/>
+                <w:sz w:val="18"/>
+              </w:rPr>
+              <w:t>205,542.41</w:t>
+            </w:r>
+          </w:p>
+        </w:tc>
+        <w:tc>
+          <w:tcPr>
+            <w:tcW w:type="dxa" w:w="1080"/>
+          </w:tcPr>
+          <w:p>
+            <w:r/>
+            <w:r>
+              <w:rPr>
+                <w:b w:val="0"/>
+                <w:sz w:val="18"/>
+              </w:rPr>
+              <w:t>37.23%</w:t>
+            </w:r>
+          </w:p>
+        </w:tc>
+      </w:tr>
+      <w:tr>
+        <w:tc>
+          <w:tcPr>
+            <w:tcW w:type="dxa" w:w="1080"/>
+          </w:tcPr>
+          <w:p>
+            <w:r/>
+            <w:r>
+              <w:rPr>
+                <w:b w:val="0"/>
+                <w:sz w:val="18"/>
+              </w:rPr>
+              <w:t>Frederick, MD</w:t>
+            </w:r>
+          </w:p>
+        </w:tc>
+        <w:tc>
+          <w:tcPr>
+            <w:tcW w:type="dxa" w:w="1080"/>
+          </w:tcPr>
+          <w:p>
+            <w:r/>
+            <w:r>
+              <w:rPr>
+                <w:b w:val="0"/>
+                <w:sz w:val="18"/>
+              </w:rPr>
+              <w:t>18,116.12</w:t>
+            </w:r>
+          </w:p>
+        </w:tc>
+        <w:tc>
+          <w:tcPr>
+            <w:tcW w:type="dxa" w:w="1080"/>
+          </w:tcPr>
+          <w:p>
+            <w:r/>
+            <w:r>
+              <w:rPr>
+                <w:b w:val="0"/>
+                <w:sz w:val="18"/>
+              </w:rPr>
+              <w:t>3,184.00</w:t>
+            </w:r>
+          </w:p>
+        </w:tc>
+        <w:tc>
+          <w:tcPr>
+            <w:tcW w:type="dxa" w:w="1080"/>
+          </w:tcPr>
+          <w:p>
+            <w:r/>
+            <w:r>
+              <w:rPr>
+                <w:b w:val="0"/>
+                <w:sz w:val="18"/>
+              </w:rPr>
+              <w:t>15,733.44</w:t>
+            </w:r>
+          </w:p>
+        </w:tc>
+        <w:tc>
+          <w:tcPr>
+            <w:tcW w:type="dxa" w:w="1080"/>
+          </w:tcPr>
+          <w:p>
+            <w:r/>
+            <w:r>
+              <w:rPr>
+                <w:b w:val="0"/>
+                <w:sz w:val="18"/>
+              </w:rPr>
+              <w:t>4,629.19</w:t>
+            </w:r>
+          </w:p>
+        </w:tc>
+        <w:tc>
+          <w:tcPr>
+            <w:tcW w:type="dxa" w:w="1080"/>
+          </w:tcPr>
+          <w:p>
+            <w:r/>
+            <w:r>
+              <w:rPr>
+                <w:b w:val="0"/>
+                <w:sz w:val="18"/>
+              </w:rPr>
+              <w:t>41,662.74</w:t>
+            </w:r>
+          </w:p>
+        </w:tc>
+        <w:tc>
+          <w:tcPr>
+            <w:tcW w:type="dxa" w:w="1080"/>
+          </w:tcPr>
+          <w:p>
+            <w:r/>
+            <w:r>
+              <w:rPr>
+                <w:b w:val="0"/>
+                <w:sz w:val="18"/>
+              </w:rPr>
+              <w:t>107,448.69</w:t>
+            </w:r>
+          </w:p>
+        </w:tc>
+        <w:tc>
+          <w:tcPr>
+            <w:tcW w:type="dxa" w:w="1080"/>
+          </w:tcPr>
+          <w:p>
+            <w:r/>
+            <w:r>
+              <w:rPr>
+                <w:b w:val="0"/>
+                <w:sz w:val="18"/>
+              </w:rPr>
+              <w:t>38.77%</w:t>
+            </w:r>
+          </w:p>
+        </w:tc>
+      </w:tr>
+      <w:tr>
+        <w:tc>
+          <w:tcPr>
+            <w:tcW w:type="dxa" w:w="1080"/>
+          </w:tcPr>
+          <w:p>
+            <w:r/>
+            <w:r>
+              <w:rPr>
+                <w:b w:val="0"/>
+                <w:sz w:val="18"/>
+              </w:rPr>
+              <w:t>Hoboken, NJ</w:t>
+            </w:r>
+          </w:p>
+        </w:tc>
+        <w:tc>
+          <w:tcPr>
+            <w:tcW w:type="dxa" w:w="1080"/>
+          </w:tcPr>
+          <w:p>
+            <w:r/>
+            <w:r>
+              <w:rPr>
+                <w:b w:val="0"/>
+                <w:sz w:val="18"/>
+              </w:rPr>
+              <w:t>37,919.34</w:t>
+            </w:r>
+          </w:p>
+        </w:tc>
+        <w:tc>
+          <w:tcPr>
+            <w:tcW w:type="dxa" w:w="1080"/>
+          </w:tcPr>
+          <w:p>
+            <w:r/>
+            <w:r>
+              <w:rPr>
+                <w:b w:val="0"/>
+                <w:sz w:val="18"/>
+              </w:rPr>
+              <w:t>6,695.50</w:t>
+            </w:r>
+          </w:p>
+        </w:tc>
+        <w:tc>
+          <w:tcPr>
+            <w:tcW w:type="dxa" w:w="1080"/>
+          </w:tcPr>
+          <w:p>
+            <w:r/>
+            <w:r>
+              <w:rPr>
+                <w:b w:val="0"/>
+                <w:sz w:val="18"/>
+              </w:rPr>
+              <w:t>36,918.24</w:t>
+            </w:r>
+          </w:p>
+        </w:tc>
+        <w:tc>
+          <w:tcPr>
+            <w:tcW w:type="dxa" w:w="1080"/>
+          </w:tcPr>
+          <w:p>
+            <w:r/>
+            <w:r>
+              <w:rPr>
+                <w:b w:val="0"/>
+                <w:sz w:val="18"/>
+              </w:rPr>
+              <w:t>10,191.63</w:t>
+            </w:r>
+          </w:p>
+        </w:tc>
+        <w:tc>
+          <w:tcPr>
+            <w:tcW w:type="dxa" w:w="1080"/>
+          </w:tcPr>
+          <w:p>
+            <w:r/>
+            <w:r>
+              <w:rPr>
+                <w:b w:val="0"/>
+                <w:sz w:val="18"/>
+              </w:rPr>
+              <w:t>91,724.71</w:t>
+            </w:r>
+          </w:p>
+        </w:tc>
+        <w:tc>
+          <w:tcPr>
+            <w:tcW w:type="dxa" w:w="1080"/>
+          </w:tcPr>
+          <w:p>
+            <w:r/>
+            <w:r>
+              <w:rPr>
+                <w:b w:val="0"/>
+                <w:sz w:val="18"/>
+              </w:rPr>
+              <w:t>257,479.39</w:t>
+            </w:r>
+          </w:p>
+        </w:tc>
+        <w:tc>
+          <w:tcPr>
+            <w:tcW w:type="dxa" w:w="1080"/>
+          </w:tcPr>
+          <w:p>
+            <w:r/>
+            <w:r>
+              <w:rPr>
+                <w:b w:val="0"/>
+                <w:sz w:val="18"/>
+              </w:rPr>
+              <w:t>35.62%</w:t>
+            </w:r>
+          </w:p>
+        </w:tc>
+      </w:tr>
+      <w:tr>
+        <w:tc>
+          <w:tcPr>
+            <w:tcW w:type="dxa" w:w="1080"/>
+          </w:tcPr>
+          <w:p>
+            <w:r/>
+            <w:r>
+              <w:rPr>
+                <w:b w:val="0"/>
+                <w:sz w:val="18"/>
+              </w:rPr>
+              <w:t>Jersey City, NJ</w:t>
+            </w:r>
+          </w:p>
+        </w:tc>
+        <w:tc>
+          <w:tcPr>
+            <w:tcW w:type="dxa" w:w="1080"/>
+          </w:tcPr>
+          <w:p>
+            <w:r/>
+            <w:r>
+              <w:rPr>
+                <w:b w:val="0"/>
+                <w:sz w:val="18"/>
+              </w:rPr>
+              <w:t>37,729.68</w:t>
+            </w:r>
+          </w:p>
+        </w:tc>
+        <w:tc>
+          <w:tcPr>
+            <w:tcW w:type="dxa" w:w="1080"/>
+          </w:tcPr>
+          <w:p>
+            <w:r/>
+            <w:r>
+              <w:rPr>
+                <w:b w:val="0"/>
+                <w:sz w:val="18"/>
+              </w:rPr>
+              <w:t>6,912.75</w:t>
+            </w:r>
+          </w:p>
+        </w:tc>
+        <w:tc>
+          <w:tcPr>
+            <w:tcW w:type="dxa" w:w="1080"/>
+          </w:tcPr>
+          <w:p>
+            <w:r/>
+            <w:r>
+              <w:rPr>
+                <w:b w:val="0"/>
+                <w:sz w:val="18"/>
+              </w:rPr>
+              <w:t>42,288.55</w:t>
+            </w:r>
+          </w:p>
+        </w:tc>
+        <w:tc>
+          <w:tcPr>
+            <w:tcW w:type="dxa" w:w="1080"/>
+          </w:tcPr>
+          <w:p>
+            <w:r/>
+            <w:r>
+              <w:rPr>
+                <w:b w:val="0"/>
+                <w:sz w:val="18"/>
+              </w:rPr>
+              <w:t>10,866.37</w:t>
+            </w:r>
+          </w:p>
+        </w:tc>
+        <w:tc>
+          <w:tcPr>
+            <w:tcW w:type="dxa" w:w="1080"/>
+          </w:tcPr>
+          <w:p>
+            <w:r/>
+            <w:r>
+              <w:rPr>
+                <w:b w:val="0"/>
+                <w:sz w:val="18"/>
+              </w:rPr>
+              <w:t>97,797.35</w:t>
+            </w:r>
+          </w:p>
+        </w:tc>
+        <w:tc>
+          <w:tcPr>
+            <w:tcW w:type="dxa" w:w="1080"/>
+          </w:tcPr>
+          <w:p>
+            <w:r/>
+            <w:r>
+              <w:rPr>
+                <w:b w:val="0"/>
+                <w:sz w:val="18"/>
+              </w:rPr>
+              <w:t>295,374.65</w:t>
+            </w:r>
+          </w:p>
+        </w:tc>
+        <w:tc>
+          <w:tcPr>
+            <w:tcW w:type="dxa" w:w="1080"/>
+          </w:tcPr>
+          <w:p>
+            <w:r/>
+            <w:r>
+              <w:rPr>
+                <w:b w:val="0"/>
+                <w:sz w:val="18"/>
+              </w:rPr>
+              <w:t>33.11%</w:t>
+            </w:r>
+          </w:p>
+        </w:tc>
+      </w:tr>
+      <w:tr>
+        <w:tc>
+          <w:tcPr>
+            <w:tcW w:type="dxa" w:w="1080"/>
+          </w:tcPr>
+          <w:p>
+            <w:r/>
+            <w:r>
+              <w:rPr>
+                <w:b w:val="0"/>
+                <w:sz w:val="18"/>
+              </w:rPr>
+              <w:t>Lancaster, PA</w:t>
+            </w:r>
+          </w:p>
+        </w:tc>
+        <w:tc>
+          <w:tcPr>
+            <w:tcW w:type="dxa" w:w="1080"/>
+          </w:tcPr>
+          <w:p>
+            <w:r/>
+            <w:r>
+              <w:rPr>
+                <w:b w:val="0"/>
+                <w:sz w:val="18"/>
+              </w:rPr>
+              <w:t>10,398.83</w:t>
+            </w:r>
+          </w:p>
+        </w:tc>
+        <w:tc>
+          <w:tcPr>
+            <w:tcW w:type="dxa" w:w="1080"/>
+          </w:tcPr>
+          <w:p>
+            <w:r/>
+            <w:r>
+              <w:rPr>
+                <w:b w:val="0"/>
+                <w:sz w:val="18"/>
+              </w:rPr>
+              <w:t>1,733.50</w:t>
+            </w:r>
+          </w:p>
+        </w:tc>
+        <w:tc>
+          <w:tcPr>
+            <w:tcW w:type="dxa" w:w="1080"/>
+          </w:tcPr>
+          <w:p>
+            <w:r/>
+            <w:r>
+              <w:rPr>
+                <w:b w:val="0"/>
+                <w:sz w:val="18"/>
+              </w:rPr>
+              <w:t>4,865.64</w:t>
+            </w:r>
+          </w:p>
+        </w:tc>
+        <w:tc>
+          <w:tcPr>
+            <w:tcW w:type="dxa" w:w="1080"/>
+          </w:tcPr>
+          <w:p>
+            <w:r/>
+            <w:r>
+              <w:rPr>
+                <w:b w:val="0"/>
+                <w:sz w:val="18"/>
+              </w:rPr>
+              <w:t>2,124.75</w:t>
+            </w:r>
+          </w:p>
+        </w:tc>
+        <w:tc>
+          <w:tcPr>
+            <w:tcW w:type="dxa" w:w="1080"/>
+          </w:tcPr>
+          <w:p>
+            <w:r/>
+            <w:r>
+              <w:rPr>
+                <w:b w:val="0"/>
+                <w:sz w:val="18"/>
+              </w:rPr>
+              <w:t>19,122.71</w:t>
+            </w:r>
+          </w:p>
+        </w:tc>
+        <w:tc>
+          <w:tcPr>
+            <w:tcW w:type="dxa" w:w="1080"/>
+          </w:tcPr>
+          <w:p>
+            <w:r/>
+            <w:r>
+              <w:rPr>
+                <w:b w:val="0"/>
+                <w:sz w:val="18"/>
+              </w:rPr>
+              <w:t>32,806.69</w:t>
+            </w:r>
+          </w:p>
+        </w:tc>
+        <w:tc>
+          <w:tcPr>
+            <w:tcW w:type="dxa" w:w="1080"/>
+          </w:tcPr>
+          <w:p>
+            <w:r/>
+            <w:r>
+              <w:rPr>
+                <w:b w:val="0"/>
+                <w:sz w:val="18"/>
+              </w:rPr>
+              <w:t>58.29%</w:t>
+            </w:r>
+          </w:p>
+        </w:tc>
+      </w:tr>
+      <w:tr>
+        <w:tc>
+          <w:tcPr>
+            <w:tcW w:type="dxa" w:w="1080"/>
+          </w:tcPr>
+          <w:p>
+            <w:r/>
+            <w:r>
+              <w:rPr>
+                <w:b w:val="0"/>
+                <w:sz w:val="18"/>
+              </w:rPr>
+              <w:t>Montclair, NJ</w:t>
+            </w:r>
+          </w:p>
+        </w:tc>
+        <w:tc>
+          <w:tcPr>
+            <w:tcW w:type="dxa" w:w="1080"/>
+          </w:tcPr>
+          <w:p>
+            <w:r/>
+            <w:r>
+              <w:rPr>
+                <w:b w:val="0"/>
+                <w:sz w:val="18"/>
+              </w:rPr>
+              <w:t>24,551.71</w:t>
+            </w:r>
+          </w:p>
+        </w:tc>
+        <w:tc>
+          <w:tcPr>
+            <w:tcW w:type="dxa" w:w="1080"/>
+          </w:tcPr>
+          <w:p>
+            <w:r/>
+            <w:r>
+              <w:rPr>
+                <w:b w:val="0"/>
+                <w:sz w:val="18"/>
+              </w:rPr>
+              <w:t>3,789.00</w:t>
+            </w:r>
+          </w:p>
+        </w:tc>
+        <w:tc>
+          <w:tcPr>
+            <w:tcW w:type="dxa" w:w="1080"/>
+          </w:tcPr>
+          <w:p>
+            <w:r/>
+            <w:r>
+              <w:rPr>
+                <w:b w:val="0"/>
+                <w:sz w:val="18"/>
+              </w:rPr>
+              <w:t>21,645.70</w:t>
+            </w:r>
+          </w:p>
+        </w:tc>
+        <w:tc>
+          <w:tcPr>
+            <w:tcW w:type="dxa" w:w="1080"/>
+          </w:tcPr>
+          <w:p>
+            <w:r/>
+            <w:r>
+              <w:rPr>
+                <w:b w:val="0"/>
+                <w:sz w:val="18"/>
+              </w:rPr>
+              <w:t>6,248.30</w:t>
+            </w:r>
+          </w:p>
+        </w:tc>
+        <w:tc>
+          <w:tcPr>
+            <w:tcW w:type="dxa" w:w="1080"/>
+          </w:tcPr>
+          <w:p>
+            <w:r/>
+            <w:r>
+              <w:rPr>
+                <w:b w:val="0"/>
+                <w:sz w:val="18"/>
+              </w:rPr>
+              <w:t>56,234.71</w:t>
+            </w:r>
+          </w:p>
+        </w:tc>
+        <w:tc>
+          <w:tcPr>
+            <w:tcW w:type="dxa" w:w="1080"/>
+          </w:tcPr>
+          <w:p>
+            <w:r/>
+            <w:r>
+              <w:rPr>
+                <w:b w:val="0"/>
+                <w:sz w:val="18"/>
+              </w:rPr>
+              <w:t>148,561.71</w:t>
+            </w:r>
+          </w:p>
+        </w:tc>
+        <w:tc>
+          <w:tcPr>
+            <w:tcW w:type="dxa" w:w="1080"/>
+          </w:tcPr>
+          <w:p>
+            <w:r/>
+            <w:r>
+              <w:rPr>
+                <w:b w:val="0"/>
+                <w:sz w:val="18"/>
+              </w:rPr>
+              <w:t>37.85%</w:t>
+            </w:r>
+          </w:p>
+        </w:tc>
+      </w:tr>
+      <w:tr>
+        <w:tc>
+          <w:tcPr>
+            <w:tcW w:type="dxa" w:w="1080"/>
+          </w:tcPr>
+          <w:p>
+            <w:r/>
+            <w:r>
+              <w:rPr>
+                <w:b w:val="0"/>
+                <w:sz w:val="18"/>
+              </w:rPr>
+              <w:t>Old Bridge, NJ</w:t>
+            </w:r>
+          </w:p>
+        </w:tc>
+        <w:tc>
+          <w:tcPr>
+            <w:tcW w:type="dxa" w:w="1080"/>
+          </w:tcPr>
+          <w:p>
+            <w:r/>
+            <w:r>
+              <w:rPr>
+                <w:b w:val="0"/>
+                <w:sz w:val="18"/>
+              </w:rPr>
+              <w:t>14,053.21</w:t>
+            </w:r>
+          </w:p>
+        </w:tc>
+        <w:tc>
+          <w:tcPr>
+            <w:tcW w:type="dxa" w:w="1080"/>
+          </w:tcPr>
+          <w:p>
+            <w:r/>
+            <w:r>
+              <w:rPr>
+                <w:b w:val="0"/>
+                <w:sz w:val="18"/>
+              </w:rPr>
+              <w:t>2,249.75</w:t>
+            </w:r>
+          </w:p>
+        </w:tc>
+        <w:tc>
+          <w:tcPr>
+            <w:tcW w:type="dxa" w:w="1080"/>
+          </w:tcPr>
+          <w:p>
+            <w:r/>
+            <w:r>
+              <w:rPr>
+                <w:b w:val="0"/>
+                <w:sz w:val="18"/>
+              </w:rPr>
+              <w:t>10,241.71</w:t>
+            </w:r>
+          </w:p>
+        </w:tc>
+        <w:tc>
+          <w:tcPr>
+            <w:tcW w:type="dxa" w:w="1080"/>
+          </w:tcPr>
+          <w:p>
+            <w:r/>
+            <w:r>
+              <w:rPr>
+                <w:b w:val="0"/>
+                <w:sz w:val="18"/>
+              </w:rPr>
+              <w:t>3,318.08</w:t>
+            </w:r>
+          </w:p>
+        </w:tc>
+        <w:tc>
+          <w:tcPr>
+            <w:tcW w:type="dxa" w:w="1080"/>
+          </w:tcPr>
+          <w:p>
+            <w:r/>
+            <w:r>
+              <w:rPr>
+                <w:b w:val="0"/>
+                <w:sz w:val="18"/>
+              </w:rPr>
+              <w:t>29,862.76</w:t>
+            </w:r>
+          </w:p>
+        </w:tc>
+        <w:tc>
+          <w:tcPr>
+            <w:tcW w:type="dxa" w:w="1080"/>
+          </w:tcPr>
+          <w:p>
+            <w:r/>
+            <w:r>
+              <w:rPr>
+                <w:b w:val="0"/>
+                <w:sz w:val="18"/>
+              </w:rPr>
+              <w:t>69,805.59</w:t>
+            </w:r>
+          </w:p>
+        </w:tc>
+        <w:tc>
+          <w:tcPr>
+            <w:tcW w:type="dxa" w:w="1080"/>
+          </w:tcPr>
+          <w:p>
+            <w:r/>
+            <w:r>
+              <w:rPr>
+                <w:b w:val="0"/>
+                <w:sz w:val="18"/>
+              </w:rPr>
+              <w:t>42.78%</w:t>
+            </w:r>
+          </w:p>
+        </w:tc>
+      </w:tr>
+      <w:tr>
+        <w:tc>
+          <w:tcPr>
+            <w:tcW w:type="dxa" w:w="1080"/>
+          </w:tcPr>
+          <w:p>
+            <w:r/>
+            <w:r>
+              <w:rPr>
+                <w:b w:val="0"/>
+                <w:sz w:val="18"/>
+              </w:rPr>
+              <w:t>Red Bank, NJ</w:t>
+            </w:r>
+          </w:p>
+        </w:tc>
+        <w:tc>
+          <w:tcPr>
+            <w:tcW w:type="dxa" w:w="1080"/>
+          </w:tcPr>
+          <w:p>
+            <w:r/>
+            <w:r>
+              <w:rPr>
+                <w:b w:val="0"/>
+                <w:sz w:val="18"/>
+              </w:rPr>
+              <w:t>22,764.67</w:t>
+            </w:r>
+          </w:p>
+        </w:tc>
+        <w:tc>
+          <w:tcPr>
+            <w:tcW w:type="dxa" w:w="1080"/>
+          </w:tcPr>
+          <w:p>
+            <w:r/>
+            <w:r>
+              <w:rPr>
+                <w:b w:val="0"/>
+                <w:sz w:val="18"/>
+              </w:rPr>
+              <w:t>4,520.50</w:t>
+            </w:r>
+          </w:p>
+        </w:tc>
+        <w:tc>
+          <w:tcPr>
+            <w:tcW w:type="dxa" w:w="1080"/>
+          </w:tcPr>
+          <w:p>
+            <w:r/>
+            <w:r>
+              <w:rPr>
+                <w:b w:val="0"/>
+                <w:sz w:val="18"/>
+              </w:rPr>
+              <w:t>22,494.54</w:t>
+            </w:r>
+          </w:p>
+        </w:tc>
+        <w:tc>
+          <w:tcPr>
+            <w:tcW w:type="dxa" w:w="1080"/>
+          </w:tcPr>
+          <w:p>
+            <w:r/>
+            <w:r>
+              <w:rPr>
+                <w:b w:val="0"/>
+                <w:sz w:val="18"/>
+              </w:rPr>
+              <w:t>6,222.46</w:t>
+            </w:r>
+          </w:p>
+        </w:tc>
+        <w:tc>
+          <w:tcPr>
+            <w:tcW w:type="dxa" w:w="1080"/>
+          </w:tcPr>
+          <w:p>
+            <w:r/>
+            <w:r>
+              <w:rPr>
+                <w:b w:val="0"/>
+                <w:sz w:val="18"/>
+              </w:rPr>
+              <w:t>56,002.18</w:t>
+            </w:r>
+          </w:p>
+        </w:tc>
+        <w:tc>
+          <w:tcPr>
+            <w:tcW w:type="dxa" w:w="1080"/>
+          </w:tcPr>
+          <w:p>
+            <w:r/>
+            <w:r>
+              <w:rPr>
+                <w:b w:val="0"/>
+                <w:sz w:val="18"/>
+              </w:rPr>
+              <w:t>151,536.15</w:t>
+            </w:r>
+          </w:p>
+        </w:tc>
+        <w:tc>
+          <w:tcPr>
+            <w:tcW w:type="dxa" w:w="1080"/>
+          </w:tcPr>
+          <w:p>
+            <w:r/>
+            <w:r>
+              <w:rPr>
+                <w:b w:val="0"/>
+                <w:sz w:val="18"/>
+              </w:rPr>
+              <w:t>36.96%</w:t>
+            </w:r>
+          </w:p>
+        </w:tc>
+      </w:tr>
+      <w:tr>
+        <w:tc>
+          <w:tcPr>
+            <w:tcW w:type="dxa" w:w="1080"/>
+          </w:tcPr>
+          <w:p>
+            <w:r/>
+            <w:r>
+              <w:rPr>
+                <w:b w:val="0"/>
+                <w:sz w:val="18"/>
+              </w:rPr>
+              <w:t>Ridgewood, NJ</w:t>
+            </w:r>
+          </w:p>
+        </w:tc>
+        <w:tc>
+          <w:tcPr>
+            <w:tcW w:type="dxa" w:w="1080"/>
+          </w:tcPr>
+          <w:p>
+            <w:r/>
+            <w:r>
+              <w:rPr>
+                <w:b w:val="0"/>
+                <w:sz w:val="18"/>
+              </w:rPr>
+              <w:t>24,793.00</w:t>
+            </w:r>
+          </w:p>
+        </w:tc>
+        <w:tc>
+          <w:tcPr>
+            <w:tcW w:type="dxa" w:w="1080"/>
+          </w:tcPr>
+          <w:p>
+            <w:r/>
+            <w:r>
+              <w:rPr>
+                <w:b w:val="0"/>
+                <w:sz w:val="18"/>
+              </w:rPr>
+              <w:t>4,715.75</w:t>
+            </w:r>
+          </w:p>
+        </w:tc>
+        <w:tc>
+          <w:tcPr>
+            <w:tcW w:type="dxa" w:w="1080"/>
+          </w:tcPr>
+          <w:p>
+            <w:r/>
+            <w:r>
+              <w:rPr>
+                <w:b w:val="0"/>
+                <w:sz w:val="18"/>
+              </w:rPr>
+              <w:t>21,905.34</w:t>
+            </w:r>
+          </w:p>
+        </w:tc>
+        <w:tc>
+          <w:tcPr>
+            <w:tcW w:type="dxa" w:w="1080"/>
+          </w:tcPr>
+          <w:p>
+            <w:r/>
+            <w:r>
+              <w:rPr>
+                <w:b w:val="0"/>
+                <w:sz w:val="18"/>
+              </w:rPr>
+              <w:t>6,426.76</w:t>
+            </w:r>
+          </w:p>
+        </w:tc>
+        <w:tc>
+          <w:tcPr>
+            <w:tcW w:type="dxa" w:w="1080"/>
+          </w:tcPr>
+          <w:p>
+            <w:r/>
+            <w:r>
+              <w:rPr>
+                <w:b w:val="0"/>
+                <w:sz w:val="18"/>
+              </w:rPr>
+              <w:t>57,840.86</w:t>
+            </w:r>
+          </w:p>
+        </w:tc>
+        <w:tc>
+          <w:tcPr>
+            <w:tcW w:type="dxa" w:w="1080"/>
+          </w:tcPr>
+          <w:p>
+            <w:r/>
+            <w:r>
+              <w:rPr>
+                <w:b w:val="0"/>
+                <w:sz w:val="18"/>
+              </w:rPr>
+              <w:t>148,521.08</w:t>
+            </w:r>
+          </w:p>
+        </w:tc>
+        <w:tc>
+          <w:tcPr>
+            <w:tcW w:type="dxa" w:w="1080"/>
+          </w:tcPr>
+          <w:p>
+            <w:r/>
+            <w:r>
+              <w:rPr>
+                <w:b w:val="0"/>
+                <w:sz w:val="18"/>
+              </w:rPr>
+              <w:t>38.94%</w:t>
+            </w:r>
+          </w:p>
+        </w:tc>
+      </w:tr>
+      <w:tr>
+        <w:tc>
+          <w:tcPr>
+            <w:tcW w:type="dxa" w:w="1080"/>
+          </w:tcPr>
+          <w:p>
+            <w:r/>
+            <w:r>
+              <w:rPr>
+                <w:b w:val="0"/>
+                <w:sz w:val="18"/>
+              </w:rPr>
+              <w:t>Short Hills, NJ</w:t>
+            </w:r>
+          </w:p>
+        </w:tc>
+        <w:tc>
+          <w:tcPr>
+            <w:tcW w:type="dxa" w:w="1080"/>
+          </w:tcPr>
+          <w:p>
+            <w:r/>
+            <w:r>
+              <w:rPr>
+                <w:b w:val="0"/>
+                <w:sz w:val="18"/>
+              </w:rPr>
+              <w:t>22,885.68</w:t>
+            </w:r>
+          </w:p>
+        </w:tc>
+        <w:tc>
+          <w:tcPr>
+            <w:tcW w:type="dxa" w:w="1080"/>
+          </w:tcPr>
+          <w:p>
+            <w:r/>
+            <w:r>
+              <w:rPr>
+                <w:b w:val="0"/>
+                <w:sz w:val="18"/>
+              </w:rPr>
+              <w:t>3,433.00</w:t>
+            </w:r>
+          </w:p>
+        </w:tc>
+        <w:tc>
+          <w:tcPr>
+            <w:tcW w:type="dxa" w:w="1080"/>
+          </w:tcPr>
+          <w:p>
+            <w:r/>
+            <w:r>
+              <w:rPr>
+                <w:b w:val="0"/>
+                <w:sz w:val="18"/>
+              </w:rPr>
+              <w:t>19,211.92</w:t>
+            </w:r>
+          </w:p>
+        </w:tc>
+        <w:tc>
+          <w:tcPr>
+            <w:tcW w:type="dxa" w:w="1080"/>
+          </w:tcPr>
+          <w:p>
+            <w:r/>
+            <w:r>
+              <w:rPr>
+                <w:b w:val="0"/>
+                <w:sz w:val="18"/>
+              </w:rPr>
+              <w:t>5,691.32</w:t>
+            </w:r>
+          </w:p>
+        </w:tc>
+        <w:tc>
+          <w:tcPr>
+            <w:tcW w:type="dxa" w:w="1080"/>
+          </w:tcPr>
+          <w:p>
+            <w:r/>
+            <w:r>
+              <w:rPr>
+                <w:b w:val="0"/>
+                <w:sz w:val="18"/>
+              </w:rPr>
+              <w:t>51,221.92</w:t>
+            </w:r>
+          </w:p>
+        </w:tc>
+        <w:tc>
+          <w:tcPr>
+            <w:tcW w:type="dxa" w:w="1080"/>
+          </w:tcPr>
+          <w:p>
+            <w:r/>
+            <w:r>
+              <w:rPr>
+                <w:b w:val="0"/>
+                <w:sz w:val="18"/>
+              </w:rPr>
+              <w:t>129,971.09</w:t>
+            </w:r>
+          </w:p>
+        </w:tc>
+        <w:tc>
+          <w:tcPr>
+            <w:tcW w:type="dxa" w:w="1080"/>
+          </w:tcPr>
+          <w:p>
+            <w:r/>
+            <w:r>
+              <w:rPr>
+                <w:b w:val="0"/>
+                <w:sz w:val="18"/>
+              </w:rPr>
+              <w:t>39.41%</w:t>
+            </w:r>
+          </w:p>
+        </w:tc>
+      </w:tr>
+      <w:tr>
+        <w:tc>
+          <w:tcPr>
+            <w:tcW w:type="dxa" w:w="1080"/>
+          </w:tcPr>
+          <w:p>
+            <w:r/>
+            <w:r>
+              <w:rPr>
+                <w:b w:val="0"/>
+                <w:sz w:val="18"/>
+              </w:rPr>
+              <w:t>Tribeca, NY</w:t>
+            </w:r>
+          </w:p>
+        </w:tc>
+        <w:tc>
+          <w:tcPr>
+            <w:tcW w:type="dxa" w:w="1080"/>
+          </w:tcPr>
+          <w:p>
+            <w:r/>
+            <w:r>
+              <w:rPr>
+                <w:b w:val="0"/>
+                <w:sz w:val="18"/>
+              </w:rPr>
+              <w:t>13,001.46</w:t>
+            </w:r>
+          </w:p>
+        </w:tc>
+        <w:tc>
+          <w:tcPr>
+            <w:tcW w:type="dxa" w:w="1080"/>
+          </w:tcPr>
+          <w:p>
+            <w:r/>
+            <w:r>
+              <w:rPr>
+                <w:b w:val="0"/>
+                <w:sz w:val="18"/>
+              </w:rPr>
+              <w:t>2,075.50</w:t>
+            </w:r>
+          </w:p>
+        </w:tc>
+        <w:tc>
+          <w:tcPr>
+            <w:tcW w:type="dxa" w:w="1080"/>
+          </w:tcPr>
+          <w:p>
+            <w:r/>
+            <w:r>
+              <w:rPr>
+                <w:b w:val="0"/>
+                <w:sz w:val="18"/>
+              </w:rPr>
+              <w:t>7,455.78</w:t>
+            </w:r>
+          </w:p>
+        </w:tc>
+        <w:tc>
+          <w:tcPr>
+            <w:tcW w:type="dxa" w:w="1080"/>
+          </w:tcPr>
+          <w:p>
+            <w:r/>
+            <w:r>
+              <w:rPr>
+                <w:b w:val="0"/>
+                <w:sz w:val="18"/>
+              </w:rPr>
+              <w:t>2,816.59</w:t>
+            </w:r>
+          </w:p>
+        </w:tc>
+        <w:tc>
+          <w:tcPr>
+            <w:tcW w:type="dxa" w:w="1080"/>
+          </w:tcPr>
+          <w:p>
+            <w:r/>
+            <w:r>
+              <w:rPr>
+                <w:b w:val="0"/>
+                <w:sz w:val="18"/>
+              </w:rPr>
+              <w:t>25,349.34</w:t>
+            </w:r>
+          </w:p>
+        </w:tc>
+        <w:tc>
+          <w:tcPr>
+            <w:tcW w:type="dxa" w:w="1080"/>
+          </w:tcPr>
+          <w:p>
+            <w:r/>
+            <w:r>
+              <w:rPr>
+                <w:b w:val="0"/>
+                <w:sz w:val="18"/>
+              </w:rPr>
+              <w:t>49,808.83</w:t>
+            </w:r>
+          </w:p>
+        </w:tc>
+        <w:tc>
+          <w:tcPr>
+            <w:tcW w:type="dxa" w:w="1080"/>
+          </w:tcPr>
+          <w:p>
+            <w:r/>
+            <w:r>
+              <w:rPr>
+                <w:b w:val="0"/>
+                <w:sz w:val="18"/>
+              </w:rPr>
+              <w:t>50.89%</w:t>
+            </w:r>
+          </w:p>
+        </w:tc>
+      </w:tr>
+      <w:tr>
+        <w:tc>
+          <w:tcPr>
+            <w:tcW w:type="dxa" w:w="1080"/>
+          </w:tcPr>
+          <w:p>
+            <w:r/>
+            <w:r>
+              <w:rPr>
+                <w:b w:val="0"/>
+                <w:sz w:val="18"/>
+              </w:rPr>
+              <w:t>Waldorf, MD</w:t>
+            </w:r>
+          </w:p>
+        </w:tc>
+        <w:tc>
+          <w:tcPr>
+            <w:tcW w:type="dxa" w:w="1080"/>
+          </w:tcPr>
+          <w:p>
+            <w:r/>
+            <w:r>
+              <w:rPr>
+                <w:b w:val="0"/>
+                <w:sz w:val="18"/>
+              </w:rPr>
+              <w:t>14,133.18</w:t>
+            </w:r>
+          </w:p>
+        </w:tc>
+        <w:tc>
+          <w:tcPr>
+            <w:tcW w:type="dxa" w:w="1080"/>
+          </w:tcPr>
+          <w:p>
+            <w:r/>
+            <w:r>
+              <w:rPr>
+                <w:b w:val="0"/>
+                <w:sz w:val="18"/>
+              </w:rPr>
+              <w:t>1,041.00</w:t>
+            </w:r>
+          </w:p>
+        </w:tc>
+        <w:tc>
+          <w:tcPr>
+            <w:tcW w:type="dxa" w:w="1080"/>
+          </w:tcPr>
+          <w:p>
+            <w:r/>
+            <w:r>
+              <w:rPr>
+                <w:b w:val="0"/>
+                <w:sz w:val="18"/>
+              </w:rPr>
+              <w:t>4,973.13</w:t>
+            </w:r>
+          </w:p>
+        </w:tc>
+        <w:tc>
+          <w:tcPr>
+            <w:tcW w:type="dxa" w:w="1080"/>
+          </w:tcPr>
+          <w:p>
+            <w:r/>
+            <w:r>
+              <w:rPr>
+                <w:b w:val="0"/>
+                <w:sz w:val="18"/>
+              </w:rPr>
+              <w:t>2,518.41</w:t>
+            </w:r>
+          </w:p>
+        </w:tc>
+        <w:tc>
+          <w:tcPr>
+            <w:tcW w:type="dxa" w:w="1080"/>
+          </w:tcPr>
+          <w:p>
+            <w:r/>
+            <w:r>
+              <w:rPr>
+                <w:b w:val="0"/>
+                <w:sz w:val="18"/>
+              </w:rPr>
+              <w:t>22,665.72</w:t>
+            </w:r>
+          </w:p>
+        </w:tc>
+        <w:tc>
+          <w:tcPr>
+            <w:tcW w:type="dxa" w:w="1080"/>
+          </w:tcPr>
+          <w:p>
+            <w:r/>
+            <w:r>
+              <w:rPr>
+                <w:b w:val="0"/>
+                <w:sz w:val="18"/>
+              </w:rPr>
+              <w:t>33,728.16</w:t>
+            </w:r>
+          </w:p>
+        </w:tc>
+        <w:tc>
+          <w:tcPr>
+            <w:tcW w:type="dxa" w:w="1080"/>
+          </w:tcPr>
+          <w:p>
+            <w:r/>
+            <w:r>
+              <w:rPr>
+                <w:b w:val="0"/>
+                <w:sz w:val="18"/>
+              </w:rPr>
+              <w:t>67.20%</w:t>
+            </w:r>
+          </w:p>
+        </w:tc>
+      </w:tr>
+      <w:tr>
+        <w:tc>
+          <w:tcPr>
+            <w:tcW w:type="dxa" w:w="1080"/>
+          </w:tcPr>
+          <w:p>
+            <w:r/>
+            <w:r>
+              <w:rPr>
+                <w:b/>
+                <w:sz w:val="18"/>
+              </w:rPr>
+              <w:t>ALL CENTERS (tile)</w:t>
+            </w:r>
+          </w:p>
+        </w:tc>
+        <w:tc>
+          <w:tcPr>
+            <w:tcW w:type="dxa" w:w="1080"/>
+          </w:tcPr>
+          <w:p>
+            <w:r/>
+            <w:r>
+              <w:rPr>
+                <w:b/>
+                <w:sz w:val="18"/>
+              </w:rPr>
+              <w:t>309,040.29</w:t>
+            </w:r>
+          </w:p>
+        </w:tc>
+        <w:tc>
+          <w:tcPr>
+            <w:tcW w:type="dxa" w:w="1080"/>
+          </w:tcPr>
+          <w:p>
+            <w:r/>
+            <w:r>
+              <w:rPr>
+                <w:b/>
+                <w:sz w:val="18"/>
+              </w:rPr>
+              <w:t>51,802.25</w:t>
+            </w:r>
+          </w:p>
+        </w:tc>
+        <w:tc>
+          <w:tcPr>
+            <w:tcW w:type="dxa" w:w="1080"/>
+          </w:tcPr>
+          <w:p>
+            <w:r/>
+            <w:r>
+              <w:rPr>
+                <w:b/>
+                <w:sz w:val="18"/>
+              </w:rPr>
+              <w:t>263,178.16</w:t>
+            </w:r>
+          </w:p>
+        </w:tc>
+        <w:tc>
+          <w:tcPr>
+            <w:tcW w:type="dxa" w:w="1080"/>
+          </w:tcPr>
+          <w:p>
+            <w:r/>
+            <w:r>
+              <w:rPr>
+                <w:b/>
+                <w:sz w:val="18"/>
+              </w:rPr>
+              <w:t>78,002.59</w:t>
+            </w:r>
+          </w:p>
+        </w:tc>
+        <w:tc>
+          <w:tcPr>
+            <w:tcW w:type="dxa" w:w="1080"/>
+          </w:tcPr>
+          <w:p>
+            <w:r/>
+            <w:r>
+              <w:rPr>
+                <w:b/>
+                <w:sz w:val="18"/>
+              </w:rPr>
+              <w:t>702,023.29</w:t>
+            </w:r>
+          </w:p>
+        </w:tc>
+        <w:tc>
+          <w:tcPr>
+            <w:tcW w:type="dxa" w:w="1080"/>
+          </w:tcPr>
+          <w:p>
+            <w:r/>
+            <w:r>
+              <w:rPr>
+                <w:b/>
+                <w:sz w:val="18"/>
+              </w:rPr>
+              <w:t>1,802,083.98</w:t>
+            </w:r>
+          </w:p>
+        </w:tc>
+        <w:tc>
+          <w:tcPr>
+            <w:tcW w:type="dxa" w:w="1080"/>
+          </w:tcPr>
+          <w:p>
+            <w:r/>
+            <w:r>
+              <w:rPr>
+                <w:b/>
+                <w:sz w:val="18"/>
+              </w:rPr>
+              <w:t>38.96%</w:t>
+            </w:r>
+          </w:p>
+        </w:tc>
+      </w:tr>
+    </w:tbl>
     <w:p>
       <w:pPr>
         <w:pStyle w:val="Heading2"/>

--- a/Evolve_Dashboard_Metric_Computations.docx
+++ b/Evolve_Dashboard_Metric_Computations.docx
@@ -2807,7 +2807,7 @@
           <w:i/>
           <w:sz w:val="18"/>
         </w:rPr>
-        <w:t>Source: payroll_margin_check.sql (utils/payroll.py logic) — reconciles with live payroll_margin_pct = 38.96%. Money in $; margin pooled = Σsalary / Σsales_accrual.</w:t>
+        <w:t>Source: payroll_margin_check.sql (utils/payroll.py logic) — reconciles with live payroll_margin_pct = 22.97%. Commission = 15% of retail/product sales (item_category contains 'Retail'). Reads BRONZE_* tables (overlay off); COGS excludes 6/30. Money in $; margin pooled = Σsalary / Σsales_accrual.</w:t>
       </w:r>
     </w:p>
     <w:tbl>
@@ -3005,7 +3005,7 @@
                 <w:b w:val="0"/>
                 <w:sz w:val="18"/>
               </w:rPr>
-              <w:t>17,671.14</w:t>
+              <w:t>244.05</w:t>
             </w:r>
           </w:p>
         </w:tc>
@@ -3020,7 +3020,7 @@
                 <w:b w:val="0"/>
                 <w:sz w:val="18"/>
               </w:rPr>
-              <w:t>5,501.87</w:t>
+              <w:t>3,323.48</w:t>
             </w:r>
           </w:p>
         </w:tc>
@@ -3035,7 +3035,7 @@
                 <w:b w:val="0"/>
                 <w:sz w:val="18"/>
               </w:rPr>
-              <w:t>49,516.81</w:t>
+              <w:t>29,911.33</w:t>
             </w:r>
           </w:p>
         </w:tc>
@@ -3065,7 +3065,7 @@
                 <w:b w:val="0"/>
                 <w:sz w:val="18"/>
               </w:rPr>
-              <w:t>41.46%</w:t>
+              <w:t>25.04%</w:t>
             </w:r>
           </w:p>
         </w:tc>
@@ -3127,7 +3127,7 @@
                 <w:b w:val="0"/>
                 <w:sz w:val="18"/>
               </w:rPr>
-              <w:t>7,727.69</w:t>
+              <w:t>82.05</w:t>
             </w:r>
           </w:p>
         </w:tc>
@@ -3142,7 +3142,7 @@
                 <w:b w:val="0"/>
                 <w:sz w:val="18"/>
               </w:rPr>
-              <w:t>2,944.04</w:t>
+              <w:t>1,988.33</w:t>
             </w:r>
           </w:p>
         </w:tc>
@@ -3157,7 +3157,7 @@
                 <w:b w:val="0"/>
                 <w:sz w:val="18"/>
               </w:rPr>
-              <w:t>26,496.34</w:t>
+              <w:t>17,895.00</w:t>
             </w:r>
           </w:p>
         </w:tc>
@@ -3187,7 +3187,7 @@
                 <w:b w:val="0"/>
                 <w:sz w:val="18"/>
               </w:rPr>
-              <w:t>50.89%</w:t>
+              <w:t>34.37%</w:t>
             </w:r>
           </w:p>
         </w:tc>
@@ -3249,7 +3249,7 @@
                 <w:b w:val="0"/>
                 <w:sz w:val="18"/>
               </w:rPr>
-              <w:t>30,045.34</w:t>
+              <w:t>786.02</w:t>
             </w:r>
           </w:p>
         </w:tc>
@@ -3264,7 +3264,7 @@
                 <w:b w:val="0"/>
                 <w:sz w:val="18"/>
               </w:rPr>
-              <w:t>8,502.79</w:t>
+              <w:t>4,845.38</w:t>
             </w:r>
           </w:p>
         </w:tc>
@@ -3279,7 +3279,7 @@
                 <w:b w:val="0"/>
                 <w:sz w:val="18"/>
               </w:rPr>
-              <w:t>76,525.15</w:t>
+              <w:t>43,608.42</w:t>
             </w:r>
           </w:p>
         </w:tc>
@@ -3309,7 +3309,7 @@
                 <w:b w:val="0"/>
                 <w:sz w:val="18"/>
               </w:rPr>
-              <w:t>37.23%</w:t>
+              <w:t>21.22%</w:t>
             </w:r>
           </w:p>
         </w:tc>
@@ -3371,7 +3371,7 @@
                 <w:b w:val="0"/>
                 <w:sz w:val="18"/>
               </w:rPr>
-              <w:t>15,733.44</w:t>
+              <w:t>383.87</w:t>
             </w:r>
           </w:p>
         </w:tc>
@@ -3386,7 +3386,7 @@
                 <w:b w:val="0"/>
                 <w:sz w:val="18"/>
               </w:rPr>
-              <w:t>4,629.19</w:t>
+              <w:t>2,710.50</w:t>
             </w:r>
           </w:p>
         </w:tc>
@@ -3401,7 +3401,7 @@
                 <w:b w:val="0"/>
                 <w:sz w:val="18"/>
               </w:rPr>
-              <w:t>41,662.74</w:t>
+              <w:t>24,394.48</w:t>
             </w:r>
           </w:p>
         </w:tc>
@@ -3431,7 +3431,7 @@
                 <w:b w:val="0"/>
                 <w:sz w:val="18"/>
               </w:rPr>
-              <w:t>38.77%</w:t>
+              <w:t>22.70%</w:t>
             </w:r>
           </w:p>
         </w:tc>
@@ -3493,7 +3493,7 @@
                 <w:b w:val="0"/>
                 <w:sz w:val="18"/>
               </w:rPr>
-              <w:t>36,918.24</w:t>
+              <w:t>1,682.82</w:t>
             </w:r>
           </w:p>
         </w:tc>
@@ -3508,7 +3508,7 @@
                 <w:b w:val="0"/>
                 <w:sz w:val="18"/>
               </w:rPr>
-              <w:t>10,191.63</w:t>
+              <w:t>5,787.21</w:t>
             </w:r>
           </w:p>
         </w:tc>
@@ -3523,7 +3523,7 @@
                 <w:b w:val="0"/>
                 <w:sz w:val="18"/>
               </w:rPr>
-              <w:t>91,724.71</w:t>
+              <w:t>52,084.87</w:t>
             </w:r>
           </w:p>
         </w:tc>
@@ -3553,7 +3553,7 @@
                 <w:b w:val="0"/>
                 <w:sz w:val="18"/>
               </w:rPr>
-              <w:t>35.62%</w:t>
+              <w:t>20.23%</w:t>
             </w:r>
           </w:p>
         </w:tc>
@@ -3615,7 +3615,7 @@
                 <w:b w:val="0"/>
                 <w:sz w:val="18"/>
               </w:rPr>
-              <w:t>42,288.55</w:t>
+              <w:t>2,017.65</w:t>
             </w:r>
           </w:p>
         </w:tc>
@@ -3630,7 +3630,7 @@
                 <w:b w:val="0"/>
                 <w:sz w:val="18"/>
               </w:rPr>
-              <w:t>10,866.37</w:t>
+              <w:t>5,832.51</w:t>
             </w:r>
           </w:p>
         </w:tc>
@@ -3645,7 +3645,7 @@
                 <w:b w:val="0"/>
                 <w:sz w:val="18"/>
               </w:rPr>
-              <w:t>97,797.35</w:t>
+              <w:t>52,492.59</w:t>
             </w:r>
           </w:p>
         </w:tc>
@@ -3675,7 +3675,7 @@
                 <w:b w:val="0"/>
                 <w:sz w:val="18"/>
               </w:rPr>
-              <w:t>33.11%</w:t>
+              <w:t>17.77%</w:t>
             </w:r>
           </w:p>
         </w:tc>
@@ -3737,7 +3737,7 @@
                 <w:b w:val="0"/>
                 <w:sz w:val="18"/>
               </w:rPr>
-              <w:t>4,865.64</w:t>
+              <w:t>55.37</w:t>
             </w:r>
           </w:p>
         </w:tc>
@@ -3752,7 +3752,7 @@
                 <w:b w:val="0"/>
                 <w:sz w:val="18"/>
               </w:rPr>
-              <w:t>2,124.75</w:t>
+              <w:t>1,523.46</w:t>
             </w:r>
           </w:p>
         </w:tc>
@@ -3767,7 +3767,7 @@
                 <w:b w:val="0"/>
                 <w:sz w:val="18"/>
               </w:rPr>
-              <w:t>19,122.71</w:t>
+              <w:t>13,711.15</w:t>
             </w:r>
           </w:p>
         </w:tc>
@@ -3797,7 +3797,7 @@
                 <w:b w:val="0"/>
                 <w:sz w:val="18"/>
               </w:rPr>
-              <w:t>58.29%</w:t>
+              <w:t>41.79%</w:t>
             </w:r>
           </w:p>
         </w:tc>
@@ -3859,7 +3859,7 @@
                 <w:b w:val="0"/>
                 <w:sz w:val="18"/>
               </w:rPr>
-              <w:t>21,645.70</w:t>
+              <w:t>635.70</w:t>
             </w:r>
           </w:p>
         </w:tc>
@@ -3874,7 +3874,7 @@
                 <w:b w:val="0"/>
                 <w:sz w:val="18"/>
               </w:rPr>
-              <w:t>6,248.30</w:t>
+              <w:t>3,622.05</w:t>
             </w:r>
           </w:p>
         </w:tc>
@@ -3889,7 +3889,7 @@
                 <w:b w:val="0"/>
                 <w:sz w:val="18"/>
               </w:rPr>
-              <w:t>56,234.71</w:t>
+              <w:t>32,598.46</w:t>
             </w:r>
           </w:p>
         </w:tc>
@@ -3919,7 +3919,7 @@
                 <w:b w:val="0"/>
                 <w:sz w:val="18"/>
               </w:rPr>
-              <w:t>37.85%</w:t>
+              <w:t>21.94%</w:t>
             </w:r>
           </w:p>
         </w:tc>
@@ -3981,7 +3981,7 @@
                 <w:b w:val="0"/>
                 <w:sz w:val="18"/>
               </w:rPr>
-              <w:t>10,241.71</w:t>
+              <w:t>229.13</w:t>
             </w:r>
           </w:p>
         </w:tc>
@@ -3996,7 +3996,7 @@
                 <w:b w:val="0"/>
                 <w:sz w:val="18"/>
               </w:rPr>
-              <w:t>3,318.08</w:t>
+              <w:t>2,066.51</w:t>
             </w:r>
           </w:p>
         </w:tc>
@@ -4011,7 +4011,7 @@
                 <w:b w:val="0"/>
                 <w:sz w:val="18"/>
               </w:rPr>
-              <w:t>29,862.76</w:t>
+              <w:t>18,598.60</w:t>
             </w:r>
           </w:p>
         </w:tc>
@@ -4041,7 +4041,7 @@
                 <w:b w:val="0"/>
                 <w:sz w:val="18"/>
               </w:rPr>
-              <w:t>42.78%</w:t>
+              <w:t>26.64%</w:t>
             </w:r>
           </w:p>
         </w:tc>
@@ -4103,7 +4103,7 @@
                 <w:b w:val="0"/>
                 <w:sz w:val="18"/>
               </w:rPr>
-              <w:t>22,494.54</w:t>
+              <w:t>235.88</w:t>
             </w:r>
           </w:p>
         </w:tc>
@@ -4118,7 +4118,7 @@
                 <w:b w:val="0"/>
                 <w:sz w:val="18"/>
               </w:rPr>
-              <w:t>6,222.46</w:t>
+              <w:t>3,440.13</w:t>
             </w:r>
           </w:p>
         </w:tc>
@@ -4133,7 +4133,7 @@
                 <w:b w:val="0"/>
                 <w:sz w:val="18"/>
               </w:rPr>
-              <w:t>56,002.18</w:t>
+              <w:t>30,961.18</w:t>
             </w:r>
           </w:p>
         </w:tc>
@@ -4163,7 +4163,7 @@
                 <w:b w:val="0"/>
                 <w:sz w:val="18"/>
               </w:rPr>
-              <w:t>36.96%</w:t>
+              <w:t>20.43%</w:t>
             </w:r>
           </w:p>
         </w:tc>
@@ -4225,7 +4225,7 @@
                 <w:b w:val="0"/>
                 <w:sz w:val="18"/>
               </w:rPr>
-              <w:t>21,905.34</w:t>
+              <w:t>369.97</w:t>
             </w:r>
           </w:p>
         </w:tc>
@@ -4240,7 +4240,7 @@
                 <w:b w:val="0"/>
                 <w:sz w:val="18"/>
               </w:rPr>
-              <w:t>6,426.76</w:t>
+              <w:t>3,734.84</w:t>
             </w:r>
           </w:p>
         </w:tc>
@@ -4255,7 +4255,7 @@
                 <w:b w:val="0"/>
                 <w:sz w:val="18"/>
               </w:rPr>
-              <w:t>57,840.86</w:t>
+              <w:t>33,613.56</w:t>
             </w:r>
           </w:p>
         </w:tc>
@@ -4270,7 +4270,7 @@
                 <w:b w:val="0"/>
                 <w:sz w:val="18"/>
               </w:rPr>
-              <w:t>148,521.08</w:t>
+              <w:t>148,521.09</w:t>
             </w:r>
           </w:p>
         </w:tc>
@@ -4285,7 +4285,7 @@
                 <w:b w:val="0"/>
                 <w:sz w:val="18"/>
               </w:rPr>
-              <w:t>38.94%</w:t>
+              <w:t>22.63%</w:t>
             </w:r>
           </w:p>
         </w:tc>
@@ -4347,7 +4347,7 @@
                 <w:b w:val="0"/>
                 <w:sz w:val="18"/>
               </w:rPr>
-              <w:t>19,211.92</w:t>
+              <w:t>280.90</w:t>
             </w:r>
           </w:p>
         </w:tc>
@@ -4362,7 +4362,7 @@
                 <w:b w:val="0"/>
                 <w:sz w:val="18"/>
               </w:rPr>
-              <w:t>5,691.32</w:t>
+              <w:t>3,324.95</w:t>
             </w:r>
           </w:p>
         </w:tc>
@@ -4377,7 +4377,7 @@
                 <w:b w:val="0"/>
                 <w:sz w:val="18"/>
               </w:rPr>
-              <w:t>51,221.92</w:t>
+              <w:t>29,924.52</w:t>
             </w:r>
           </w:p>
         </w:tc>
@@ -4407,7 +4407,7 @@
                 <w:b w:val="0"/>
                 <w:sz w:val="18"/>
               </w:rPr>
-              <w:t>39.41%</w:t>
+              <w:t>23.02%</w:t>
             </w:r>
           </w:p>
         </w:tc>
@@ -4469,7 +4469,7 @@
                 <w:b w:val="0"/>
                 <w:sz w:val="18"/>
               </w:rPr>
-              <w:t>7,455.78</w:t>
+              <w:t>15.54</w:t>
             </w:r>
           </w:p>
         </w:tc>
@@ -4484,7 +4484,7 @@
                 <w:b w:val="0"/>
                 <w:sz w:val="18"/>
               </w:rPr>
-              <w:t>2,816.59</w:t>
+              <w:t>1,886.56</w:t>
             </w:r>
           </w:p>
         </w:tc>
@@ -4499,7 +4499,7 @@
                 <w:b w:val="0"/>
                 <w:sz w:val="18"/>
               </w:rPr>
-              <w:t>25,349.34</w:t>
+              <w:t>16,979.06</w:t>
             </w:r>
           </w:p>
         </w:tc>
@@ -4529,7 +4529,7 @@
                 <w:b w:val="0"/>
                 <w:sz w:val="18"/>
               </w:rPr>
-              <w:t>50.89%</w:t>
+              <w:t>34.09%</w:t>
             </w:r>
           </w:p>
         </w:tc>
@@ -4591,7 +4591,7 @@
                 <w:b w:val="0"/>
                 <w:sz w:val="18"/>
               </w:rPr>
-              <w:t>4,973.13</w:t>
+              <w:t>86.09</w:t>
             </w:r>
           </w:p>
         </w:tc>
@@ -4606,7 +4606,7 @@
                 <w:b w:val="0"/>
                 <w:sz w:val="18"/>
               </w:rPr>
-              <w:t>2,518.41</w:t>
+              <w:t>1,907.53</w:t>
             </w:r>
           </w:p>
         </w:tc>
@@ -4621,7 +4621,7 @@
                 <w:b w:val="0"/>
                 <w:sz w:val="18"/>
               </w:rPr>
-              <w:t>22,665.72</w:t>
+              <w:t>17,167.81</w:t>
             </w:r>
           </w:p>
         </w:tc>
@@ -4651,7 +4651,7 @@
                 <w:b w:val="0"/>
                 <w:sz w:val="18"/>
               </w:rPr>
-              <w:t>67.20%</w:t>
+              <w:t>50.90%</w:t>
             </w:r>
           </w:p>
         </w:tc>
@@ -4713,7 +4713,7 @@
                 <w:b/>
                 <w:sz w:val="18"/>
               </w:rPr>
-              <w:t>263,178.16</w:t>
+              <w:t>7,105.04</w:t>
             </w:r>
           </w:p>
         </w:tc>
@@ -4728,7 +4728,7 @@
                 <w:b/>
                 <w:sz w:val="18"/>
               </w:rPr>
-              <w:t>78,002.59</w:t>
+              <w:t>45,993.45</w:t>
             </w:r>
           </w:p>
         </w:tc>
@@ -4743,7 +4743,7 @@
                 <w:b/>
                 <w:sz w:val="18"/>
               </w:rPr>
-              <w:t>702,023.29</w:t>
+              <w:t>413,941.03</w:t>
             </w:r>
           </w:p>
         </w:tc>
@@ -4773,7 +4773,7 @@
                 <w:b/>
                 <w:sz w:val="18"/>
               </w:rPr>
-              <w:t>38.96%</w:t>
+              <w:t>22.97%</w:t>
             </w:r>
           </w:p>
         </w:tc>

--- a/Evolve_Dashboard_Metric_Computations.docx
+++ b/Evolve_Dashboard_Metric_Computations.docx
@@ -1467,39 +1467,11 @@
         <w:ind w:left="280"/>
       </w:pPr>
       <w:r>
-        <w:rPr>
-          <w:rFonts w:ascii="Consolas" w:hAnsi="Consolas"/>
-          <w:color w:val="1F3955"/>
-          <w:sz w:val="19"/>
-        </w:rPr>
-        <w:t>COUNT(DISTINCT guest_name) from BRONZE_ZENOTI_SALES_ACCRUAL WHERE:</w:t>
+        <w:t>SUM(new_guest_count) from BRONZE_ZENOTI_BUSINESS_KPI WHERE business_kpi_date in the reporting month</w:t>
+        <w:br/>
       </w:r>
       <w:r>
-        <w:rPr>
-          <w:rFonts w:ascii="Consolas" w:hAnsi="Consolas"/>
-          <w:color w:val="1F3955"/>
-          <w:sz w:val="19"/>
-        </w:rPr>
-        <w:br/>
-        <w:t xml:space="preserve">   the guest's FIRST-EVER sale date (MIN sale_date) falls in the reporting month</w:t>
-      </w:r>
-      <w:r>
-        <w:rPr>
-          <w:rFonts w:ascii="Consolas" w:hAnsi="Consolas"/>
-          <w:color w:val="1F3955"/>
-          <w:sz w:val="19"/>
-        </w:rPr>
-        <w:br/>
-        <w:t xml:space="preserve">   AND that first purchase is non-membership (item_category &lt;&gt; 'Memberships')</w:t>
-      </w:r>
-      <w:r>
-        <w:rPr>
-          <w:rFonts w:ascii="Consolas" w:hAnsi="Consolas"/>
-          <w:color w:val="1F3955"/>
-          <w:sz w:val="19"/>
-        </w:rPr>
-        <w:br/>
-        <w:t>(candidates pre-filtered to guests who sold this month; membership-only first sale excluded)</w:t>
+        <w:t>(Zenoti's official daily "Business KPI" export — one row per day/center; SUM honors the location filter)</w:t>
       </w:r>
     </w:p>
     <w:tbl>
@@ -1519,10 +1491,6 @@
           </w:tcPr>
           <w:p>
             <w:r>
-              <w:rPr>
-                <w:b/>
-                <w:sz w:val="19"/>
-              </w:rPr>
               <w:t>Source</w:t>
             </w:r>
           </w:p>
@@ -1533,11 +1501,7 @@
           </w:tcPr>
           <w:p>
             <w:r>
-              <w:rPr>
-                <w:b w:val="0"/>
-                <w:sz w:val="19"/>
-              </w:rPr>
-              <w:t>BRONZE_ZENOTI_SALES_ACCRUAL</w:t>
+              <w:t>dbo.BRONZE_ZENOTI_BUSINESS_KPI (LIVE) — Zenoti daily Business KPI export</w:t>
             </w:r>
           </w:p>
         </w:tc>
@@ -1549,11 +1513,7 @@
           </w:tcPr>
           <w:p>
             <w:r>
-              <w:rPr>
-                <w:b/>
-                <w:sz w:val="19"/>
-              </w:rPr>
-              <w:t xml:space="preserve">New = </w:t>
+              <w:t>New =</w:t>
             </w:r>
           </w:p>
         </w:tc>
@@ -1563,11 +1523,7 @@
           </w:tcPr>
           <w:p>
             <w:r>
-              <w:rPr>
-                <w:b w:val="0"/>
-                <w:sz w:val="19"/>
-              </w:rPr>
-              <w:t>first-ever sale date in month, first purchase non-membership</w:t>
+              <w:t>SUM of the official daily "New Guest Count" over the month</w:t>
             </w:r>
           </w:p>
         </w:tc>
@@ -1579,11 +1535,7 @@
           </w:tcPr>
           <w:p>
             <w:r>
-              <w:rPr>
-                <w:b/>
-                <w:sz w:val="19"/>
-              </w:rPr>
-              <w:t>'membershipversionid=Not Applicable'</w:t>
+              <w:t>Grain</w:t>
             </w:r>
           </w:p>
         </w:tc>
@@ -1593,11 +1545,7 @@
           </w:tcPr>
           <w:p>
             <w:r>
-              <w:rPr>
-                <w:b w:val="0"/>
-                <w:sz w:val="19"/>
-              </w:rPr>
-              <w:t>no such column on sales table -&gt; item_category &lt;&gt; 'Memberships'</w:t>
+              <w:t>one row per day per center; honors selected centers (center_name)</w:t>
             </w:r>
           </w:p>
         </w:tc>
@@ -1609,11 +1557,7 @@
           </w:tcPr>
           <w:p>
             <w:r>
-              <w:rPr>
-                <w:b/>
-                <w:sz w:val="19"/>
-              </w:rPr>
-              <w:t>Value (Jun 2026)</w:t>
+              <w:t>Value (Jul 2026 MTD, thru Jul 9)</w:t>
             </w:r>
           </w:p>
         </w:tc>
@@ -1623,11 +1567,7 @@
           </w:tcPr>
           <w:p>
             <w:r>
-              <w:rPr>
-                <w:b w:val="0"/>
-                <w:sz w:val="19"/>
-              </w:rPr>
-              <w:t>1,134</w:t>
+              <w:t>run VERIFY_METRICS.sql for the live figure (was frozen at 32 under the old CSV)</w:t>
             </w:r>
           </w:p>
         </w:tc>
@@ -1639,11 +1579,7 @@
           </w:tcPr>
           <w:p>
             <w:r>
-              <w:rPr>
-                <w:b/>
-                <w:sz w:val="19"/>
-              </w:rPr>
-              <w:t>Drives</w:t>
+              <w:t>Fallback</w:t>
             </w:r>
           </w:p>
         </w:tc>
@@ -1653,11 +1589,7 @@
           </w:tcPr>
           <w:p>
             <w:r>
-              <w:rPr>
-                <w:b w:val="0"/>
-                <w:sz w:val="19"/>
-              </w:rPr>
-              <w:t>CAC = MTD ad spend / new visits = $111,231 / 1,134 = $98.09</w:t>
+              <w:t>computed sales-accrual/cash count when the warehouse has no rows for the range</w:t>
             </w:r>
           </w:p>
         </w:tc>
@@ -1673,12 +1605,7 @@
         <w:spacing w:after="200"/>
       </w:pPr>
       <w:r>
-        <w:rPr>
-          <w:b/>
-          <w:color w:val="1E7A3C"/>
-          <w:sz w:val="19"/>
-        </w:rPr>
-        <w:t>MATCHES — Defined on sales accrual: first-ever sale date per guest_name in the month, non-membership first purchase. (Earlier iterations used Bi_FactCollections_s3 — too slow/timed out — then cash first_visit; now sales accrual per the spec.) Computed in one scan with Existing + ASP; cached + single-flight; header waits at most ~6s and otherwise keeps the cash fallback while the cache fills. Helper: utils/new_customers.py.</w:t>
+        <w:t>MATCHES — CHANGED (this session): now reads the LIVE dbo.BRONZE_ZENOTI_BUSINESS_KPI table (Zenoti's authoritative New Guest Count), replacing the stale data/new_guests_daily.json CSV that was rebuilt only by hand — July had frozen at Jul 1-2 (=32) because the Jul 3-9 CSVs were never re-imported. Same migration Rebook Rate made (utils/rebooking_kpi.py): no rebuild step, no lru_cache restart. Helper: utils/new_guests.py (new_guest_count). Falls back to the sales-accrual/cash count only for ranges the warehouse does not cover.</w:t>
       </w:r>
     </w:p>
     <w:p>
@@ -1698,39 +1625,15 @@
         <w:ind w:left="280"/>
       </w:pPr>
       <w:r>
-        <w:rPr>
-          <w:rFonts w:ascii="Consolas" w:hAnsi="Consolas"/>
-          <w:color w:val="1F3955"/>
-          <w:sz w:val="19"/>
-        </w:rPr>
-        <w:t>COUNT(DISTINCT guest_name) from BRONZE_ZENOTI_SALES_ACCRUAL WHERE:</w:t>
+        <w:t>Existing Customer Visits = Total distinct paying customers this month (cash) − New Customer Visits</w:t>
+        <w:br/>
       </w:r>
       <w:r>
-        <w:rPr>
-          <w:rFonts w:ascii="Consolas" w:hAnsi="Consolas"/>
-          <w:color w:val="1F3955"/>
-          <w:sz w:val="19"/>
-        </w:rPr>
+        <w:t xml:space="preserve">   Total = COUNT(DISTINCT guest_name WHERE sales_collected_exc_tax &gt; 0) from BRONZE_ZENOTI_CASH_COLLECTIONS</w:t>
         <w:br/>
-        <w:t xml:space="preserve">   the guest has a sale within the reporting month (&gt;0 invoice in MTD)</w:t>
       </w:r>
       <w:r>
-        <w:rPr>
-          <w:rFonts w:ascii="Consolas" w:hAnsi="Consolas"/>
-          <w:color w:val="1F3955"/>
-          <w:sz w:val="19"/>
-        </w:rPr>
-        <w:br/>
-        <w:t xml:space="preserve">   AND first-ever sale date is BEFORE this month (a past purchase not in this month -&gt; returning)</w:t>
-      </w:r>
-      <w:r>
-        <w:rPr>
-          <w:rFonts w:ascii="Consolas" w:hAnsi="Consolas"/>
-          <w:color w:val="1F3955"/>
-          <w:sz w:val="19"/>
-        </w:rPr>
-        <w:br/>
-        <w:t xml:space="preserve">   AND first purchase is non-membership (item_category &lt;&gt; 'Memberships')</w:t>
+        <w:t xml:space="preserve">   Existing = max(Total − New Customer Visits, 0)   -- returning customers only</w:t>
       </w:r>
     </w:p>
     <w:tbl>
@@ -1750,11 +1653,7 @@
           </w:tcPr>
           <w:p>
             <w:r>
-              <w:rPr>
-                <w:b/>
-                <w:sz w:val="19"/>
-              </w:rPr>
-              <w:t>Source</w:t>
+              <w:t>Definition</w:t>
             </w:r>
           </w:p>
         </w:tc>
@@ -1764,11 +1663,7 @@
           </w:tcPr>
           <w:p>
             <w:r>
-              <w:rPr>
-                <w:b w:val="0"/>
-                <w:sz w:val="19"/>
-              </w:rPr>
-              <w:t>BRONZE_ZENOTI_SALES_ACCRUAL (same scan as New)</w:t>
+              <w:t>returning customers only = Total distinct customers − New Customer Visits</w:t>
             </w:r>
           </w:p>
         </w:tc>
@@ -1780,11 +1675,7 @@
           </w:tcPr>
           <w:p>
             <w:r>
-              <w:rPr>
-                <w:b/>
-                <w:sz w:val="19"/>
-              </w:rPr>
-              <w:t xml:space="preserve">Existing = </w:t>
+              <w:t>Total source</w:t>
             </w:r>
           </w:p>
         </w:tc>
@@ -1794,11 +1685,7 @@
           </w:tcPr>
           <w:p>
             <w:r>
-              <w:rPr>
-                <w:b w:val="0"/>
-                <w:sz w:val="19"/>
-              </w:rPr>
-              <w:t>sale this month + first-ever sale before this month, non-membership first</w:t>
+              <w:t>BRONZE_ZENOTI_CASH_COLLECTIONS — DISTINCT guest_name, cash payment filter, invoice &gt; 0</w:t>
             </w:r>
           </w:p>
         </w:tc>
@@ -1810,11 +1697,7 @@
           </w:tcPr>
           <w:p>
             <w:r>
-              <w:rPr>
-                <w:b/>
-                <w:sz w:val="19"/>
-              </w:rPr>
-              <w:t>Value (Jun 2026)</w:t>
+              <w:t>New subtracted</w:t>
             </w:r>
           </w:p>
         </w:tc>
@@ -1824,11 +1707,7 @@
           </w:tcPr>
           <w:p>
             <w:r>
-              <w:rPr>
-                <w:b w:val="0"/>
-                <w:sz w:val="19"/>
-              </w:rPr>
-              <w:t>3,385</w:t>
+              <w:t>the shipped New Customer Visits value (BRONZE_ZENOTI_BUSINESS_KPI)</w:t>
             </w:r>
           </w:p>
         </w:tc>
@@ -1840,11 +1719,7 @@
           </w:tcPr>
           <w:p>
             <w:r>
-              <w:rPr>
-                <w:b/>
-                <w:sz w:val="19"/>
-              </w:rPr>
-              <w:t>Note</w:t>
+              <w:t>Guard</w:t>
             </w:r>
           </w:p>
         </w:tc>
@@ -1854,11 +1729,51 @@
           </w:tcPr>
           <w:p>
             <w:r>
-              <w:rPr>
-                <w:b w:val="0"/>
-                <w:sz w:val="19"/>
-              </w:rPr>
-              <w:t>new + existing = this-month guests with a non-membership first purchase</w:t>
+              <w:t>max(Total − New, 0) — never negative</w:t>
+            </w:r>
+          </w:p>
+        </w:tc>
+      </w:tr>
+      <w:tr>
+        <w:tc>
+          <w:tcPr>
+            <w:tcW w:type="dxa" w:w="4320"/>
+          </w:tcPr>
+          <w:p>
+            <w:r>
+              <w:t>Example (illustrative)</w:t>
+            </w:r>
+          </w:p>
+        </w:tc>
+        <w:tc>
+          <w:tcPr>
+            <w:tcW w:type="dxa" w:w="4320"/>
+          </w:tcPr>
+          <w:p>
+            <w:r>
+              <w:t>Total 4,600 − New 1,150 = 3,450 returning (run VERIFY_METRICS.sql for live)</w:t>
+            </w:r>
+          </w:p>
+        </w:tc>
+      </w:tr>
+      <w:tr>
+        <w:tc>
+          <w:tcPr>
+            <w:tcW w:type="dxa" w:w="4320"/>
+          </w:tcPr>
+          <w:p>
+            <w:r>
+              <w:t>Invariant</w:t>
+            </w:r>
+          </w:p>
+        </w:tc>
+        <w:tc>
+          <w:tcPr>
+            <w:tcW w:type="dxa" w:w="4320"/>
+          </w:tcPr>
+          <w:p>
+            <w:r>
+              <w:t>New + Existing = Total distinct customers (clean, non-overlapping partition)</w:t>
             </w:r>
           </w:p>
         </w:tc>
@@ -1874,12 +1789,170 @@
         <w:spacing w:after="200"/>
       </w:pPr>
       <w:r>
-        <w:rPr>
-          <w:b/>
-          <w:color w:val="1E7A3C"/>
-          <w:sz w:val="19"/>
-        </w:rPr>
-        <w:t>MATCHES — Inverse of New Customer Visits (first sale before the month vs in the month), computed in the same sales-accrual scan. Header card uses h.existing_client_count; the location-table TOTAL row was aligned to this header value.</w:t>
+        <w:t>MATCHES — CHANGED (this session): now RETURNING customers only = Total distinct paying customers (cash) − New Customer Visits, so New + Existing = Total with no double-count. Previously it was overridden to total_customer_count (ALL distinct customers), which counted new customers as existing and made New + Existing exceed Total. KPI title unchanged ("Existing Customer Visits"). ASP (Existing) is unaffected — it still uses asp_existing_clients from the main query, not this count. routers/mtd.py.</w:t>
+      </w:r>
+    </w:p>
+    <w:p>
+      <w:pPr>
+        <w:pStyle w:val="Heading2"/>
+      </w:pPr>
+      <w:r>
+        <w:t>Existing Members</w:t>
+      </w:r>
+    </w:p>
+    <w:p>
+      <w:r>
+        <w:t>COUNT(DISTINCT guest_code) from BRONZE_ZENOTI_MEMBERSHIPS_SALES WHERE sale_date in the reporting month</w:t>
+        <w:br/>
+        <w:t>(every member with membership activity this month — new sign-ups AND recurring auto-bills — counted once)</w:t>
+      </w:r>
+    </w:p>
+    <w:tbl>
+      <w:tblPr>
+        <w:tblStyle w:val="TableGrid"/>
+        <w:tblW w:type="auto" w:w="0"/>
+        <w:tblLook w:firstColumn="1" w:firstRow="1" w:lastColumn="0" w:lastRow="0" w:noHBand="0" w:noVBand="1" w:val="04A0"/>
+      </w:tblPr>
+      <w:tblGrid>
+        <w:gridCol w:w="4320"/>
+        <w:gridCol w:w="4320"/>
+      </w:tblGrid>
+      <w:tr>
+        <w:tc>
+          <w:tcPr>
+            <w:tcW w:type="dxa" w:w="4320"/>
+          </w:tcPr>
+          <w:p>
+            <w:r>
+              <w:t>Source</w:t>
+            </w:r>
+          </w:p>
+        </w:tc>
+        <w:tc>
+          <w:tcPr>
+            <w:tcW w:type="dxa" w:w="4320"/>
+          </w:tcPr>
+          <w:p>
+            <w:r>
+              <w:t>dbo.BRONZE_ZENOTI_MEMBERSHIPS_SALES (LIVE)</w:t>
+            </w:r>
+          </w:p>
+        </w:tc>
+      </w:tr>
+      <w:tr>
+        <w:tc>
+          <w:tcPr>
+            <w:tcW w:type="dxa" w:w="4320"/>
+          </w:tcPr>
+          <w:p>
+            <w:r>
+              <w:t>Existing Members =</w:t>
+            </w:r>
+          </w:p>
+        </w:tc>
+        <w:tc>
+          <w:tcPr>
+            <w:tcW w:type="dxa" w:w="4320"/>
+          </w:tcPr>
+          <w:p>
+            <w:r>
+              <w:t>DISTINCT guest_code with any membership sale/bill this month</w:t>
+            </w:r>
+          </w:p>
+        </w:tc>
+      </w:tr>
+      <w:tr>
+        <w:tc>
+          <w:tcPr>
+            <w:tcW w:type="dxa" w:w="4320"/>
+          </w:tcPr>
+          <w:p>
+            <w:r>
+              <w:t>Includes</w:t>
+            </w:r>
+          </w:p>
+        </w:tc>
+        <w:tc>
+          <w:tcPr>
+            <w:tcW w:type="dxa" w:w="4320"/>
+          </w:tcPr>
+          <w:p>
+            <w:r>
+              <w:t>new sign-ups + recurring auto-bills (no sale_type filter) — total distinct member base</w:t>
+            </w:r>
+          </w:p>
+        </w:tc>
+      </w:tr>
+      <w:tr>
+        <w:tc>
+          <w:tcPr>
+            <w:tcW w:type="dxa" w:w="4320"/>
+          </w:tcPr>
+          <w:p>
+            <w:r>
+              <w:t>New Members (contrast)</w:t>
+            </w:r>
+          </w:p>
+        </w:tc>
+        <w:tc>
+          <w:tcPr>
+            <w:tcW w:type="dxa" w:w="4320"/>
+          </w:tcPr>
+          <w:p>
+            <w:r>
+              <w:t>sale_type='Sale' + start_date in month (utils/memberships.py new_memberships)</w:t>
+            </w:r>
+          </w:p>
+        </w:tc>
+      </w:tr>
+      <w:tr>
+        <w:tc>
+          <w:tcPr>
+            <w:tcW w:type="dxa" w:w="4320"/>
+          </w:tcPr>
+          <w:p>
+            <w:r>
+              <w:t>Value (Jul 2026 MTD)</w:t>
+            </w:r>
+          </w:p>
+        </w:tc>
+        <w:tc>
+          <w:tcPr>
+            <w:tcW w:type="dxa" w:w="4320"/>
+          </w:tcPr>
+          <w:p>
+            <w:r>
+              <w:t>run VERIFY_METRICS.sql (live); invariant: new_members ≤ existing_members</w:t>
+            </w:r>
+          </w:p>
+        </w:tc>
+      </w:tr>
+      <w:tr>
+        <w:tc>
+          <w:tcPr>
+            <w:tcW w:type="dxa" w:w="4320"/>
+          </w:tcPr>
+          <w:p>
+            <w:r>
+              <w:t>Parallels</w:t>
+            </w:r>
+          </w:p>
+        </w:tc>
+        <w:tc>
+          <w:tcPr>
+            <w:tcW w:type="dxa" w:w="4320"/>
+          </w:tcPr>
+          <w:p>
+            <w:r>
+              <w:t>Existing Customer Visits shape (total distinct transacting), on the membership table</w:t>
+            </w:r>
+          </w:p>
+        </w:tc>
+      </w:tr>
+    </w:tbl>
+    <w:p>
+      <w:r>
+        <w:t>NEW (this session) — total distinct members transacting this month, the membership analogue of Existing Customer Visits' "total distinct" shape. Helper: utils/memberships.py (existing_members); exposed as result['existing_members'] in /api/mtd-kpi-header. Not yet a dashboard tile (Memberships view is still Coming Soon). New Members is a subset (sale_type='Sale').</w:t>
       </w:r>
     </w:p>
     <w:p>
@@ -6071,11 +6144,7 @@
           </w:tcPr>
           <w:p>
             <w:r>
-              <w:rPr>
-                <w:b/>
-                <w:sz w:val="19"/>
-              </w:rPr>
-              <w:t>Google (Jun 2026 MTD)</w:t>
+              <w:t>Google (Sheet1, Jul 2026 MTD)</w:t>
             </w:r>
           </w:p>
         </w:tc>
@@ -6085,11 +6154,7 @@
           </w:tcPr>
           <w:p>
             <w:r>
-              <w:rPr>
-                <w:b w:val="0"/>
-                <w:sz w:val="19"/>
-              </w:rPr>
-              <w:t>$33,450.51</w:t>
+              <w:t>$11,991.03</w:t>
             </w:r>
           </w:p>
         </w:tc>
@@ -6101,11 +6166,7 @@
           </w:tcPr>
           <w:p>
             <w:r>
-              <w:rPr>
-                <w:b/>
-                <w:sz w:val="19"/>
-              </w:rPr>
-              <w:t>Facebook (Jun 2026 MTD)</w:t>
+              <w:t>Facebook (Fb, Jul 2026 MTD)</w:t>
             </w:r>
           </w:p>
         </w:tc>
@@ -6115,11 +6176,7 @@
           </w:tcPr>
           <w:p>
             <w:r>
-              <w:rPr>
-                <w:b w:val="0"/>
-                <w:sz w:val="19"/>
-              </w:rPr>
-              <w:t>$77,780.82</w:t>
+              <w:t>$24,833.50</w:t>
             </w:r>
           </w:p>
         </w:tc>
@@ -6131,10 +6188,6 @@
           </w:tcPr>
           <w:p>
             <w:r>
-              <w:rPr>
-                <w:b/>
-                <w:sz w:val="19"/>
-              </w:rPr>
               <w:t>Computed value</w:t>
             </w:r>
           </w:p>
@@ -6145,11 +6198,7 @@
           </w:tcPr>
           <w:p>
             <w:r>
-              <w:rPr>
-                <w:b w:val="0"/>
-                <w:sz w:val="19"/>
-              </w:rPr>
-              <w:t>$111,231.35 (~$111K)</w:t>
+              <w:t>$36,824.53  (Jul 1-9, 2026)</w:t>
             </w:r>
           </w:p>
         </w:tc>
@@ -6161,11 +6210,7 @@
           </w:tcPr>
           <w:p>
             <w:r>
-              <w:rPr>
-                <w:b/>
-                <w:sz w:val="19"/>
-              </w:rPr>
-              <w:t>Dashboard (after deploy)</w:t>
+              <w:t>Coverage</w:t>
             </w:r>
           </w:p>
         </w:tc>
@@ -6175,11 +6220,29 @@
           </w:tcPr>
           <w:p>
             <w:r>
-              <w:rPr>
-                <w:b w:val="0"/>
-                <w:sz w:val="19"/>
-              </w:rPr>
-              <w:t>~$111K</w:t>
+              <w:t>through 2026-07-09 (refreshed workbook)</w:t>
+            </w:r>
+          </w:p>
+        </w:tc>
+      </w:tr>
+      <w:tr>
+        <w:tc>
+          <w:tcPr>
+            <w:tcW w:type="dxa" w:w="4320"/>
+          </w:tcPr>
+          <w:p>
+            <w:r>
+              <w:t>Dashboard (after restart)</w:t>
+            </w:r>
+          </w:p>
+        </w:tc>
+        <w:tc>
+          <w:tcPr>
+            <w:tcW w:type="dxa" w:w="4320"/>
+          </w:tcPr>
+          <w:p>
+            <w:r>
+              <w:t>~$36.8K</w:t>
             </w:r>
           </w:p>
         </w:tc>
@@ -6195,12 +6258,7 @@
         <w:spacing w:after="200"/>
       </w:pPr>
       <w:r>
-        <w:rPr>
-          <w:b/>
-          <w:color w:val="1E7A3C"/>
-          <w:sz w:val="19"/>
-        </w:rPr>
-        <w:t>MATCHES — NOT FROM THE DATABASE. Source is a bundled static file: data/Google Ads.xlsx -&gt; data/ad_spend_daily.json (regenerate via scripts/build_ad_spend_json.py when refreshed). Sums the 'google' AND 'Fb' tabs only (Sheet1 is excluded to avoid double-counting). MTD figure is summed dynamically for the window; spend data is static. Chain-level only (campaigns aren't location-tagged).</w:t>
+        <w:t>MATCHES — NOT FROM THE DATABASE. Source is the bundled workbook data/Google Ads.xlsx -&gt; data/ad_spend_daily.json (rebuild via scripts/build_ad_spend_json.py after refreshing). Sums BOTH tabs: Sheet1 = Google, Fb = Facebook (the workbook has no separate 'google' tab). REFRESHED this session from the latest export — coverage moved Jul 3 -&gt; Jul 9, so July MTD went $11,737 -&gt; $36,824.53. Chain-level only (campaigns are not location-tagged). Note: _daily() is lru_cached, so a running API process needs a restart to pick up the rebuilt JSON. No live DB table exists for ad spend, so this stays a manual refresh.</w:t>
       </w:r>
     </w:p>
     <w:p>
@@ -6245,10 +6303,6 @@
           </w:tcPr>
           <w:p>
             <w:r>
-              <w:rPr>
-                <w:b/>
-                <w:sz w:val="19"/>
-              </w:rPr>
               <w:t>Numerator (MTD ad spend, Google+FB)</w:t>
             </w:r>
           </w:p>
@@ -6259,11 +6313,7 @@
           </w:tcPr>
           <w:p>
             <w:r>
-              <w:rPr>
-                <w:b w:val="0"/>
-                <w:sz w:val="19"/>
-              </w:rPr>
-              <w:t>111,231.35</w:t>
+              <w:t>36,824.53  (Jul 1-9, 2026)</w:t>
             </w:r>
           </w:p>
         </w:tc>
@@ -6275,11 +6325,7 @@
           </w:tcPr>
           <w:p>
             <w:r>
-              <w:rPr>
-                <w:b/>
-                <w:sz w:val="19"/>
-              </w:rPr>
-              <w:t>Denominator (new customers)</w:t>
+              <w:t>Denominator (New Customer Visits)</w:t>
             </w:r>
           </w:p>
         </w:tc>
@@ -6289,11 +6335,7 @@
           </w:tcPr>
           <w:p>
             <w:r>
-              <w:rPr>
-                <w:b w:val="0"/>
-                <w:sz w:val="19"/>
-              </w:rPr>
-              <w:t>605</w:t>
+              <w:t>live BRONZE_ZENOTI_BUSINESS_KPI new_guest_count (run VERIFY)</w:t>
             </w:r>
           </w:p>
         </w:tc>
@@ -6305,10 +6347,6 @@
           </w:tcPr>
           <w:p>
             <w:r>
-              <w:rPr>
-                <w:b/>
-                <w:sz w:val="19"/>
-              </w:rPr>
               <w:t>Computed value</w:t>
             </w:r>
           </w:p>
@@ -6319,11 +6357,7 @@
           </w:tcPr>
           <w:p>
             <w:r>
-              <w:rPr>
-                <w:b w:val="0"/>
-                <w:sz w:val="19"/>
-              </w:rPr>
-              <w:t>$183.85</w:t>
+              <w:t>ad spend ÷ new visits  (example: 36,824.53 ÷ 1,150 = $32.02)</w:t>
             </w:r>
           </w:p>
         </w:tc>
@@ -6335,11 +6369,7 @@
           </w:tcPr>
           <w:p>
             <w:r>
-              <w:rPr>
-                <w:b/>
-                <w:sz w:val="19"/>
-              </w:rPr>
-              <w:t>Dashboard (after deploy)</w:t>
+              <w:t>Dashboard (after restart)</w:t>
             </w:r>
           </w:p>
         </w:tc>
@@ -6349,11 +6379,7 @@
           </w:tcPr>
           <w:p>
             <w:r>
-              <w:rPr>
-                <w:b w:val="0"/>
-                <w:sz w:val="19"/>
-              </w:rPr>
-              <w:t>~$184</w:t>
+              <w:t>MTD ad spend ÷ New Customer Visits</w:t>
             </w:r>
           </w:p>
         </w:tc>
@@ -6369,12 +6395,7 @@
         <w:spacing w:after="200"/>
       </w:pPr>
       <w:r>
-        <w:rPr>
-          <w:b/>
-          <w:color w:val="1E7A3C"/>
-          <w:sz w:val="19"/>
-        </w:rPr>
-        <w:t>MATCHES — Numerator from the bundled ad-spend file (Google + Facebook); denominator (new customers) from the DB. Correct on the All-Locations view; if a single location is selected, ad spend stays chain-wide while new customers is location-scoped, so CAC is mismatched there.</w:t>
+        <w:t>MATCHES — CAC = MTD Ad Spend / New Customer Visits (routers/mtd.py). Numerator from the refreshed bundled workbook (Google + Facebook, thru Jul 9); denominator is now the LIVE Business KPI new_guest_count (this session migration), so both sides are current. All-Locations is correct; for a single location, ad spend stays chain-wide while New is location-scoped, so CAC is mismatched there.</w:t>
       </w:r>
     </w:p>
     <w:p>
@@ -6993,6 +7014,38 @@
           <w:sz w:val="20"/>
         </w:rPr>
         <w:t>KPI header performance — the /api/mtd-kpi-header handler ran ~10 queries sequentially (~27s), tripping the gateway timeout (502s) and leaving the Overview hanging. Fixes: (1) enrichment helpers now run in parallel (ThreadPoolExecutor); (2) the connection pool was serializing that parallelism — get_sql_connection ran its SELECT-1 health check while holding the global lock, so one dead pooled connection blocked every checkout for the full timeout, and run_query returned timed-out (dead) connections to the pool; both fixed (validate lock-free, close dead connections); (3) the two slow Bi_* metrics were moved onto the main cash query (see above). Header is now ~3-5s and the concurrent Overview load (header + operations-summary) no longer 500s.</w:t>
+      </w:r>
+    </w:p>
+    <w:p>
+      <w:pPr>
+        <w:pStyle w:val="ListBullet"/>
+      </w:pPr>
+      <w:r>
+        <w:t>New Customer Visits — MIGRATED to the LIVE dbo.BRONZE_ZENOTI_BUSINESS_KPI table (SUM new_guest_count), replacing the stale data/new_guests_daily.json CSV that froze July at Jul 1-2 (=32). No rebuild/restart needed. utils/new_guests.py.</w:t>
+      </w:r>
+    </w:p>
+    <w:p>
+      <w:pPr>
+        <w:pStyle w:val="ListBullet"/>
+      </w:pPr>
+      <w:r>
+        <w:t>Existing Customer Visits — now RETURNING only = Total distinct customers (cash) − New Customer Visits, so New + Existing = Total (was overridden to total distinct, double-counting new customers). KPI title unchanged. routers/mtd.py.</w:t>
+      </w:r>
+    </w:p>
+    <w:p>
+      <w:pPr>
+        <w:pStyle w:val="ListBullet"/>
+      </w:pPr>
+      <w:r>
+        <w:t>Existing Members — NEW metric: DISTINCT guest_code with a membership sale this month (new + recurring) from BRONZE_ZENOTI_MEMBERSHIPS_SALES. utils/memberships.py (existing_members); in the API header, not yet a tile.</w:t>
+      </w:r>
+    </w:p>
+    <w:p>
+      <w:pPr>
+        <w:pStyle w:val="ListBullet"/>
+      </w:pPr>
+      <w:r>
+        <w:t>MTD Ad Spend / CAC — refreshed data/Google Ads.xlsx (Sheet1=Google + Fb=Facebook) through Jul 9: July MTD $11,737 -&gt; $36,824.53. lru_cache =&gt; restart to apply. No live DB source exists for ad spend.</w:t>
       </w:r>
     </w:p>
     <w:sectPr>
